--- a/_pages/includes/Resume-ZH.docx
+++ b/_pages/includes/Resume-ZH.docx
@@ -132,37 +132,12 @@
                               </w:rPr>
                               <w:t xml:space="preserve">, </w:t>
                             </w:r>
-                            <w:proofErr w:type="spellStart"/>
                             <w:r>
                               <w:rPr>
                                 <w:rFonts w:ascii="Palatino Linotype" w:eastAsia="PMingLiU" w:hAnsi="Palatino Linotype" w:cs="Times New Roman"/>
                                 <w:szCs w:val="21"/>
                               </w:rPr>
-                              <w:t>Jiahan</w:t>
-                            </w:r>
-                            <w:proofErr w:type="spellEnd"/>
-                            <w:r>
-                              <w:rPr>
-                                <w:rFonts w:ascii="Palatino Linotype" w:eastAsia="PMingLiU" w:hAnsi="Palatino Linotype" w:cs="Times New Roman"/>
-                                <w:szCs w:val="21"/>
-                              </w:rPr>
-                              <w:t xml:space="preserve"> Ren, Yan Zhang, Jian Wu, Hongwei Wang, </w:t>
-                            </w:r>
-                            <w:proofErr w:type="spellStart"/>
-                            <w:r>
-                              <w:rPr>
-                                <w:rFonts w:ascii="Palatino Linotype" w:eastAsia="PMingLiU" w:hAnsi="Palatino Linotype" w:cs="Times New Roman"/>
-                                <w:szCs w:val="21"/>
-                              </w:rPr>
-                              <w:t>Zuozhu</w:t>
-                            </w:r>
-                            <w:proofErr w:type="spellEnd"/>
-                            <w:r>
-                              <w:rPr>
-                                <w:rFonts w:ascii="Palatino Linotype" w:eastAsia="PMingLiU" w:hAnsi="Palatino Linotype" w:cs="Times New Roman"/>
-                                <w:szCs w:val="21"/>
-                              </w:rPr>
-                              <w:t xml:space="preserve"> Liu</w:t>
+                              <w:t>Jiahan Ren, Yan Zhang, Jian Wu, Hongwei Wang, Zuozhu Liu</w:t>
                             </w:r>
                             <w:r>
                               <w:rPr>
@@ -515,39 +490,7 @@
                                 <w:rFonts w:ascii="Palatino Linotype" w:eastAsia="PMingLiU" w:hAnsi="Palatino Linotype" w:cs="Times New Roman"/>
                                 <w:szCs w:val="21"/>
                               </w:rPr>
-                              <w:t xml:space="preserve">, Yan Zhang, </w:t>
-                            </w:r>
-                            <w:proofErr w:type="spellStart"/>
-                            <w:r>
-                              <w:rPr>
-                                <w:rFonts w:ascii="Palatino Linotype" w:eastAsia="PMingLiU" w:hAnsi="Palatino Linotype" w:cs="Times New Roman"/>
-                                <w:szCs w:val="21"/>
-                              </w:rPr>
-                              <w:t>Zijie</w:t>
-                            </w:r>
-                            <w:proofErr w:type="spellEnd"/>
-                            <w:r>
-                              <w:rPr>
-                                <w:rFonts w:ascii="Palatino Linotype" w:eastAsia="PMingLiU" w:hAnsi="Palatino Linotype" w:cs="Times New Roman"/>
-                                <w:szCs w:val="21"/>
-                              </w:rPr>
-                              <w:t xml:space="preserve"> Meng, </w:t>
-                            </w:r>
-                            <w:proofErr w:type="spellStart"/>
-                            <w:r>
-                              <w:rPr>
-                                <w:rFonts w:ascii="Palatino Linotype" w:eastAsia="PMingLiU" w:hAnsi="Palatino Linotype" w:cs="Times New Roman"/>
-                                <w:szCs w:val="21"/>
-                              </w:rPr>
-                              <w:t>Zuozhu</w:t>
-                            </w:r>
-                            <w:proofErr w:type="spellEnd"/>
-                            <w:r>
-                              <w:rPr>
-                                <w:rFonts w:ascii="Palatino Linotype" w:eastAsia="PMingLiU" w:hAnsi="Palatino Linotype" w:cs="Times New Roman"/>
-                                <w:szCs w:val="21"/>
-                              </w:rPr>
-                              <w:t xml:space="preserve"> Liu</w:t>
+                              <w:t>, Yan Zhang, Zijie Meng, Zuozhu Liu</w:t>
                             </w:r>
                             <w:r>
                               <w:rPr>
@@ -759,91 +702,39 @@
                                 <w:rFonts w:ascii="Palatino Linotype" w:eastAsia="PMingLiU" w:hAnsi="Palatino Linotype" w:cs="Times New Roman"/>
                                 <w:szCs w:val="21"/>
                               </w:rPr>
-                              <w:t xml:space="preserve">, Yan Zhang*, Hao Li, </w:t>
-                            </w:r>
-                            <w:proofErr w:type="spellStart"/>
+                              <w:t xml:space="preserve">, Yan Zhang*, Hao Li, Wenqiang Liu, Jun Lang, </w:t>
+                            </w:r>
                             <w:r>
                               <w:rPr>
                                 <w:rFonts w:ascii="Palatino Linotype" w:eastAsia="PMingLiU" w:hAnsi="Palatino Linotype" w:cs="Times New Roman"/>
                                 <w:szCs w:val="21"/>
                               </w:rPr>
-                              <w:t>Wenqiang</w:t>
-                            </w:r>
-                            <w:proofErr w:type="spellEnd"/>
+                              <w:t>Yang Feng, Jian Wu, Zuozhu Liu</w:t>
+                            </w:r>
+                            <w:r>
+                              <w:rPr>
+                                <w:rFonts w:ascii="Palatino Linotype" w:eastAsia="PMingLiU" w:hAnsi="Palatino Linotype" w:cs="Times New Roman" w:hint="eastAsia"/>
+                                <w:szCs w:val="21"/>
+                              </w:rPr>
+                              <w:t xml:space="preserve">, </w:t>
+                            </w:r>
                             <w:r>
                               <w:rPr>
                                 <w:rFonts w:ascii="Palatino Linotype" w:eastAsia="PMingLiU" w:hAnsi="Palatino Linotype" w:cs="Times New Roman"/>
                                 <w:szCs w:val="21"/>
                               </w:rPr>
-                              <w:t xml:space="preserve"> Liu, Jun Lang, </w:t>
-                            </w:r>
-                            <w:r>
-                              <w:rPr>
-                                <w:rFonts w:ascii="Palatino Linotype" w:eastAsia="PMingLiU" w:hAnsi="Palatino Linotype" w:cs="Times New Roman"/>
-                                <w:szCs w:val="21"/>
-                              </w:rPr>
-                              <w:t xml:space="preserve">Yang Feng, Jian Wu, </w:t>
-                            </w:r>
-                            <w:proofErr w:type="spellStart"/>
-                            <w:r>
-                              <w:rPr>
-                                <w:rFonts w:ascii="Palatino Linotype" w:eastAsia="PMingLiU" w:hAnsi="Palatino Linotype" w:cs="Times New Roman"/>
-                                <w:szCs w:val="21"/>
-                              </w:rPr>
-                              <w:t>Zuozhu</w:t>
-                            </w:r>
-                            <w:proofErr w:type="spellEnd"/>
-                            <w:r>
-                              <w:rPr>
-                                <w:rFonts w:ascii="Palatino Linotype" w:eastAsia="PMingLiU" w:hAnsi="Palatino Linotype" w:cs="Times New Roman"/>
-                                <w:szCs w:val="21"/>
-                              </w:rPr>
-                              <w:t xml:space="preserve"> Liu</w:t>
-                            </w:r>
-                            <w:r>
-                              <w:rPr>
-                                <w:rFonts w:ascii="Palatino Linotype" w:eastAsia="PMingLiU" w:hAnsi="Palatino Linotype" w:cs="Times New Roman" w:hint="eastAsia"/>
-                                <w:szCs w:val="21"/>
-                              </w:rPr>
-                              <w:t xml:space="preserve">, </w:t>
-                            </w:r>
-                            <w:r>
-                              <w:rPr>
-                                <w:rFonts w:ascii="Palatino Linotype" w:eastAsia="PMingLiU" w:hAnsi="Palatino Linotype" w:cs="Times New Roman"/>
-                                <w:szCs w:val="21"/>
-                              </w:rPr>
                               <w:t>“</w:t>
                             </w:r>
-                            <w:proofErr w:type="spellStart"/>
-                            <w:r>
-                              <w:fldChar w:fldCharType="begin"/>
-                            </w:r>
-                            <w:r>
-                              <w:instrText>HYPERLINK "https://arxiv.org/abs/2402.16379"</w:instrText>
-                            </w:r>
-                            <w:r>
-                              <w:fldChar w:fldCharType="separate"/>
-                            </w:r>
-                            <w:r>
-                              <w:rPr>
-                                <w:rStyle w:val="a4"/>
-                                <w:rFonts w:ascii="Palatino Linotype" w:eastAsia="PMingLiU" w:hAnsi="Palatino Linotype" w:cs="Times New Roman"/>
-                                <w:szCs w:val="21"/>
-                              </w:rPr>
-                              <w:t>TEaR</w:t>
-                            </w:r>
-                            <w:proofErr w:type="spellEnd"/>
-                            <w:r>
-                              <w:rPr>
-                                <w:rStyle w:val="a4"/>
-                                <w:rFonts w:ascii="Palatino Linotype" w:eastAsia="PMingLiU" w:hAnsi="Palatino Linotype" w:cs="Times New Roman"/>
-                                <w:szCs w:val="21"/>
-                              </w:rPr>
-                              <w:t>: Improving LLM-based Machine Translation with Systematic Self-Refinement</w:t>
-                            </w:r>
-                            <w:r>
-                              <w:fldChar w:fldCharType="end"/>
-                            </w:r>
+                            <w:hyperlink r:id="rId10" w:history="1">
+                              <w:r>
+                                <w:rPr>
+                                  <w:rStyle w:val="a4"/>
+                                  <w:rFonts w:ascii="Palatino Linotype" w:eastAsia="PMingLiU" w:hAnsi="Palatino Linotype" w:cs="Times New Roman"/>
+                                  <w:szCs w:val="21"/>
+                                </w:rPr>
+                                <w:t>TEaR: Improving LLM-based Machine Translation with Systematic Self-Refinement</w:t>
+                              </w:r>
+                            </w:hyperlink>
                             <w:r>
                               <w:rPr>
                                 <w:rFonts w:ascii="Palatino Linotype" w:eastAsia="PMingLiU" w:hAnsi="Palatino Linotype" w:cs="Times New Roman"/>
@@ -927,44 +818,44 @@
                               </w:rPr>
                               <w:t>(</w:t>
                             </w:r>
-                            <w:proofErr w:type="spellStart"/>
-                            <w:r>
-                              <w:fldChar w:fldCharType="begin"/>
-                            </w:r>
-                            <w:r>
-                              <w:instrText>HYPERLINK "https://github.com/fzp0424/self_correct_mt"</w:instrText>
-                            </w:r>
-                            <w:r>
-                              <w:fldChar w:fldCharType="separate"/>
-                            </w:r>
-                            <w:r>
-                              <w:rPr>
-                                <w:rStyle w:val="a4"/>
-                                <w:rFonts w:ascii="Palatino Linotype" w:hAnsi="Palatino Linotype" w:cs="Times New Roman" w:hint="eastAsia"/>
-                                <w:b/>
-                                <w:bCs/>
-                                <w:i/>
-                                <w:iCs/>
-                                <w:szCs w:val="21"/>
-                              </w:rPr>
-                              <w:t>Github</w:t>
-                            </w:r>
-                            <w:proofErr w:type="spellEnd"/>
-                            <w:r>
-                              <w:rPr>
-                                <w:rStyle w:val="a4"/>
-                                <w:rFonts w:ascii="Palatino Linotype" w:hAnsi="Palatino Linotype" w:cs="Times New Roman" w:hint="eastAsia"/>
-                                <w:b/>
-                                <w:bCs/>
-                                <w:i/>
-                                <w:iCs/>
-                                <w:szCs w:val="21"/>
-                              </w:rPr>
-                              <w:t xml:space="preserve"> 40+ stars</w:t>
-                            </w:r>
-                            <w:r>
-                              <w:fldChar w:fldCharType="end"/>
-                            </w:r>
+                            <w:hyperlink r:id="rId11" w:history="1">
+                              <w:r>
+                                <w:rPr>
+                                  <w:rStyle w:val="a4"/>
+                                  <w:rFonts w:ascii="Palatino Linotype" w:hAnsi="Palatino Linotype" w:cs="Times New Roman" w:hint="eastAsia"/>
+                                  <w:b/>
+                                  <w:bCs/>
+                                  <w:i/>
+                                  <w:iCs/>
+                                  <w:szCs w:val="21"/>
+                                </w:rPr>
+                                <w:t xml:space="preserve">Github </w:t>
+                              </w:r>
+                              <w:r>
+                                <w:rPr>
+                                  <w:rStyle w:val="a4"/>
+                                  <w:rFonts w:ascii="Palatino Linotype" w:hAnsi="Palatino Linotype" w:cs="Times New Roman" w:hint="eastAsia"/>
+                                  <w:b/>
+                                  <w:bCs/>
+                                  <w:i/>
+                                  <w:iCs/>
+                                  <w:szCs w:val="21"/>
+                                </w:rPr>
+                                <w:t>5</w:t>
+                              </w:r>
+                              <w:r>
+                                <w:rPr>
+                                  <w:rStyle w:val="a4"/>
+                                  <w:rFonts w:ascii="Palatino Linotype" w:hAnsi="Palatino Linotype" w:cs="Times New Roman" w:hint="eastAsia"/>
+                                  <w:b/>
+                                  <w:bCs/>
+                                  <w:i/>
+                                  <w:iCs/>
+                                  <w:szCs w:val="21"/>
+                                </w:rPr>
+                                <w:t>0+ stars</w:t>
+                              </w:r>
+                            </w:hyperlink>
                             <w:r>
                               <w:rPr>
                                 <w:rFonts w:ascii="Palatino Linotype" w:hAnsi="Palatino Linotype" w:cs="Times New Roman" w:hint="eastAsia"/>
@@ -1013,7 +904,6 @@
                               </w:rPr>
                               <w:t>在翻译中仍存在错误的问题，提出</w:t>
                             </w:r>
-                            <w:proofErr w:type="spellStart"/>
                             <w:r>
                               <w:rPr>
                                 <w:rFonts w:ascii="Palatino Linotype" w:eastAsia="黑体" w:hAnsi="Palatino Linotype" w:cs="Times New Roman"/>
@@ -1021,7 +911,6 @@
                               </w:rPr>
                               <w:t>TEaR</w:t>
                             </w:r>
-                            <w:proofErr w:type="spellEnd"/>
                             <w:r>
                               <w:rPr>
                                 <w:rFonts w:ascii="Palatino Linotype" w:eastAsia="黑体" w:hAnsi="Palatino Linotype" w:cs="Times New Roman"/>
@@ -1182,37 +1071,28 @@
                               </w:rPr>
                               <w:t xml:space="preserve">Similar and </w:t>
                             </w:r>
-                            <w:proofErr w:type="gramStart"/>
                             <w:r>
                               <w:rPr>
                                 <w:rFonts w:ascii="Palatino Linotype" w:eastAsia="黑体" w:hAnsi="Palatino Linotype" w:cs="Times New Roman" w:hint="eastAsia"/>
                                 <w:szCs w:val="21"/>
                               </w:rPr>
-                              <w:t>Recognized</w:t>
-                            </w:r>
-                            <w:proofErr w:type="gramEnd"/>
+                              <w:t>Recognized by Andrew Ng</w:t>
+                            </w:r>
+                            <w:r>
+                              <w:rPr>
+                                <w:rFonts w:ascii="Palatino Linotype" w:eastAsia="黑体" w:hAnsi="Palatino Linotype" w:cs="Times New Roman"/>
+                                <w:szCs w:val="21"/>
+                              </w:rPr>
+                              <w:t>’</w:t>
+                            </w:r>
                             <w:r>
                               <w:rPr>
                                 <w:rFonts w:ascii="Palatino Linotype" w:eastAsia="黑体" w:hAnsi="Palatino Linotype" w:cs="Times New Roman" w:hint="eastAsia"/>
                                 <w:szCs w:val="21"/>
                               </w:rPr>
-                              <w:t xml:space="preserve"> by Andrew Ng</w:t>
-                            </w:r>
-                            <w:r>
-                              <w:rPr>
-                                <w:rFonts w:ascii="Palatino Linotype" w:eastAsia="黑体" w:hAnsi="Palatino Linotype" w:cs="Times New Roman"/>
-                                <w:szCs w:val="21"/>
-                              </w:rPr>
-                              <w:t>’</w:t>
-                            </w:r>
-                            <w:r>
-                              <w:rPr>
-                                <w:rFonts w:ascii="Palatino Linotype" w:eastAsia="黑体" w:hAnsi="Palatino Linotype" w:cs="Times New Roman" w:hint="eastAsia"/>
-                                <w:szCs w:val="21"/>
-                              </w:rPr>
                               <w:t xml:space="preserve">s </w:t>
                             </w:r>
-                            <w:hyperlink r:id="rId10" w:history="1">
+                            <w:hyperlink r:id="rId12" w:history="1">
                               <w:r>
                                 <w:rPr>
                                   <w:rStyle w:val="a4"/>
@@ -1256,37 +1136,12 @@
                               </w:rPr>
                               <w:t xml:space="preserve">Zhaopeng Feng, </w:t>
                             </w:r>
-                            <w:proofErr w:type="spellStart"/>
                             <w:r>
                               <w:rPr>
                                 <w:rFonts w:ascii="Palatino Linotype" w:eastAsia="PMingLiU" w:hAnsi="Palatino Linotype" w:cs="Times New Roman"/>
                                 <w:szCs w:val="21"/>
                               </w:rPr>
-                              <w:t>Shaosheng</w:t>
-                            </w:r>
-                            <w:proofErr w:type="spellEnd"/>
-                            <w:r>
-                              <w:rPr>
-                                <w:rFonts w:ascii="Palatino Linotype" w:eastAsia="PMingLiU" w:hAnsi="Palatino Linotype" w:cs="Times New Roman"/>
-                                <w:szCs w:val="21"/>
-                              </w:rPr>
-                              <w:t xml:space="preserve"> Cao, </w:t>
-                            </w:r>
-                            <w:proofErr w:type="spellStart"/>
-                            <w:r>
-                              <w:rPr>
-                                <w:rFonts w:ascii="Palatino Linotype" w:eastAsia="PMingLiU" w:hAnsi="Palatino Linotype" w:cs="Times New Roman"/>
-                                <w:szCs w:val="21"/>
-                              </w:rPr>
-                              <w:t>Jiahan</w:t>
-                            </w:r>
-                            <w:proofErr w:type="spellEnd"/>
-                            <w:r>
-                              <w:rPr>
-                                <w:rFonts w:ascii="Palatino Linotype" w:eastAsia="PMingLiU" w:hAnsi="Palatino Linotype" w:cs="Times New Roman"/>
-                                <w:szCs w:val="21"/>
-                              </w:rPr>
-                              <w:t xml:space="preserve"> Ren, et al. </w:t>
+                              <w:t xml:space="preserve">Shaosheng Cao, Jiahan Ren, et al. </w:t>
                             </w:r>
                             <w:r>
                               <w:rPr>
@@ -1297,7 +1152,7 @@
                               </w:rPr>
                               <w:t>“</w:t>
                             </w:r>
-                            <w:hyperlink r:id="rId11" w:history="1">
+                            <w:hyperlink r:id="rId13" w:history="1">
                               <w:r>
                                 <w:rPr>
                                   <w:rStyle w:val="a4"/>
@@ -1365,68 +1220,44 @@
                               </w:rPr>
                               <w:t>(</w:t>
                             </w:r>
-                            <w:proofErr w:type="spellStart"/>
-                            <w:r>
-                              <w:fldChar w:fldCharType="begin"/>
-                            </w:r>
-                            <w:r>
-                              <w:instrText>HYPERLINK "https://github.com/fzp0424/MT-R1-Zero"</w:instrText>
-                            </w:r>
-                            <w:r>
-                              <w:fldChar w:fldCharType="separate"/>
-                            </w:r>
-                            <w:r>
-                              <w:rPr>
-                                <w:rStyle w:val="a4"/>
-                                <w:rFonts w:ascii="Palatino Linotype" w:hAnsi="Palatino Linotype" w:cs="Times New Roman" w:hint="eastAsia"/>
-                                <w:b/>
-                                <w:bCs/>
-                                <w:i/>
-                                <w:iCs/>
-                                <w:szCs w:val="21"/>
-                              </w:rPr>
-                              <w:t>Github</w:t>
-                            </w:r>
-                            <w:proofErr w:type="spellEnd"/>
-                            <w:r>
-                              <w:rPr>
-                                <w:rStyle w:val="a4"/>
-                                <w:rFonts w:ascii="Palatino Linotype" w:hAnsi="Palatino Linotype" w:cs="Times New Roman" w:hint="eastAsia"/>
-                                <w:b/>
-                                <w:bCs/>
-                                <w:i/>
-                                <w:iCs/>
-                                <w:szCs w:val="21"/>
-                              </w:rPr>
-                              <w:t xml:space="preserve"> </w:t>
-                            </w:r>
-                            <w:r>
-                              <w:rPr>
-                                <w:rStyle w:val="a4"/>
-                                <w:rFonts w:ascii="Palatino Linotype" w:hAnsi="Palatino Linotype" w:cs="Times New Roman" w:hint="eastAsia"/>
-                                <w:b/>
-                                <w:bCs/>
-                                <w:i/>
-                                <w:iCs/>
-                                <w:szCs w:val="21"/>
-                              </w:rPr>
-                              <w:t>5</w:t>
-                            </w:r>
-                            <w:r>
-                              <w:rPr>
-                                <w:rStyle w:val="a4"/>
-                                <w:rFonts w:ascii="Palatino Linotype" w:hAnsi="Palatino Linotype" w:cs="Times New Roman" w:hint="eastAsia"/>
-                                <w:b/>
-                                <w:bCs/>
-                                <w:i/>
-                                <w:iCs/>
-                                <w:szCs w:val="21"/>
-                              </w:rPr>
-                              <w:t>0+ stars</w:t>
-                            </w:r>
-                            <w:r>
-                              <w:fldChar w:fldCharType="end"/>
-                            </w:r>
+                            <w:hyperlink r:id="rId14" w:history="1">
+                              <w:r>
+                                <w:rPr>
+                                  <w:rStyle w:val="a4"/>
+                                  <w:rFonts w:ascii="Palatino Linotype" w:hAnsi="Palatino Linotype" w:cs="Times New Roman" w:hint="eastAsia"/>
+                                  <w:b/>
+                                  <w:bCs/>
+                                  <w:i/>
+                                  <w:iCs/>
+                                  <w:szCs w:val="21"/>
+                                </w:rPr>
+                                <w:t xml:space="preserve">Github </w:t>
+                              </w:r>
+                              <w:r>
+                                <w:rPr>
+                                  <w:rStyle w:val="a4"/>
+                                  <w:rFonts w:ascii="Palatino Linotype" w:hAnsi="Palatino Linotype" w:cs="Times New Roman" w:hint="eastAsia"/>
+                                  <w:b/>
+                                  <w:bCs/>
+                                  <w:i/>
+                                  <w:iCs/>
+                                  <w:szCs w:val="21"/>
+                                </w:rPr>
+                                <w:t>5</w:t>
+                              </w:r>
+                              <w:r>
+                                <w:rPr>
+                                  <w:rStyle w:val="a4"/>
+                                  <w:rFonts w:ascii="Palatino Linotype" w:hAnsi="Palatino Linotype" w:cs="Times New Roman" w:hint="eastAsia"/>
+                                  <w:b/>
+                                  <w:bCs/>
+                                  <w:i/>
+                                  <w:iCs/>
+                                  <w:szCs w:val="21"/>
+                                </w:rPr>
+                                <w:t>0+ stars</w:t>
+                              </w:r>
+                            </w:hyperlink>
                             <w:r>
                               <w:rPr>
                                 <w:rFonts w:ascii="Palatino Linotype" w:hAnsi="Palatino Linotype" w:cs="Times New Roman" w:hint="eastAsia"/>
@@ -1503,7 +1334,6 @@
                               </w:rPr>
                               <w:t>，无需监督微调或</w:t>
                             </w:r>
-                            <w:proofErr w:type="spellStart"/>
                             <w:r>
                               <w:rPr>
                                 <w:rFonts w:ascii="Palatino Linotype" w:eastAsia="黑体" w:hAnsi="Palatino Linotype" w:cs="Times New Roman"/>
@@ -1511,7 +1341,6 @@
                               </w:rPr>
                               <w:t>CoT</w:t>
                             </w:r>
-                            <w:proofErr w:type="spellEnd"/>
                             <w:r>
                               <w:rPr>
                                 <w:rFonts w:ascii="Palatino Linotype" w:eastAsia="黑体" w:hAnsi="Palatino Linotype" w:cs="Times New Roman"/>
@@ -1752,51 +1581,42 @@
                               </w:rPr>
                               <w:t xml:space="preserve">, </w:t>
                             </w:r>
-                            <w:proofErr w:type="spellStart"/>
                             <w:r>
                               <w:rPr>
                                 <w:rFonts w:ascii="Palatino Linotype" w:hAnsi="Palatino Linotype" w:cs="Times New Roman" w:hint="eastAsia"/>
                                 <w:szCs w:val="21"/>
                               </w:rPr>
-                              <w:t>Jiahan</w:t>
-                            </w:r>
-                            <w:proofErr w:type="spellEnd"/>
+                              <w:t>Jiahan Ren*</w:t>
+                            </w:r>
+                            <w:r>
+                              <w:rPr>
+                                <w:rFonts w:ascii="Palatino Linotype" w:eastAsia="PMingLiU" w:hAnsi="Palatino Linotype" w:cs="Times New Roman"/>
+                                <w:szCs w:val="21"/>
+                              </w:rPr>
+                              <w:t xml:space="preserve">, </w:t>
+                            </w:r>
                             <w:r>
                               <w:rPr>
                                 <w:rFonts w:ascii="Palatino Linotype" w:hAnsi="Palatino Linotype" w:cs="Times New Roman" w:hint="eastAsia"/>
                                 <w:szCs w:val="21"/>
                               </w:rPr>
-                              <w:t xml:space="preserve"> Ren*</w:t>
+                              <w:t>Jiayuan Su</w:t>
+                            </w:r>
+                            <w:r>
+                              <w:rPr>
+                                <w:rFonts w:ascii="Palatino Linotype" w:eastAsia="PMingLiU" w:hAnsi="Palatino Linotype" w:cs="Times New Roman" w:hint="eastAsia"/>
+                                <w:szCs w:val="21"/>
+                              </w:rPr>
+                              <w:t>,</w:t>
                             </w:r>
                             <w:r>
                               <w:rPr>
                                 <w:rFonts w:ascii="Palatino Linotype" w:eastAsia="PMingLiU" w:hAnsi="Palatino Linotype" w:cs="Times New Roman"/>
                                 <w:szCs w:val="21"/>
                               </w:rPr>
-                              <w:t xml:space="preserve">, </w:t>
-                            </w:r>
-                            <w:r>
-                              <w:rPr>
-                                <w:rFonts w:ascii="Palatino Linotype" w:hAnsi="Palatino Linotype" w:cs="Times New Roman" w:hint="eastAsia"/>
-                                <w:szCs w:val="21"/>
-                              </w:rPr>
-                              <w:t>Jiayuan Su</w:t>
-                            </w:r>
-                            <w:r>
-                              <w:rPr>
-                                <w:rFonts w:ascii="Palatino Linotype" w:eastAsia="PMingLiU" w:hAnsi="Palatino Linotype" w:cs="Times New Roman" w:hint="eastAsia"/>
-                                <w:szCs w:val="21"/>
-                              </w:rPr>
-                              <w:t>,</w:t>
-                            </w:r>
-                            <w:r>
-                              <w:rPr>
-                                <w:rFonts w:ascii="Palatino Linotype" w:eastAsia="PMingLiU" w:hAnsi="Palatino Linotype" w:cs="Times New Roman"/>
-                                <w:szCs w:val="21"/>
-                              </w:rPr>
                               <w:t xml:space="preserve"> et al. “</w:t>
                             </w:r>
-                            <w:hyperlink r:id="rId12" w:history="1">
+                            <w:hyperlink r:id="rId15" w:history="1">
                               <w:r>
                                 <w:rPr>
                                   <w:rStyle w:val="a4"/>
@@ -1904,17 +1724,8 @@
                                 <w:rFonts w:ascii="Palatino Linotype" w:eastAsia="黑体" w:hAnsi="Palatino Linotype" w:cs="Times New Roman"/>
                                 <w:szCs w:val="21"/>
                               </w:rPr>
-                              <w:t>MT-</w:t>
-                            </w:r>
-                            <w:proofErr w:type="spellStart"/>
-                            <w:r>
-                              <w:rPr>
-                                <w:rFonts w:ascii="Palatino Linotype" w:eastAsia="黑体" w:hAnsi="Palatino Linotype" w:cs="Times New Roman"/>
-                                <w:szCs w:val="21"/>
-                              </w:rPr>
-                              <w:t>RewardTree</w:t>
-                            </w:r>
-                            <w:proofErr w:type="spellEnd"/>
+                              <w:t>MT-RewardTree</w:t>
+                            </w:r>
                             <w:r>
                               <w:rPr>
                                 <w:rFonts w:ascii="Palatino Linotype" w:eastAsia="黑体" w:hAnsi="Palatino Linotype" w:cs="Times New Roman"/>
@@ -1989,17 +1800,8 @@
                                 <w:rFonts w:ascii="Palatino Linotype" w:eastAsia="黑体" w:hAnsi="Palatino Linotype" w:cs="Times New Roman"/>
                                 <w:szCs w:val="21"/>
                               </w:rPr>
-                              <w:t>MT-</w:t>
-                            </w:r>
-                            <w:proofErr w:type="spellStart"/>
-                            <w:r>
-                              <w:rPr>
-                                <w:rFonts w:ascii="Palatino Linotype" w:eastAsia="黑体" w:hAnsi="Palatino Linotype" w:cs="Times New Roman"/>
-                                <w:szCs w:val="21"/>
-                              </w:rPr>
-                              <w:t>RewardBench</w:t>
-                            </w:r>
-                            <w:proofErr w:type="spellEnd"/>
+                              <w:t>MT-RewardBench</w:t>
+                            </w:r>
                             <w:r>
                               <w:rPr>
                                 <w:rFonts w:ascii="Palatino Linotype" w:eastAsia="黑体" w:hAnsi="Palatino Linotype" w:cs="Times New Roman"/>
@@ -2113,7 +1915,7 @@
                               <w:spacing w:afterLines="20" w:after="48" w:line="276" w:lineRule="auto"/>
                               <w:jc w:val="left"/>
                               <w:rPr>
-                                <w:rFonts w:ascii="黑体" w:eastAsia="黑体" w:hAnsi="黑体" w:cs="Times New Roman" w:hint="eastAsia"/>
+                                <w:rFonts w:ascii="黑体" w:eastAsia="黑体" w:hAnsi="黑体" w:cs="Times New Roman"/>
                                 <w:szCs w:val="21"/>
                               </w:rPr>
                             </w:pPr>
@@ -2221,53 +2023,28 @@
                         </w:rPr>
                         <w:t xml:space="preserve">, </w:t>
                       </w:r>
-                      <w:proofErr w:type="spellStart"/>
                       <w:r>
                         <w:rPr>
                           <w:rFonts w:ascii="Palatino Linotype" w:eastAsia="PMingLiU" w:hAnsi="Palatino Linotype" w:cs="Times New Roman"/>
                           <w:szCs w:val="21"/>
                         </w:rPr>
-                        <w:t>Jiahan</w:t>
-                      </w:r>
-                      <w:proofErr w:type="spellEnd"/>
+                        <w:t>Jiahan Ren, Yan Zhang, Jian Wu, Hongwei Wang, Zuozhu Liu</w:t>
+                      </w:r>
+                      <w:r>
+                        <w:rPr>
+                          <w:rFonts w:ascii="Palatino Linotype" w:eastAsia="PMingLiU" w:hAnsi="Palatino Linotype" w:cs="Times New Roman" w:hint="eastAsia"/>
+                          <w:szCs w:val="21"/>
+                        </w:rPr>
+                        <w:t xml:space="preserve">, </w:t>
+                      </w:r>
                       <w:r>
                         <w:rPr>
                           <w:rFonts w:ascii="Palatino Linotype" w:eastAsia="PMingLiU" w:hAnsi="Palatino Linotype" w:cs="Times New Roman"/>
                           <w:szCs w:val="21"/>
                         </w:rPr>
-                        <w:t xml:space="preserve"> Ren, Yan Zhang, Jian Wu, Hongwei Wang, </w:t>
-                      </w:r>
-                      <w:proofErr w:type="spellStart"/>
-                      <w:r>
-                        <w:rPr>
-                          <w:rFonts w:ascii="Palatino Linotype" w:eastAsia="PMingLiU" w:hAnsi="Palatino Linotype" w:cs="Times New Roman"/>
-                          <w:szCs w:val="21"/>
-                        </w:rPr>
-                        <w:t>Zuozhu</w:t>
-                      </w:r>
-                      <w:proofErr w:type="spellEnd"/>
-                      <w:r>
-                        <w:rPr>
-                          <w:rFonts w:ascii="Palatino Linotype" w:eastAsia="PMingLiU" w:hAnsi="Palatino Linotype" w:cs="Times New Roman"/>
-                          <w:szCs w:val="21"/>
-                        </w:rPr>
-                        <w:t xml:space="preserve"> Liu</w:t>
-                      </w:r>
-                      <w:r>
-                        <w:rPr>
-                          <w:rFonts w:ascii="Palatino Linotype" w:eastAsia="PMingLiU" w:hAnsi="Palatino Linotype" w:cs="Times New Roman" w:hint="eastAsia"/>
-                          <w:szCs w:val="21"/>
-                        </w:rPr>
-                        <w:t xml:space="preserve">, </w:t>
-                      </w:r>
-                      <w:r>
-                        <w:rPr>
-                          <w:rFonts w:ascii="Palatino Linotype" w:eastAsia="PMingLiU" w:hAnsi="Palatino Linotype" w:cs="Times New Roman"/>
-                          <w:szCs w:val="21"/>
-                        </w:rPr>
                         <w:t>“</w:t>
                       </w:r>
-                      <w:hyperlink r:id="rId13" w:history="1">
+                      <w:hyperlink r:id="rId16" w:history="1">
                         <w:r>
                           <w:rPr>
                             <w:rStyle w:val="a4"/>
@@ -2604,55 +2381,23 @@
                           <w:rFonts w:ascii="Palatino Linotype" w:eastAsia="PMingLiU" w:hAnsi="Palatino Linotype" w:cs="Times New Roman"/>
                           <w:szCs w:val="21"/>
                         </w:rPr>
-                        <w:t xml:space="preserve">, Yan Zhang, </w:t>
-                      </w:r>
-                      <w:proofErr w:type="spellStart"/>
+                        <w:t>, Yan Zhang, Zijie Meng, Zuozhu Liu</w:t>
+                      </w:r>
+                      <w:r>
+                        <w:rPr>
+                          <w:rFonts w:ascii="Palatino Linotype" w:eastAsia="PMingLiU" w:hAnsi="Palatino Linotype" w:cs="Times New Roman" w:hint="eastAsia"/>
+                          <w:szCs w:val="21"/>
+                        </w:rPr>
+                        <w:t xml:space="preserve">, </w:t>
+                      </w:r>
                       <w:r>
                         <w:rPr>
                           <w:rFonts w:ascii="Palatino Linotype" w:eastAsia="PMingLiU" w:hAnsi="Palatino Linotype" w:cs="Times New Roman"/>
                           <w:szCs w:val="21"/>
                         </w:rPr>
-                        <w:t>Zijie</w:t>
-                      </w:r>
-                      <w:proofErr w:type="spellEnd"/>
-                      <w:r>
-                        <w:rPr>
-                          <w:rFonts w:ascii="Palatino Linotype" w:eastAsia="PMingLiU" w:hAnsi="Palatino Linotype" w:cs="Times New Roman"/>
-                          <w:szCs w:val="21"/>
-                        </w:rPr>
-                        <w:t xml:space="preserve"> Meng, </w:t>
-                      </w:r>
-                      <w:proofErr w:type="spellStart"/>
-                      <w:r>
-                        <w:rPr>
-                          <w:rFonts w:ascii="Palatino Linotype" w:eastAsia="PMingLiU" w:hAnsi="Palatino Linotype" w:cs="Times New Roman"/>
-                          <w:szCs w:val="21"/>
-                        </w:rPr>
-                        <w:t>Zuozhu</w:t>
-                      </w:r>
-                      <w:proofErr w:type="spellEnd"/>
-                      <w:r>
-                        <w:rPr>
-                          <w:rFonts w:ascii="Palatino Linotype" w:eastAsia="PMingLiU" w:hAnsi="Palatino Linotype" w:cs="Times New Roman"/>
-                          <w:szCs w:val="21"/>
-                        </w:rPr>
-                        <w:t xml:space="preserve"> Liu</w:t>
-                      </w:r>
-                      <w:r>
-                        <w:rPr>
-                          <w:rFonts w:ascii="Palatino Linotype" w:eastAsia="PMingLiU" w:hAnsi="Palatino Linotype" w:cs="Times New Roman" w:hint="eastAsia"/>
-                          <w:szCs w:val="21"/>
-                        </w:rPr>
-                        <w:t xml:space="preserve">, </w:t>
-                      </w:r>
-                      <w:r>
-                        <w:rPr>
-                          <w:rFonts w:ascii="Palatino Linotype" w:eastAsia="PMingLiU" w:hAnsi="Palatino Linotype" w:cs="Times New Roman"/>
-                          <w:szCs w:val="21"/>
-                        </w:rPr>
                         <w:t>“</w:t>
                       </w:r>
-                      <w:hyperlink r:id="rId14" w:history="1">
+                      <w:hyperlink r:id="rId17" w:history="1">
                         <w:r>
                           <w:rPr>
                             <w:rStyle w:val="a4"/>
@@ -2848,91 +2593,39 @@
                           <w:rFonts w:ascii="Palatino Linotype" w:eastAsia="PMingLiU" w:hAnsi="Palatino Linotype" w:cs="Times New Roman"/>
                           <w:szCs w:val="21"/>
                         </w:rPr>
-                        <w:t xml:space="preserve">, Yan Zhang*, Hao Li, </w:t>
-                      </w:r>
-                      <w:proofErr w:type="spellStart"/>
+                        <w:t xml:space="preserve">, Yan Zhang*, Hao Li, Wenqiang Liu, Jun Lang, </w:t>
+                      </w:r>
                       <w:r>
                         <w:rPr>
                           <w:rFonts w:ascii="Palatino Linotype" w:eastAsia="PMingLiU" w:hAnsi="Palatino Linotype" w:cs="Times New Roman"/>
                           <w:szCs w:val="21"/>
                         </w:rPr>
-                        <w:t>Wenqiang</w:t>
-                      </w:r>
-                      <w:proofErr w:type="spellEnd"/>
+                        <w:t>Yang Feng, Jian Wu, Zuozhu Liu</w:t>
+                      </w:r>
+                      <w:r>
+                        <w:rPr>
+                          <w:rFonts w:ascii="Palatino Linotype" w:eastAsia="PMingLiU" w:hAnsi="Palatino Linotype" w:cs="Times New Roman" w:hint="eastAsia"/>
+                          <w:szCs w:val="21"/>
+                        </w:rPr>
+                        <w:t xml:space="preserve">, </w:t>
+                      </w:r>
                       <w:r>
                         <w:rPr>
                           <w:rFonts w:ascii="Palatino Linotype" w:eastAsia="PMingLiU" w:hAnsi="Palatino Linotype" w:cs="Times New Roman"/>
                           <w:szCs w:val="21"/>
                         </w:rPr>
-                        <w:t xml:space="preserve"> Liu, Jun Lang, </w:t>
-                      </w:r>
-                      <w:r>
-                        <w:rPr>
-                          <w:rFonts w:ascii="Palatino Linotype" w:eastAsia="PMingLiU" w:hAnsi="Palatino Linotype" w:cs="Times New Roman"/>
-                          <w:szCs w:val="21"/>
-                        </w:rPr>
-                        <w:t xml:space="preserve">Yang Feng, Jian Wu, </w:t>
-                      </w:r>
-                      <w:proofErr w:type="spellStart"/>
-                      <w:r>
-                        <w:rPr>
-                          <w:rFonts w:ascii="Palatino Linotype" w:eastAsia="PMingLiU" w:hAnsi="Palatino Linotype" w:cs="Times New Roman"/>
-                          <w:szCs w:val="21"/>
-                        </w:rPr>
-                        <w:t>Zuozhu</w:t>
-                      </w:r>
-                      <w:proofErr w:type="spellEnd"/>
-                      <w:r>
-                        <w:rPr>
-                          <w:rFonts w:ascii="Palatino Linotype" w:eastAsia="PMingLiU" w:hAnsi="Palatino Linotype" w:cs="Times New Roman"/>
-                          <w:szCs w:val="21"/>
-                        </w:rPr>
-                        <w:t xml:space="preserve"> Liu</w:t>
-                      </w:r>
-                      <w:r>
-                        <w:rPr>
-                          <w:rFonts w:ascii="Palatino Linotype" w:eastAsia="PMingLiU" w:hAnsi="Palatino Linotype" w:cs="Times New Roman" w:hint="eastAsia"/>
-                          <w:szCs w:val="21"/>
-                        </w:rPr>
-                        <w:t xml:space="preserve">, </w:t>
-                      </w:r>
-                      <w:r>
-                        <w:rPr>
-                          <w:rFonts w:ascii="Palatino Linotype" w:eastAsia="PMingLiU" w:hAnsi="Palatino Linotype" w:cs="Times New Roman"/>
-                          <w:szCs w:val="21"/>
-                        </w:rPr>
                         <w:t>“</w:t>
                       </w:r>
-                      <w:proofErr w:type="spellStart"/>
-                      <w:r>
-                        <w:fldChar w:fldCharType="begin"/>
-                      </w:r>
-                      <w:r>
-                        <w:instrText>HYPERLINK "https://arxiv.org/abs/2402.16379"</w:instrText>
-                      </w:r>
-                      <w:r>
-                        <w:fldChar w:fldCharType="separate"/>
-                      </w:r>
-                      <w:r>
-                        <w:rPr>
-                          <w:rStyle w:val="a4"/>
-                          <w:rFonts w:ascii="Palatino Linotype" w:eastAsia="PMingLiU" w:hAnsi="Palatino Linotype" w:cs="Times New Roman"/>
-                          <w:szCs w:val="21"/>
-                        </w:rPr>
-                        <w:t>TEaR</w:t>
-                      </w:r>
-                      <w:proofErr w:type="spellEnd"/>
-                      <w:r>
-                        <w:rPr>
-                          <w:rStyle w:val="a4"/>
-                          <w:rFonts w:ascii="Palatino Linotype" w:eastAsia="PMingLiU" w:hAnsi="Palatino Linotype" w:cs="Times New Roman"/>
-                          <w:szCs w:val="21"/>
-                        </w:rPr>
-                        <w:t>: Improving LLM-based Machine Translation with Systematic Self-Refinement</w:t>
-                      </w:r>
-                      <w:r>
-                        <w:fldChar w:fldCharType="end"/>
-                      </w:r>
+                      <w:hyperlink r:id="rId18" w:history="1">
+                        <w:r>
+                          <w:rPr>
+                            <w:rStyle w:val="a4"/>
+                            <w:rFonts w:ascii="Palatino Linotype" w:eastAsia="PMingLiU" w:hAnsi="Palatino Linotype" w:cs="Times New Roman"/>
+                            <w:szCs w:val="21"/>
+                          </w:rPr>
+                          <w:t>TEaR: Improving LLM-based Machine Translation with Systematic Self-Refinement</w:t>
+                        </w:r>
+                      </w:hyperlink>
                       <w:r>
                         <w:rPr>
                           <w:rFonts w:ascii="Palatino Linotype" w:eastAsia="PMingLiU" w:hAnsi="Palatino Linotype" w:cs="Times New Roman"/>
@@ -3016,44 +2709,44 @@
                         </w:rPr>
                         <w:t>(</w:t>
                       </w:r>
-                      <w:proofErr w:type="spellStart"/>
-                      <w:r>
-                        <w:fldChar w:fldCharType="begin"/>
-                      </w:r>
-                      <w:r>
-                        <w:instrText>HYPERLINK "https://github.com/fzp0424/self_correct_mt"</w:instrText>
-                      </w:r>
-                      <w:r>
-                        <w:fldChar w:fldCharType="separate"/>
-                      </w:r>
-                      <w:r>
-                        <w:rPr>
-                          <w:rStyle w:val="a4"/>
-                          <w:rFonts w:ascii="Palatino Linotype" w:hAnsi="Palatino Linotype" w:cs="Times New Roman" w:hint="eastAsia"/>
-                          <w:b/>
-                          <w:bCs/>
-                          <w:i/>
-                          <w:iCs/>
-                          <w:szCs w:val="21"/>
-                        </w:rPr>
-                        <w:t>Github</w:t>
-                      </w:r>
-                      <w:proofErr w:type="spellEnd"/>
-                      <w:r>
-                        <w:rPr>
-                          <w:rStyle w:val="a4"/>
-                          <w:rFonts w:ascii="Palatino Linotype" w:hAnsi="Palatino Linotype" w:cs="Times New Roman" w:hint="eastAsia"/>
-                          <w:b/>
-                          <w:bCs/>
-                          <w:i/>
-                          <w:iCs/>
-                          <w:szCs w:val="21"/>
-                        </w:rPr>
-                        <w:t xml:space="preserve"> 40+ stars</w:t>
-                      </w:r>
-                      <w:r>
-                        <w:fldChar w:fldCharType="end"/>
-                      </w:r>
+                      <w:hyperlink r:id="rId19" w:history="1">
+                        <w:r>
+                          <w:rPr>
+                            <w:rStyle w:val="a4"/>
+                            <w:rFonts w:ascii="Palatino Linotype" w:hAnsi="Palatino Linotype" w:cs="Times New Roman" w:hint="eastAsia"/>
+                            <w:b/>
+                            <w:bCs/>
+                            <w:i/>
+                            <w:iCs/>
+                            <w:szCs w:val="21"/>
+                          </w:rPr>
+                          <w:t xml:space="preserve">Github </w:t>
+                        </w:r>
+                        <w:r>
+                          <w:rPr>
+                            <w:rStyle w:val="a4"/>
+                            <w:rFonts w:ascii="Palatino Linotype" w:hAnsi="Palatino Linotype" w:cs="Times New Roman" w:hint="eastAsia"/>
+                            <w:b/>
+                            <w:bCs/>
+                            <w:i/>
+                            <w:iCs/>
+                            <w:szCs w:val="21"/>
+                          </w:rPr>
+                          <w:t>5</w:t>
+                        </w:r>
+                        <w:r>
+                          <w:rPr>
+                            <w:rStyle w:val="a4"/>
+                            <w:rFonts w:ascii="Palatino Linotype" w:hAnsi="Palatino Linotype" w:cs="Times New Roman" w:hint="eastAsia"/>
+                            <w:b/>
+                            <w:bCs/>
+                            <w:i/>
+                            <w:iCs/>
+                            <w:szCs w:val="21"/>
+                          </w:rPr>
+                          <w:t>0+ stars</w:t>
+                        </w:r>
+                      </w:hyperlink>
                       <w:r>
                         <w:rPr>
                           <w:rFonts w:ascii="Palatino Linotype" w:hAnsi="Palatino Linotype" w:cs="Times New Roman" w:hint="eastAsia"/>
@@ -3102,7 +2795,6 @@
                         </w:rPr>
                         <w:t>在翻译中仍存在错误的问题，提出</w:t>
                       </w:r>
-                      <w:proofErr w:type="spellStart"/>
                       <w:r>
                         <w:rPr>
                           <w:rFonts w:ascii="Palatino Linotype" w:eastAsia="黑体" w:hAnsi="Palatino Linotype" w:cs="Times New Roman"/>
@@ -3110,7 +2802,6 @@
                         </w:rPr>
                         <w:t>TEaR</w:t>
                       </w:r>
-                      <w:proofErr w:type="spellEnd"/>
                       <w:r>
                         <w:rPr>
                           <w:rFonts w:ascii="Palatino Linotype" w:eastAsia="黑体" w:hAnsi="Palatino Linotype" w:cs="Times New Roman"/>
@@ -3271,37 +2962,28 @@
                         </w:rPr>
                         <w:t xml:space="preserve">Similar and </w:t>
                       </w:r>
-                      <w:proofErr w:type="gramStart"/>
                       <w:r>
                         <w:rPr>
                           <w:rFonts w:ascii="Palatino Linotype" w:eastAsia="黑体" w:hAnsi="Palatino Linotype" w:cs="Times New Roman" w:hint="eastAsia"/>
                           <w:szCs w:val="21"/>
                         </w:rPr>
-                        <w:t>Recognized</w:t>
-                      </w:r>
-                      <w:proofErr w:type="gramEnd"/>
+                        <w:t>Recognized by Andrew Ng</w:t>
+                      </w:r>
+                      <w:r>
+                        <w:rPr>
+                          <w:rFonts w:ascii="Palatino Linotype" w:eastAsia="黑体" w:hAnsi="Palatino Linotype" w:cs="Times New Roman"/>
+                          <w:szCs w:val="21"/>
+                        </w:rPr>
+                        <w:t>’</w:t>
+                      </w:r>
                       <w:r>
                         <w:rPr>
                           <w:rFonts w:ascii="Palatino Linotype" w:eastAsia="黑体" w:hAnsi="Palatino Linotype" w:cs="Times New Roman" w:hint="eastAsia"/>
                           <w:szCs w:val="21"/>
                         </w:rPr>
-                        <w:t xml:space="preserve"> by Andrew Ng</w:t>
-                      </w:r>
-                      <w:r>
-                        <w:rPr>
-                          <w:rFonts w:ascii="Palatino Linotype" w:eastAsia="黑体" w:hAnsi="Palatino Linotype" w:cs="Times New Roman"/>
-                          <w:szCs w:val="21"/>
-                        </w:rPr>
-                        <w:t>’</w:t>
-                      </w:r>
-                      <w:r>
-                        <w:rPr>
-                          <w:rFonts w:ascii="Palatino Linotype" w:eastAsia="黑体" w:hAnsi="Palatino Linotype" w:cs="Times New Roman" w:hint="eastAsia"/>
-                          <w:szCs w:val="21"/>
-                        </w:rPr>
                         <w:t xml:space="preserve">s </w:t>
                       </w:r>
-                      <w:hyperlink r:id="rId15" w:history="1">
+                      <w:hyperlink r:id="rId20" w:history="1">
                         <w:r>
                           <w:rPr>
                             <w:rStyle w:val="a4"/>
@@ -3345,37 +3027,12 @@
                         </w:rPr>
                         <w:t xml:space="preserve">Zhaopeng Feng, </w:t>
                       </w:r>
-                      <w:proofErr w:type="spellStart"/>
                       <w:r>
                         <w:rPr>
                           <w:rFonts w:ascii="Palatino Linotype" w:eastAsia="PMingLiU" w:hAnsi="Palatino Linotype" w:cs="Times New Roman"/>
                           <w:szCs w:val="21"/>
                         </w:rPr>
-                        <w:t>Shaosheng</w:t>
-                      </w:r>
-                      <w:proofErr w:type="spellEnd"/>
-                      <w:r>
-                        <w:rPr>
-                          <w:rFonts w:ascii="Palatino Linotype" w:eastAsia="PMingLiU" w:hAnsi="Palatino Linotype" w:cs="Times New Roman"/>
-                          <w:szCs w:val="21"/>
-                        </w:rPr>
-                        <w:t xml:space="preserve"> Cao, </w:t>
-                      </w:r>
-                      <w:proofErr w:type="spellStart"/>
-                      <w:r>
-                        <w:rPr>
-                          <w:rFonts w:ascii="Palatino Linotype" w:eastAsia="PMingLiU" w:hAnsi="Palatino Linotype" w:cs="Times New Roman"/>
-                          <w:szCs w:val="21"/>
-                        </w:rPr>
-                        <w:t>Jiahan</w:t>
-                      </w:r>
-                      <w:proofErr w:type="spellEnd"/>
-                      <w:r>
-                        <w:rPr>
-                          <w:rFonts w:ascii="Palatino Linotype" w:eastAsia="PMingLiU" w:hAnsi="Palatino Linotype" w:cs="Times New Roman"/>
-                          <w:szCs w:val="21"/>
-                        </w:rPr>
-                        <w:t xml:space="preserve"> Ren, et al. </w:t>
+                        <w:t xml:space="preserve">Shaosheng Cao, Jiahan Ren, et al. </w:t>
                       </w:r>
                       <w:r>
                         <w:rPr>
@@ -3386,7 +3043,7 @@
                         </w:rPr>
                         <w:t>“</w:t>
                       </w:r>
-                      <w:hyperlink r:id="rId16" w:history="1">
+                      <w:hyperlink r:id="rId21" w:history="1">
                         <w:r>
                           <w:rPr>
                             <w:rStyle w:val="a4"/>
@@ -3454,68 +3111,44 @@
                         </w:rPr>
                         <w:t>(</w:t>
                       </w:r>
-                      <w:proofErr w:type="spellStart"/>
-                      <w:r>
-                        <w:fldChar w:fldCharType="begin"/>
-                      </w:r>
-                      <w:r>
-                        <w:instrText>HYPERLINK "https://github.com/fzp0424/MT-R1-Zero"</w:instrText>
-                      </w:r>
-                      <w:r>
-                        <w:fldChar w:fldCharType="separate"/>
-                      </w:r>
-                      <w:r>
-                        <w:rPr>
-                          <w:rStyle w:val="a4"/>
-                          <w:rFonts w:ascii="Palatino Linotype" w:hAnsi="Palatino Linotype" w:cs="Times New Roman" w:hint="eastAsia"/>
-                          <w:b/>
-                          <w:bCs/>
-                          <w:i/>
-                          <w:iCs/>
-                          <w:szCs w:val="21"/>
-                        </w:rPr>
-                        <w:t>Github</w:t>
-                      </w:r>
-                      <w:proofErr w:type="spellEnd"/>
-                      <w:r>
-                        <w:rPr>
-                          <w:rStyle w:val="a4"/>
-                          <w:rFonts w:ascii="Palatino Linotype" w:hAnsi="Palatino Linotype" w:cs="Times New Roman" w:hint="eastAsia"/>
-                          <w:b/>
-                          <w:bCs/>
-                          <w:i/>
-                          <w:iCs/>
-                          <w:szCs w:val="21"/>
-                        </w:rPr>
-                        <w:t xml:space="preserve"> </w:t>
-                      </w:r>
-                      <w:r>
-                        <w:rPr>
-                          <w:rStyle w:val="a4"/>
-                          <w:rFonts w:ascii="Palatino Linotype" w:hAnsi="Palatino Linotype" w:cs="Times New Roman" w:hint="eastAsia"/>
-                          <w:b/>
-                          <w:bCs/>
-                          <w:i/>
-                          <w:iCs/>
-                          <w:szCs w:val="21"/>
-                        </w:rPr>
-                        <w:t>5</w:t>
-                      </w:r>
-                      <w:r>
-                        <w:rPr>
-                          <w:rStyle w:val="a4"/>
-                          <w:rFonts w:ascii="Palatino Linotype" w:hAnsi="Palatino Linotype" w:cs="Times New Roman" w:hint="eastAsia"/>
-                          <w:b/>
-                          <w:bCs/>
-                          <w:i/>
-                          <w:iCs/>
-                          <w:szCs w:val="21"/>
-                        </w:rPr>
-                        <w:t>0+ stars</w:t>
-                      </w:r>
-                      <w:r>
-                        <w:fldChar w:fldCharType="end"/>
-                      </w:r>
+                      <w:hyperlink r:id="rId22" w:history="1">
+                        <w:r>
+                          <w:rPr>
+                            <w:rStyle w:val="a4"/>
+                            <w:rFonts w:ascii="Palatino Linotype" w:hAnsi="Palatino Linotype" w:cs="Times New Roman" w:hint="eastAsia"/>
+                            <w:b/>
+                            <w:bCs/>
+                            <w:i/>
+                            <w:iCs/>
+                            <w:szCs w:val="21"/>
+                          </w:rPr>
+                          <w:t xml:space="preserve">Github </w:t>
+                        </w:r>
+                        <w:r>
+                          <w:rPr>
+                            <w:rStyle w:val="a4"/>
+                            <w:rFonts w:ascii="Palatino Linotype" w:hAnsi="Palatino Linotype" w:cs="Times New Roman" w:hint="eastAsia"/>
+                            <w:b/>
+                            <w:bCs/>
+                            <w:i/>
+                            <w:iCs/>
+                            <w:szCs w:val="21"/>
+                          </w:rPr>
+                          <w:t>5</w:t>
+                        </w:r>
+                        <w:r>
+                          <w:rPr>
+                            <w:rStyle w:val="a4"/>
+                            <w:rFonts w:ascii="Palatino Linotype" w:hAnsi="Palatino Linotype" w:cs="Times New Roman" w:hint="eastAsia"/>
+                            <w:b/>
+                            <w:bCs/>
+                            <w:i/>
+                            <w:iCs/>
+                            <w:szCs w:val="21"/>
+                          </w:rPr>
+                          <w:t>0+ stars</w:t>
+                        </w:r>
+                      </w:hyperlink>
                       <w:r>
                         <w:rPr>
                           <w:rFonts w:ascii="Palatino Linotype" w:hAnsi="Palatino Linotype" w:cs="Times New Roman" w:hint="eastAsia"/>
@@ -3592,7 +3225,6 @@
                         </w:rPr>
                         <w:t>，无需监督微调或</w:t>
                       </w:r>
-                      <w:proofErr w:type="spellStart"/>
                       <w:r>
                         <w:rPr>
                           <w:rFonts w:ascii="Palatino Linotype" w:eastAsia="黑体" w:hAnsi="Palatino Linotype" w:cs="Times New Roman"/>
@@ -3600,7 +3232,6 @@
                         </w:rPr>
                         <w:t>CoT</w:t>
                       </w:r>
-                      <w:proofErr w:type="spellEnd"/>
                       <w:r>
                         <w:rPr>
                           <w:rFonts w:ascii="Palatino Linotype" w:eastAsia="黑体" w:hAnsi="Palatino Linotype" w:cs="Times New Roman"/>
@@ -3841,51 +3472,42 @@
                         </w:rPr>
                         <w:t xml:space="preserve">, </w:t>
                       </w:r>
-                      <w:proofErr w:type="spellStart"/>
                       <w:r>
                         <w:rPr>
                           <w:rFonts w:ascii="Palatino Linotype" w:hAnsi="Palatino Linotype" w:cs="Times New Roman" w:hint="eastAsia"/>
                           <w:szCs w:val="21"/>
                         </w:rPr>
-                        <w:t>Jiahan</w:t>
-                      </w:r>
-                      <w:proofErr w:type="spellEnd"/>
+                        <w:t>Jiahan Ren*</w:t>
+                      </w:r>
+                      <w:r>
+                        <w:rPr>
+                          <w:rFonts w:ascii="Palatino Linotype" w:eastAsia="PMingLiU" w:hAnsi="Palatino Linotype" w:cs="Times New Roman"/>
+                          <w:szCs w:val="21"/>
+                        </w:rPr>
+                        <w:t xml:space="preserve">, </w:t>
+                      </w:r>
                       <w:r>
                         <w:rPr>
                           <w:rFonts w:ascii="Palatino Linotype" w:hAnsi="Palatino Linotype" w:cs="Times New Roman" w:hint="eastAsia"/>
                           <w:szCs w:val="21"/>
                         </w:rPr>
-                        <w:t xml:space="preserve"> Ren*</w:t>
+                        <w:t>Jiayuan Su</w:t>
+                      </w:r>
+                      <w:r>
+                        <w:rPr>
+                          <w:rFonts w:ascii="Palatino Linotype" w:eastAsia="PMingLiU" w:hAnsi="Palatino Linotype" w:cs="Times New Roman" w:hint="eastAsia"/>
+                          <w:szCs w:val="21"/>
+                        </w:rPr>
+                        <w:t>,</w:t>
                       </w:r>
                       <w:r>
                         <w:rPr>
                           <w:rFonts w:ascii="Palatino Linotype" w:eastAsia="PMingLiU" w:hAnsi="Palatino Linotype" w:cs="Times New Roman"/>
                           <w:szCs w:val="21"/>
                         </w:rPr>
-                        <w:t xml:space="preserve">, </w:t>
-                      </w:r>
-                      <w:r>
-                        <w:rPr>
-                          <w:rFonts w:ascii="Palatino Linotype" w:hAnsi="Palatino Linotype" w:cs="Times New Roman" w:hint="eastAsia"/>
-                          <w:szCs w:val="21"/>
-                        </w:rPr>
-                        <w:t>Jiayuan Su</w:t>
-                      </w:r>
-                      <w:r>
-                        <w:rPr>
-                          <w:rFonts w:ascii="Palatino Linotype" w:eastAsia="PMingLiU" w:hAnsi="Palatino Linotype" w:cs="Times New Roman" w:hint="eastAsia"/>
-                          <w:szCs w:val="21"/>
-                        </w:rPr>
-                        <w:t>,</w:t>
-                      </w:r>
-                      <w:r>
-                        <w:rPr>
-                          <w:rFonts w:ascii="Palatino Linotype" w:eastAsia="PMingLiU" w:hAnsi="Palatino Linotype" w:cs="Times New Roman"/>
-                          <w:szCs w:val="21"/>
-                        </w:rPr>
                         <w:t xml:space="preserve"> et al. “</w:t>
                       </w:r>
-                      <w:hyperlink r:id="rId17" w:history="1">
+                      <w:hyperlink r:id="rId23" w:history="1">
                         <w:r>
                           <w:rPr>
                             <w:rStyle w:val="a4"/>
@@ -3993,17 +3615,8 @@
                           <w:rFonts w:ascii="Palatino Linotype" w:eastAsia="黑体" w:hAnsi="Palatino Linotype" w:cs="Times New Roman"/>
                           <w:szCs w:val="21"/>
                         </w:rPr>
-                        <w:t>MT-</w:t>
-                      </w:r>
-                      <w:proofErr w:type="spellStart"/>
-                      <w:r>
-                        <w:rPr>
-                          <w:rFonts w:ascii="Palatino Linotype" w:eastAsia="黑体" w:hAnsi="Palatino Linotype" w:cs="Times New Roman"/>
-                          <w:szCs w:val="21"/>
-                        </w:rPr>
-                        <w:t>RewardTree</w:t>
-                      </w:r>
-                      <w:proofErr w:type="spellEnd"/>
+                        <w:t>MT-RewardTree</w:t>
+                      </w:r>
                       <w:r>
                         <w:rPr>
                           <w:rFonts w:ascii="Palatino Linotype" w:eastAsia="黑体" w:hAnsi="Palatino Linotype" w:cs="Times New Roman"/>
@@ -4078,17 +3691,8 @@
                           <w:rFonts w:ascii="Palatino Linotype" w:eastAsia="黑体" w:hAnsi="Palatino Linotype" w:cs="Times New Roman"/>
                           <w:szCs w:val="21"/>
                         </w:rPr>
-                        <w:t>MT-</w:t>
-                      </w:r>
-                      <w:proofErr w:type="spellStart"/>
-                      <w:r>
-                        <w:rPr>
-                          <w:rFonts w:ascii="Palatino Linotype" w:eastAsia="黑体" w:hAnsi="Palatino Linotype" w:cs="Times New Roman"/>
-                          <w:szCs w:val="21"/>
-                        </w:rPr>
-                        <w:t>RewardBench</w:t>
-                      </w:r>
-                      <w:proofErr w:type="spellEnd"/>
+                        <w:t>MT-RewardBench</w:t>
+                      </w:r>
                       <w:r>
                         <w:rPr>
                           <w:rFonts w:ascii="Palatino Linotype" w:eastAsia="黑体" w:hAnsi="Palatino Linotype" w:cs="Times New Roman"/>
@@ -4202,7 +3806,7 @@
                         <w:spacing w:afterLines="20" w:after="48" w:line="276" w:lineRule="auto"/>
                         <w:jc w:val="left"/>
                         <w:rPr>
-                          <w:rFonts w:ascii="黑体" w:eastAsia="黑体" w:hAnsi="黑体" w:cs="Times New Roman" w:hint="eastAsia"/>
+                          <w:rFonts w:ascii="黑体" w:eastAsia="黑体" w:hAnsi="黑体" w:cs="Times New Roman"/>
                           <w:szCs w:val="21"/>
                         </w:rPr>
                       </w:pPr>
@@ -6034,27 +5638,17 @@
                               </w:rPr>
                               <w:t>邮箱：</w:t>
                             </w:r>
-                            <w:r>
-                              <w:fldChar w:fldCharType="begin"/>
-                            </w:r>
-                            <w:r>
-                              <w:instrText>HYPERLINK "mailto:zhaopengfeng424@gmail.com"</w:instrText>
-                            </w:r>
-                            <w:r>
-                              <w:fldChar w:fldCharType="separate"/>
-                            </w:r>
-                            <w:r>
-                              <w:rPr>
-                                <w:rStyle w:val="a4"/>
-                                <w:rFonts w:ascii="黑体" w:eastAsia="黑体" w:hAnsi="黑体" w:cs="Times New Roman"/>
-                                <w:sz w:val="24"/>
-                                <w:szCs w:val="24"/>
-                              </w:rPr>
-                              <w:t>zhaopengfeng424@gmail.com</w:t>
-                            </w:r>
-                            <w:r>
-                              <w:fldChar w:fldCharType="end"/>
-                            </w:r>
+                            <w:hyperlink r:id="rId24" w:history="1">
+                              <w:r>
+                                <w:rPr>
+                                  <w:rStyle w:val="a4"/>
+                                  <w:rFonts w:ascii="黑体" w:eastAsia="黑体" w:hAnsi="黑体" w:cs="Times New Roman"/>
+                                  <w:sz w:val="24"/>
+                                  <w:szCs w:val="24"/>
+                                </w:rPr>
+                                <w:t>zhaopengfeng424@gmail.com</w:t>
+                              </w:r>
+                            </w:hyperlink>
                             <w:r>
                               <w:rPr>
                                 <w:rFonts w:ascii="黑体" w:eastAsia="黑体" w:hAnsi="黑体" w:cs="Times New Roman" w:hint="eastAsia"/>
@@ -6111,25 +5705,15 @@
                               </w:rPr>
                               <w:t xml:space="preserve"> </w:t>
                             </w:r>
-                            <w:proofErr w:type="spellStart"/>
                             <w:r>
                               <w:rPr>
                                 <w:rFonts w:ascii="黑体" w:eastAsia="黑体" w:hAnsi="黑体"/>
                                 <w:sz w:val="24"/>
                                 <w:szCs w:val="24"/>
                               </w:rPr>
-                              <w:t>Github</w:t>
-                            </w:r>
-                            <w:proofErr w:type="spellEnd"/>
-                            <w:r>
-                              <w:rPr>
-                                <w:rFonts w:ascii="黑体" w:eastAsia="黑体" w:hAnsi="黑体"/>
-                                <w:sz w:val="24"/>
-                                <w:szCs w:val="24"/>
-                              </w:rPr>
-                              <w:t xml:space="preserve">: </w:t>
-                            </w:r>
-                            <w:hyperlink r:id="rId18" w:history="1">
+                              <w:t xml:space="preserve">Github: </w:t>
+                            </w:r>
+                            <w:hyperlink r:id="rId25" w:history="1">
                               <w:r>
                                 <w:rPr>
                                   <w:rStyle w:val="a4"/>
@@ -6163,7 +5747,6 @@
                               </w:rPr>
                               <w:t>个人</w:t>
                             </w:r>
-                            <w:proofErr w:type="gramStart"/>
                             <w:r>
                               <w:rPr>
                                 <w:rFonts w:ascii="黑体" w:eastAsia="黑体" w:hAnsi="黑体" w:hint="eastAsia"/>
@@ -6172,7 +5755,6 @@
                               </w:rPr>
                               <w:t>主页:</w:t>
                             </w:r>
-                            <w:proofErr w:type="gramEnd"/>
                             <w:r>
                               <w:rPr>
                                 <w:rFonts w:ascii="黑体" w:eastAsia="黑体" w:hAnsi="黑体"/>
@@ -6181,7 +5763,7 @@
                               </w:rPr>
                               <w:t xml:space="preserve"> </w:t>
                             </w:r>
-                            <w:hyperlink r:id="rId19" w:history="1">
+                            <w:hyperlink r:id="rId26" w:history="1">
                               <w:r>
                                 <w:rPr>
                                   <w:rStyle w:val="a4"/>
@@ -6551,7 +6133,7 @@
                         </w:rPr>
                         <w:t xml:space="preserve">: </w:t>
                       </w:r>
-                      <w:hyperlink r:id="rId20" w:history="1">
+                      <w:hyperlink r:id="rId27" w:history="1">
                         <w:r>
                           <w:rPr>
                             <w:rStyle w:val="a4"/>
@@ -6603,7 +6185,7 @@
                         </w:rPr>
                         <w:t xml:space="preserve"> </w:t>
                       </w:r>
-                      <w:hyperlink r:id="rId21" w:history="1">
+                      <w:hyperlink r:id="rId28" w:history="1">
                         <w:r>
                           <w:rPr>
                             <w:rStyle w:val="a4"/>
@@ -6857,6 +6439,980 @@
         <mc:AlternateContent>
           <mc:Choice Requires="wps">
             <w:drawing>
+              <wp:anchor distT="45720" distB="45720" distL="114300" distR="114300" simplePos="0" relativeHeight="251679744" behindDoc="0" locked="0" layoutInCell="1" allowOverlap="1" wp14:anchorId="5E4D63B2" wp14:editId="28E9CD63">
+                <wp:simplePos x="0" y="0"/>
+                <wp:positionH relativeFrom="margin">
+                  <wp:posOffset>85725</wp:posOffset>
+                </wp:positionH>
+                <wp:positionV relativeFrom="paragraph">
+                  <wp:posOffset>9229725</wp:posOffset>
+                </wp:positionV>
+                <wp:extent cx="7302500" cy="1428750"/>
+                <wp:effectExtent l="0" t="0" r="0" b="0"/>
+                <wp:wrapSquare wrapText="bothSides"/>
+                <wp:docPr id="841587655" name="文本框 3"/>
+                <wp:cNvGraphicFramePr>
+                  <a:graphicFrameLocks xmlns:a="http://schemas.openxmlformats.org/drawingml/2006/main"/>
+                </wp:cNvGraphicFramePr>
+                <a:graphic xmlns:a="http://schemas.openxmlformats.org/drawingml/2006/main">
+                  <a:graphicData uri="http://schemas.microsoft.com/office/word/2010/wordprocessingShape">
+                    <wps:wsp>
+                      <wps:cNvSpPr txBox="1">
+                        <a:spLocks noChangeArrowheads="1"/>
+                      </wps:cNvSpPr>
+                      <wps:spPr bwMode="auto">
+                        <a:xfrm>
+                          <a:off x="0" y="0"/>
+                          <a:ext cx="7302500" cy="1428750"/>
+                        </a:xfrm>
+                        <a:prstGeom prst="rect">
+                          <a:avLst/>
+                        </a:prstGeom>
+                        <a:solidFill>
+                          <a:srgbClr val="FFFFFF"/>
+                        </a:solidFill>
+                        <a:ln w="9525">
+                          <a:noFill/>
+                          <a:miter lim="800000"/>
+                          <a:headEnd/>
+                          <a:tailEnd/>
+                        </a:ln>
+                      </wps:spPr>
+                      <wps:txbx>
+                        <w:txbxContent>
+                          <w:p>
+                            <w:pPr>
+                              <w:pStyle w:val="a3"/>
+                              <w:numPr>
+                                <w:ilvl w:val="0"/>
+                                <w:numId w:val="15"/>
+                              </w:numPr>
+                              <w:adjustRightInd w:val="0"/>
+                              <w:snapToGrid w:val="0"/>
+                              <w:spacing w:line="276" w:lineRule="auto"/>
+                              <w:ind w:firstLineChars="0"/>
+                              <w:jc w:val="left"/>
+                              <w:rPr>
+                                <w:rFonts w:ascii="黑体" w:eastAsia="黑体" w:hAnsi="黑体"/>
+                                <w:sz w:val="24"/>
+                                <w:szCs w:val="24"/>
+                              </w:rPr>
+                            </w:pPr>
+                            <w:r>
+                              <w:rPr>
+                                <w:rFonts w:ascii="黑体" w:eastAsia="黑体" w:hAnsi="黑体" w:hint="eastAsia"/>
+                                <w:sz w:val="24"/>
+                                <w:szCs w:val="24"/>
+                              </w:rPr>
+                              <w:t>KDD</w:t>
+                            </w:r>
+                            <w:r>
+                              <w:rPr>
+                                <w:rFonts w:ascii="黑体" w:eastAsia="黑体" w:hAnsi="黑体" w:hint="eastAsia"/>
+                                <w:sz w:val="24"/>
+                                <w:szCs w:val="24"/>
+                              </w:rPr>
+                              <w:t xml:space="preserve"> </w:t>
+                            </w:r>
+                            <w:r>
+                              <w:rPr>
+                                <w:rFonts w:ascii="黑体" w:eastAsia="黑体" w:hAnsi="黑体" w:hint="eastAsia"/>
+                                <w:sz w:val="24"/>
+                                <w:szCs w:val="24"/>
+                              </w:rPr>
+                              <w:t>Cup</w:t>
+                            </w:r>
+                            <w:r>
+                              <w:rPr>
+                                <w:rFonts w:ascii="黑体" w:eastAsia="黑体" w:hAnsi="黑体" w:hint="eastAsia"/>
+                                <w:sz w:val="24"/>
+                                <w:szCs w:val="24"/>
+                              </w:rPr>
+                              <w:t xml:space="preserve"> </w:t>
+                            </w:r>
+                            <w:r>
+                              <w:rPr>
+                                <w:rFonts w:ascii="黑体" w:eastAsia="黑体" w:hAnsi="黑体" w:hint="eastAsia"/>
+                                <w:sz w:val="24"/>
+                                <w:szCs w:val="24"/>
+                              </w:rPr>
+                              <w:t>2024</w:t>
+                            </w:r>
+                            <w:r>
+                              <w:rPr>
+                                <w:rFonts w:ascii="黑体" w:eastAsia="黑体" w:hAnsi="黑体" w:hint="eastAsia"/>
+                                <w:sz w:val="24"/>
+                                <w:szCs w:val="24"/>
+                              </w:rPr>
+                              <w:t>知识</w:t>
+                            </w:r>
+                            <w:r>
+                              <w:rPr>
+                                <w:rFonts w:ascii="黑体" w:eastAsia="黑体" w:hAnsi="黑体" w:hint="eastAsia"/>
+                                <w:sz w:val="24"/>
+                                <w:szCs w:val="24"/>
+                              </w:rPr>
+                              <w:t>推理赛道</w:t>
+                            </w:r>
+                            <w:r>
+                              <w:rPr>
+                                <w:rFonts w:ascii="黑体" w:eastAsia="黑体" w:hAnsi="黑体" w:hint="eastAsia"/>
+                                <w:sz w:val="24"/>
+                                <w:szCs w:val="24"/>
+                              </w:rPr>
+                              <w:t xml:space="preserve"> Top 2（</w:t>
+                            </w:r>
+                            <w:r>
+                              <w:rPr>
+                                <w:rFonts w:ascii="黑体" w:eastAsia="黑体" w:hAnsi="黑体" w:hint="eastAsia"/>
+                                <w:b/>
+                                <w:bCs/>
+                                <w:sz w:val="24"/>
+                                <w:szCs w:val="24"/>
+                              </w:rPr>
+                              <w:t>Best Student Team Award</w:t>
+                            </w:r>
+                            <w:r>
+                              <w:rPr>
+                                <w:rFonts w:ascii="黑体" w:eastAsia="黑体" w:hAnsi="黑体" w:hint="eastAsia"/>
+                                <w:b/>
+                                <w:bCs/>
+                                <w:sz w:val="24"/>
+                                <w:szCs w:val="24"/>
+                              </w:rPr>
+                              <w:t>, TEAM LEAD</w:t>
+                            </w:r>
+                            <w:r>
+                              <w:rPr>
+                                <w:rFonts w:ascii="黑体" w:eastAsia="黑体" w:hAnsi="黑体" w:hint="eastAsia"/>
+                                <w:sz w:val="24"/>
+                                <w:szCs w:val="24"/>
+                              </w:rPr>
+                              <w:t>）</w:t>
+                            </w:r>
+                            <w:r>
+                              <w:rPr>
+                                <w:rFonts w:ascii="黑体" w:eastAsia="黑体" w:hAnsi="黑体" w:hint="eastAsia"/>
+                                <w:sz w:val="24"/>
+                                <w:szCs w:val="24"/>
+                              </w:rPr>
+                              <w:t>，全赛道Top 5</w:t>
+                            </w:r>
+                          </w:p>
+                          <w:p>
+                            <w:pPr>
+                              <w:pStyle w:val="a3"/>
+                              <w:numPr>
+                                <w:ilvl w:val="0"/>
+                                <w:numId w:val="15"/>
+                              </w:numPr>
+                              <w:adjustRightInd w:val="0"/>
+                              <w:snapToGrid w:val="0"/>
+                              <w:spacing w:line="276" w:lineRule="auto"/>
+                              <w:ind w:firstLineChars="0"/>
+                              <w:jc w:val="left"/>
+                              <w:rPr>
+                                <w:rFonts w:ascii="黑体" w:eastAsia="黑体" w:hAnsi="黑体"/>
+                                <w:sz w:val="24"/>
+                                <w:szCs w:val="24"/>
+                              </w:rPr>
+                            </w:pPr>
+                            <w:r>
+                              <w:rPr>
+                                <w:rFonts w:ascii="黑体" w:eastAsia="黑体" w:hAnsi="黑体" w:hint="eastAsia"/>
+                                <w:sz w:val="24"/>
+                                <w:szCs w:val="24"/>
+                              </w:rPr>
+                              <w:t>国家奖学金，2025</w:t>
+                            </w:r>
+                          </w:p>
+                          <w:p>
+                            <w:pPr>
+                              <w:pStyle w:val="a3"/>
+                              <w:numPr>
+                                <w:ilvl w:val="0"/>
+                                <w:numId w:val="15"/>
+                              </w:numPr>
+                              <w:adjustRightInd w:val="0"/>
+                              <w:snapToGrid w:val="0"/>
+                              <w:spacing w:line="276" w:lineRule="auto"/>
+                              <w:ind w:firstLineChars="0"/>
+                              <w:jc w:val="left"/>
+                              <w:rPr>
+                                <w:rFonts w:ascii="黑体" w:eastAsia="黑体" w:hAnsi="黑体"/>
+                                <w:sz w:val="24"/>
+                                <w:szCs w:val="24"/>
+                              </w:rPr>
+                            </w:pPr>
+                            <w:r>
+                              <w:rPr>
+                                <w:rFonts w:ascii="黑体" w:eastAsia="黑体" w:hAnsi="黑体" w:hint="eastAsia"/>
+                                <w:sz w:val="24"/>
+                                <w:szCs w:val="24"/>
+                              </w:rPr>
+                              <w:t>曾</w:t>
+                            </w:r>
+                            <w:r>
+                              <w:rPr>
+                                <w:rFonts w:ascii="黑体" w:eastAsia="黑体" w:hAnsi="黑体" w:hint="eastAsia"/>
+                                <w:sz w:val="24"/>
+                                <w:szCs w:val="24"/>
+                              </w:rPr>
+                              <w:t>运营公众号“深度学习自然语言处理”</w:t>
+                            </w:r>
+                            <w:r>
+                              <w:rPr>
+                                <w:rFonts w:ascii="黑体" w:eastAsia="黑体" w:hAnsi="黑体" w:hint="eastAsia"/>
+                                <w:sz w:val="24"/>
+                                <w:szCs w:val="24"/>
+                              </w:rPr>
+                              <w:t>（</w:t>
+                            </w:r>
+                            <w:r>
+                              <w:rPr>
+                                <w:rFonts w:ascii="黑体" w:eastAsia="黑体" w:hAnsi="黑体" w:hint="eastAsia"/>
+                                <w:sz w:val="24"/>
+                                <w:szCs w:val="24"/>
+                              </w:rPr>
+                              <w:t>10w订阅</w:t>
+                            </w:r>
+                            <w:r>
+                              <w:rPr>
+                                <w:rFonts w:ascii="黑体" w:eastAsia="黑体" w:hAnsi="黑体" w:hint="eastAsia"/>
+                                <w:sz w:val="24"/>
+                                <w:szCs w:val="24"/>
+                              </w:rPr>
+                              <w:t>）</w:t>
+                            </w:r>
+                          </w:p>
+                          <w:p>
+                            <w:pPr>
+                              <w:pStyle w:val="a3"/>
+                              <w:numPr>
+                                <w:ilvl w:val="0"/>
+                                <w:numId w:val="15"/>
+                              </w:numPr>
+                              <w:adjustRightInd w:val="0"/>
+                              <w:snapToGrid w:val="0"/>
+                              <w:spacing w:line="276" w:lineRule="auto"/>
+                              <w:ind w:firstLineChars="0"/>
+                              <w:jc w:val="left"/>
+                              <w:rPr>
+                                <w:rFonts w:ascii="黑体" w:eastAsia="黑体" w:hAnsi="黑体"/>
+                                <w:sz w:val="24"/>
+                                <w:szCs w:val="24"/>
+                              </w:rPr>
+                            </w:pPr>
+                            <w:r>
+                              <w:rPr>
+                                <w:rFonts w:ascii="黑体" w:eastAsia="黑体" w:hAnsi="黑体" w:hint="eastAsia"/>
+                                <w:sz w:val="24"/>
+                                <w:szCs w:val="24"/>
+                              </w:rPr>
+                              <w:t>创建小红书论文分享账号“</w:t>
+                            </w:r>
+                            <w:r>
+                              <w:rPr>
+                                <w:rFonts w:ascii="黑体" w:eastAsia="黑体" w:hAnsi="黑体"/>
+                                <w:sz w:val="24"/>
+                                <w:szCs w:val="24"/>
+                              </w:rPr>
+                              <w:t>nlper今天读paper了吗”（1.3w关注）</w:t>
+                            </w:r>
+                          </w:p>
+                          <w:p>
+                            <w:pPr>
+                              <w:pStyle w:val="a3"/>
+                              <w:numPr>
+                                <w:ilvl w:val="0"/>
+                                <w:numId w:val="15"/>
+                              </w:numPr>
+                              <w:adjustRightInd w:val="0"/>
+                              <w:snapToGrid w:val="0"/>
+                              <w:spacing w:line="276" w:lineRule="auto"/>
+                              <w:ind w:firstLineChars="0"/>
+                              <w:jc w:val="left"/>
+                              <w:rPr>
+                                <w:rFonts w:ascii="黑体" w:eastAsia="黑体" w:hAnsi="黑体"/>
+                                <w:sz w:val="24"/>
+                                <w:szCs w:val="24"/>
+                              </w:rPr>
+                            </w:pPr>
+                            <w:r>
+                              <w:rPr>
+                                <w:rFonts w:ascii="黑体" w:eastAsia="黑体" w:hAnsi="黑体" w:hint="eastAsia"/>
+                                <w:sz w:val="24"/>
+                                <w:szCs w:val="24"/>
+                              </w:rPr>
+                              <w:t>深圳高校赛艇联赛男子八人艇季军</w:t>
+                            </w:r>
+                            <w:r>
+                              <w:rPr>
+                                <w:rFonts w:ascii="黑体" w:eastAsia="黑体" w:hAnsi="黑体" w:hint="eastAsia"/>
+                                <w:sz w:val="24"/>
+                                <w:szCs w:val="24"/>
+                              </w:rPr>
+                              <w:t>，</w:t>
+                            </w:r>
+                            <w:r>
+                              <w:rPr>
+                                <w:rFonts w:ascii="黑体" w:eastAsia="黑体" w:hAnsi="黑体" w:hint="eastAsia"/>
+                                <w:sz w:val="24"/>
+                                <w:szCs w:val="24"/>
+                              </w:rPr>
+                              <w:t>篮球国家二级裁判员</w:t>
+                            </w:r>
+                            <w:r>
+                              <w:rPr>
+                                <w:rFonts w:ascii="黑体" w:eastAsia="黑体" w:hAnsi="黑体" w:hint="eastAsia"/>
+                                <w:sz w:val="24"/>
+                                <w:szCs w:val="24"/>
+                              </w:rPr>
+                              <w:t>，半程马拉松150</w:t>
+                            </w:r>
+                          </w:p>
+                          <w:p>
+                            <w:pPr>
+                              <w:pStyle w:val="a3"/>
+                              <w:numPr>
+                                <w:ilvl w:val="0"/>
+                                <w:numId w:val="15"/>
+                              </w:numPr>
+                              <w:adjustRightInd w:val="0"/>
+                              <w:snapToGrid w:val="0"/>
+                              <w:spacing w:line="276" w:lineRule="auto"/>
+                              <w:ind w:firstLineChars="0"/>
+                              <w:jc w:val="left"/>
+                              <w:rPr>
+                                <w:rFonts w:ascii="黑体" w:eastAsia="黑体" w:hAnsi="黑体"/>
+                                <w:sz w:val="24"/>
+                                <w:szCs w:val="24"/>
+                              </w:rPr>
+                            </w:pPr>
+                            <w:r>
+                              <w:rPr>
+                                <w:rFonts w:ascii="Palatino Linotype" w:eastAsia="黑体" w:hAnsi="Palatino Linotype" w:cs="Times New Roman" w:hint="eastAsia"/>
+                                <w:sz w:val="24"/>
+                                <w:szCs w:val="24"/>
+                              </w:rPr>
+                              <w:t>R</w:t>
+                            </w:r>
+                            <w:r>
+                              <w:rPr>
+                                <w:rFonts w:ascii="Palatino Linotype" w:eastAsia="黑体" w:hAnsi="Palatino Linotype" w:cs="Times New Roman"/>
+                                <w:sz w:val="24"/>
+                                <w:szCs w:val="24"/>
+                              </w:rPr>
+                              <w:t>OBOCON</w:t>
+                            </w:r>
+                            <w:r>
+                              <w:rPr>
+                                <w:rFonts w:ascii="黑体" w:eastAsia="黑体" w:hAnsi="黑体" w:hint="eastAsia"/>
+                                <w:sz w:val="24"/>
+                                <w:szCs w:val="24"/>
+                              </w:rPr>
+                              <w:t>全国大学生机器人大赛国家三等奖</w:t>
+                            </w:r>
+                            <w:r>
+                              <w:rPr>
+                                <w:rFonts w:ascii="黑体" w:eastAsia="黑体" w:hAnsi="黑体" w:hint="eastAsia"/>
+                                <w:sz w:val="24"/>
+                                <w:szCs w:val="24"/>
+                              </w:rPr>
+                              <w:t>（电控组）</w:t>
+                            </w:r>
+                          </w:p>
+                        </w:txbxContent>
+                      </wps:txbx>
+                      <wps:bodyPr rot="0" vert="horz" wrap="square" lIns="91440" tIns="45720" rIns="91440" bIns="45720" anchor="t" anchorCtr="0">
+                        <a:noAutofit/>
+                      </wps:bodyPr>
+                    </wps:wsp>
+                  </a:graphicData>
+                </a:graphic>
+                <wp14:sizeRelH relativeFrom="margin">
+                  <wp14:pctWidth>0</wp14:pctWidth>
+                </wp14:sizeRelH>
+                <wp14:sizeRelV relativeFrom="margin">
+                  <wp14:pctHeight>0</wp14:pctHeight>
+                </wp14:sizeRelV>
+              </wp:anchor>
+            </w:drawing>
+          </mc:Choice>
+          <mc:Fallback>
+            <w:pict>
+              <v:shape w14:anchorId="5E4D63B2" id="_x0000_s1040" type="#_x0000_t202" style="position:absolute;margin-left:6.75pt;margin-top:726.75pt;width:575pt;height:112.5pt;z-index:251679744;visibility:visible;mso-wrap-style:square;mso-width-percent:0;mso-height-percent:0;mso-wrap-distance-left:9pt;mso-wrap-distance-top:3.6pt;mso-wrap-distance-right:9pt;mso-wrap-distance-bottom:3.6pt;mso-position-horizontal:absolute;mso-position-horizontal-relative:margin;mso-position-vertical:absolute;mso-position-vertical-relative:text;mso-width-percent:0;mso-height-percent:0;mso-width-relative:margin;mso-height-relative:margin;v-text-anchor:top" o:gfxdata="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" stroked="f">
+                <v:textbox>
+                  <w:txbxContent>
+                    <w:p>
+                      <w:pPr>
+                        <w:pStyle w:val="a3"/>
+                        <w:numPr>
+                          <w:ilvl w:val="0"/>
+                          <w:numId w:val="15"/>
+                        </w:numPr>
+                        <w:adjustRightInd w:val="0"/>
+                        <w:snapToGrid w:val="0"/>
+                        <w:spacing w:line="276" w:lineRule="auto"/>
+                        <w:ind w:firstLineChars="0"/>
+                        <w:jc w:val="left"/>
+                        <w:rPr>
+                          <w:rFonts w:ascii="黑体" w:eastAsia="黑体" w:hAnsi="黑体"/>
+                          <w:sz w:val="24"/>
+                          <w:szCs w:val="24"/>
+                        </w:rPr>
+                      </w:pPr>
+                      <w:r>
+                        <w:rPr>
+                          <w:rFonts w:ascii="黑体" w:eastAsia="黑体" w:hAnsi="黑体" w:hint="eastAsia"/>
+                          <w:sz w:val="24"/>
+                          <w:szCs w:val="24"/>
+                        </w:rPr>
+                        <w:t>KDD</w:t>
+                      </w:r>
+                      <w:r>
+                        <w:rPr>
+                          <w:rFonts w:ascii="黑体" w:eastAsia="黑体" w:hAnsi="黑体" w:hint="eastAsia"/>
+                          <w:sz w:val="24"/>
+                          <w:szCs w:val="24"/>
+                        </w:rPr>
+                        <w:t xml:space="preserve"> </w:t>
+                      </w:r>
+                      <w:r>
+                        <w:rPr>
+                          <w:rFonts w:ascii="黑体" w:eastAsia="黑体" w:hAnsi="黑体" w:hint="eastAsia"/>
+                          <w:sz w:val="24"/>
+                          <w:szCs w:val="24"/>
+                        </w:rPr>
+                        <w:t>Cup</w:t>
+                      </w:r>
+                      <w:r>
+                        <w:rPr>
+                          <w:rFonts w:ascii="黑体" w:eastAsia="黑体" w:hAnsi="黑体" w:hint="eastAsia"/>
+                          <w:sz w:val="24"/>
+                          <w:szCs w:val="24"/>
+                        </w:rPr>
+                        <w:t xml:space="preserve"> </w:t>
+                      </w:r>
+                      <w:r>
+                        <w:rPr>
+                          <w:rFonts w:ascii="黑体" w:eastAsia="黑体" w:hAnsi="黑体" w:hint="eastAsia"/>
+                          <w:sz w:val="24"/>
+                          <w:szCs w:val="24"/>
+                        </w:rPr>
+                        <w:t>2024</w:t>
+                      </w:r>
+                      <w:r>
+                        <w:rPr>
+                          <w:rFonts w:ascii="黑体" w:eastAsia="黑体" w:hAnsi="黑体" w:hint="eastAsia"/>
+                          <w:sz w:val="24"/>
+                          <w:szCs w:val="24"/>
+                        </w:rPr>
+                        <w:t>知识</w:t>
+                      </w:r>
+                      <w:r>
+                        <w:rPr>
+                          <w:rFonts w:ascii="黑体" w:eastAsia="黑体" w:hAnsi="黑体" w:hint="eastAsia"/>
+                          <w:sz w:val="24"/>
+                          <w:szCs w:val="24"/>
+                        </w:rPr>
+                        <w:t>推理赛道</w:t>
+                      </w:r>
+                      <w:r>
+                        <w:rPr>
+                          <w:rFonts w:ascii="黑体" w:eastAsia="黑体" w:hAnsi="黑体" w:hint="eastAsia"/>
+                          <w:sz w:val="24"/>
+                          <w:szCs w:val="24"/>
+                        </w:rPr>
+                        <w:t xml:space="preserve"> Top 2（</w:t>
+                      </w:r>
+                      <w:r>
+                        <w:rPr>
+                          <w:rFonts w:ascii="黑体" w:eastAsia="黑体" w:hAnsi="黑体" w:hint="eastAsia"/>
+                          <w:b/>
+                          <w:bCs/>
+                          <w:sz w:val="24"/>
+                          <w:szCs w:val="24"/>
+                        </w:rPr>
+                        <w:t>Best Student Team Award</w:t>
+                      </w:r>
+                      <w:r>
+                        <w:rPr>
+                          <w:rFonts w:ascii="黑体" w:eastAsia="黑体" w:hAnsi="黑体" w:hint="eastAsia"/>
+                          <w:b/>
+                          <w:bCs/>
+                          <w:sz w:val="24"/>
+                          <w:szCs w:val="24"/>
+                        </w:rPr>
+                        <w:t>, TEAM LEAD</w:t>
+                      </w:r>
+                      <w:r>
+                        <w:rPr>
+                          <w:rFonts w:ascii="黑体" w:eastAsia="黑体" w:hAnsi="黑体" w:hint="eastAsia"/>
+                          <w:sz w:val="24"/>
+                          <w:szCs w:val="24"/>
+                        </w:rPr>
+                        <w:t>）</w:t>
+                      </w:r>
+                      <w:r>
+                        <w:rPr>
+                          <w:rFonts w:ascii="黑体" w:eastAsia="黑体" w:hAnsi="黑体" w:hint="eastAsia"/>
+                          <w:sz w:val="24"/>
+                          <w:szCs w:val="24"/>
+                        </w:rPr>
+                        <w:t>，全赛道Top 5</w:t>
+                      </w:r>
+                    </w:p>
+                    <w:p>
+                      <w:pPr>
+                        <w:pStyle w:val="a3"/>
+                        <w:numPr>
+                          <w:ilvl w:val="0"/>
+                          <w:numId w:val="15"/>
+                        </w:numPr>
+                        <w:adjustRightInd w:val="0"/>
+                        <w:snapToGrid w:val="0"/>
+                        <w:spacing w:line="276" w:lineRule="auto"/>
+                        <w:ind w:firstLineChars="0"/>
+                        <w:jc w:val="left"/>
+                        <w:rPr>
+                          <w:rFonts w:ascii="黑体" w:eastAsia="黑体" w:hAnsi="黑体"/>
+                          <w:sz w:val="24"/>
+                          <w:szCs w:val="24"/>
+                        </w:rPr>
+                      </w:pPr>
+                      <w:r>
+                        <w:rPr>
+                          <w:rFonts w:ascii="黑体" w:eastAsia="黑体" w:hAnsi="黑体" w:hint="eastAsia"/>
+                          <w:sz w:val="24"/>
+                          <w:szCs w:val="24"/>
+                        </w:rPr>
+                        <w:t>国家奖学金，2025</w:t>
+                      </w:r>
+                    </w:p>
+                    <w:p>
+                      <w:pPr>
+                        <w:pStyle w:val="a3"/>
+                        <w:numPr>
+                          <w:ilvl w:val="0"/>
+                          <w:numId w:val="15"/>
+                        </w:numPr>
+                        <w:adjustRightInd w:val="0"/>
+                        <w:snapToGrid w:val="0"/>
+                        <w:spacing w:line="276" w:lineRule="auto"/>
+                        <w:ind w:firstLineChars="0"/>
+                        <w:jc w:val="left"/>
+                        <w:rPr>
+                          <w:rFonts w:ascii="黑体" w:eastAsia="黑体" w:hAnsi="黑体"/>
+                          <w:sz w:val="24"/>
+                          <w:szCs w:val="24"/>
+                        </w:rPr>
+                      </w:pPr>
+                      <w:r>
+                        <w:rPr>
+                          <w:rFonts w:ascii="黑体" w:eastAsia="黑体" w:hAnsi="黑体" w:hint="eastAsia"/>
+                          <w:sz w:val="24"/>
+                          <w:szCs w:val="24"/>
+                        </w:rPr>
+                        <w:t>曾</w:t>
+                      </w:r>
+                      <w:r>
+                        <w:rPr>
+                          <w:rFonts w:ascii="黑体" w:eastAsia="黑体" w:hAnsi="黑体" w:hint="eastAsia"/>
+                          <w:sz w:val="24"/>
+                          <w:szCs w:val="24"/>
+                        </w:rPr>
+                        <w:t>运营公众号“深度学习自然语言处理”</w:t>
+                      </w:r>
+                      <w:r>
+                        <w:rPr>
+                          <w:rFonts w:ascii="黑体" w:eastAsia="黑体" w:hAnsi="黑体" w:hint="eastAsia"/>
+                          <w:sz w:val="24"/>
+                          <w:szCs w:val="24"/>
+                        </w:rPr>
+                        <w:t>（</w:t>
+                      </w:r>
+                      <w:r>
+                        <w:rPr>
+                          <w:rFonts w:ascii="黑体" w:eastAsia="黑体" w:hAnsi="黑体" w:hint="eastAsia"/>
+                          <w:sz w:val="24"/>
+                          <w:szCs w:val="24"/>
+                        </w:rPr>
+                        <w:t>10w订阅</w:t>
+                      </w:r>
+                      <w:r>
+                        <w:rPr>
+                          <w:rFonts w:ascii="黑体" w:eastAsia="黑体" w:hAnsi="黑体" w:hint="eastAsia"/>
+                          <w:sz w:val="24"/>
+                          <w:szCs w:val="24"/>
+                        </w:rPr>
+                        <w:t>）</w:t>
+                      </w:r>
+                    </w:p>
+                    <w:p>
+                      <w:pPr>
+                        <w:pStyle w:val="a3"/>
+                        <w:numPr>
+                          <w:ilvl w:val="0"/>
+                          <w:numId w:val="15"/>
+                        </w:numPr>
+                        <w:adjustRightInd w:val="0"/>
+                        <w:snapToGrid w:val="0"/>
+                        <w:spacing w:line="276" w:lineRule="auto"/>
+                        <w:ind w:firstLineChars="0"/>
+                        <w:jc w:val="left"/>
+                        <w:rPr>
+                          <w:rFonts w:ascii="黑体" w:eastAsia="黑体" w:hAnsi="黑体"/>
+                          <w:sz w:val="24"/>
+                          <w:szCs w:val="24"/>
+                        </w:rPr>
+                      </w:pPr>
+                      <w:r>
+                        <w:rPr>
+                          <w:rFonts w:ascii="黑体" w:eastAsia="黑体" w:hAnsi="黑体" w:hint="eastAsia"/>
+                          <w:sz w:val="24"/>
+                          <w:szCs w:val="24"/>
+                        </w:rPr>
+                        <w:t>创建小红书论文分享账号“</w:t>
+                      </w:r>
+                      <w:r>
+                        <w:rPr>
+                          <w:rFonts w:ascii="黑体" w:eastAsia="黑体" w:hAnsi="黑体"/>
+                          <w:sz w:val="24"/>
+                          <w:szCs w:val="24"/>
+                        </w:rPr>
+                        <w:t>nlper今天读paper了吗”（1.3w关注）</w:t>
+                      </w:r>
+                    </w:p>
+                    <w:p>
+                      <w:pPr>
+                        <w:pStyle w:val="a3"/>
+                        <w:numPr>
+                          <w:ilvl w:val="0"/>
+                          <w:numId w:val="15"/>
+                        </w:numPr>
+                        <w:adjustRightInd w:val="0"/>
+                        <w:snapToGrid w:val="0"/>
+                        <w:spacing w:line="276" w:lineRule="auto"/>
+                        <w:ind w:firstLineChars="0"/>
+                        <w:jc w:val="left"/>
+                        <w:rPr>
+                          <w:rFonts w:ascii="黑体" w:eastAsia="黑体" w:hAnsi="黑体"/>
+                          <w:sz w:val="24"/>
+                          <w:szCs w:val="24"/>
+                        </w:rPr>
+                      </w:pPr>
+                      <w:r>
+                        <w:rPr>
+                          <w:rFonts w:ascii="黑体" w:eastAsia="黑体" w:hAnsi="黑体" w:hint="eastAsia"/>
+                          <w:sz w:val="24"/>
+                          <w:szCs w:val="24"/>
+                        </w:rPr>
+                        <w:t>深圳高校赛艇联赛男子八人艇季军</w:t>
+                      </w:r>
+                      <w:r>
+                        <w:rPr>
+                          <w:rFonts w:ascii="黑体" w:eastAsia="黑体" w:hAnsi="黑体" w:hint="eastAsia"/>
+                          <w:sz w:val="24"/>
+                          <w:szCs w:val="24"/>
+                        </w:rPr>
+                        <w:t>，</w:t>
+                      </w:r>
+                      <w:r>
+                        <w:rPr>
+                          <w:rFonts w:ascii="黑体" w:eastAsia="黑体" w:hAnsi="黑体" w:hint="eastAsia"/>
+                          <w:sz w:val="24"/>
+                          <w:szCs w:val="24"/>
+                        </w:rPr>
+                        <w:t>篮球国家二级裁判员</w:t>
+                      </w:r>
+                      <w:r>
+                        <w:rPr>
+                          <w:rFonts w:ascii="黑体" w:eastAsia="黑体" w:hAnsi="黑体" w:hint="eastAsia"/>
+                          <w:sz w:val="24"/>
+                          <w:szCs w:val="24"/>
+                        </w:rPr>
+                        <w:t>，半程马拉松150</w:t>
+                      </w:r>
+                    </w:p>
+                    <w:p>
+                      <w:pPr>
+                        <w:pStyle w:val="a3"/>
+                        <w:numPr>
+                          <w:ilvl w:val="0"/>
+                          <w:numId w:val="15"/>
+                        </w:numPr>
+                        <w:adjustRightInd w:val="0"/>
+                        <w:snapToGrid w:val="0"/>
+                        <w:spacing w:line="276" w:lineRule="auto"/>
+                        <w:ind w:firstLineChars="0"/>
+                        <w:jc w:val="left"/>
+                        <w:rPr>
+                          <w:rFonts w:ascii="黑体" w:eastAsia="黑体" w:hAnsi="黑体"/>
+                          <w:sz w:val="24"/>
+                          <w:szCs w:val="24"/>
+                        </w:rPr>
+                      </w:pPr>
+                      <w:r>
+                        <w:rPr>
+                          <w:rFonts w:ascii="Palatino Linotype" w:eastAsia="黑体" w:hAnsi="Palatino Linotype" w:cs="Times New Roman" w:hint="eastAsia"/>
+                          <w:sz w:val="24"/>
+                          <w:szCs w:val="24"/>
+                        </w:rPr>
+                        <w:t>R</w:t>
+                      </w:r>
+                      <w:r>
+                        <w:rPr>
+                          <w:rFonts w:ascii="Palatino Linotype" w:eastAsia="黑体" w:hAnsi="Palatino Linotype" w:cs="Times New Roman"/>
+                          <w:sz w:val="24"/>
+                          <w:szCs w:val="24"/>
+                        </w:rPr>
+                        <w:t>OBOCON</w:t>
+                      </w:r>
+                      <w:r>
+                        <w:rPr>
+                          <w:rFonts w:ascii="黑体" w:eastAsia="黑体" w:hAnsi="黑体" w:hint="eastAsia"/>
+                          <w:sz w:val="24"/>
+                          <w:szCs w:val="24"/>
+                        </w:rPr>
+                        <w:t>全国大学生机器人大赛国家三等奖</w:t>
+                      </w:r>
+                      <w:r>
+                        <w:rPr>
+                          <w:rFonts w:ascii="黑体" w:eastAsia="黑体" w:hAnsi="黑体" w:hint="eastAsia"/>
+                          <w:sz w:val="24"/>
+                          <w:szCs w:val="24"/>
+                        </w:rPr>
+                        <w:t>（电控组）</w:t>
+                      </w:r>
+                    </w:p>
+                  </w:txbxContent>
+                </v:textbox>
+                <w10:wrap type="square" anchorx="margin"/>
+              </v:shape>
+            </w:pict>
+          </mc:Fallback>
+        </mc:AlternateContent>
+      </w:r>
+      <w:r>
+        <w:rPr>
+          <w:noProof/>
+        </w:rPr>
+        <mc:AlternateContent>
+          <mc:Choice Requires="wpg">
+            <w:drawing>
+              <wp:anchor distT="0" distB="0" distL="114300" distR="114300" simplePos="0" relativeHeight="251678720" behindDoc="0" locked="0" layoutInCell="1" allowOverlap="1" wp14:anchorId="017CD74E" wp14:editId="4924A807">
+                <wp:simplePos x="0" y="0"/>
+                <wp:positionH relativeFrom="column">
+                  <wp:posOffset>114300</wp:posOffset>
+                </wp:positionH>
+                <wp:positionV relativeFrom="paragraph">
+                  <wp:posOffset>8838565</wp:posOffset>
+                </wp:positionV>
+                <wp:extent cx="7242175" cy="374015"/>
+                <wp:effectExtent l="0" t="0" r="0" b="6985"/>
+                <wp:wrapNone/>
+                <wp:docPr id="787507303" name="组合 198"/>
+                <wp:cNvGraphicFramePr>
+                  <a:graphicFrameLocks xmlns:a="http://schemas.openxmlformats.org/drawingml/2006/main"/>
+                </wp:cNvGraphicFramePr>
+                <a:graphic xmlns:a="http://schemas.openxmlformats.org/drawingml/2006/main">
+                  <a:graphicData uri="http://schemas.microsoft.com/office/word/2010/wordprocessingGroup">
+                    <wpg:wgp>
+                      <wpg:cNvGrpSpPr>
+                        <a:grpSpLocks/>
+                      </wpg:cNvGrpSpPr>
+                      <wpg:grpSpPr bwMode="auto">
+                        <a:xfrm>
+                          <a:off x="0" y="0"/>
+                          <a:ext cx="7242175" cy="374015"/>
+                          <a:chOff x="3339" y="-27783"/>
+                          <a:chExt cx="69017" cy="3743"/>
+                        </a:xfrm>
+                      </wpg:grpSpPr>
+                      <wps:wsp>
+                        <wps:cNvPr id="1782012017" name="矩形 200"/>
+                        <wps:cNvSpPr>
+                          <a:spLocks noChangeArrowheads="1"/>
+                        </wps:cNvSpPr>
+                        <wps:spPr bwMode="auto">
+                          <a:xfrm>
+                            <a:off x="3816" y="-24364"/>
+                            <a:ext cx="68540" cy="324"/>
+                          </a:xfrm>
+                          <a:prstGeom prst="rect">
+                            <a:avLst/>
+                          </a:prstGeom>
+                          <a:solidFill>
+                            <a:srgbClr val="224461"/>
+                          </a:solidFill>
+                          <a:ln>
+                            <a:noFill/>
+                          </a:ln>
+                          <a:extLst>
+                            <a:ext uri="{91240B29-F687-4F45-9708-019B960494DF}">
+                              <a14:hiddenLine xmlns:a14="http://schemas.microsoft.com/office/drawing/2010/main" w="12700">
+                                <a:solidFill>
+                                  <a:srgbClr val="000000"/>
+                                </a:solidFill>
+                                <a:miter lim="800000"/>
+                                <a:headEnd/>
+                                <a:tailEnd/>
+                              </a14:hiddenLine>
+                            </a:ext>
+                          </a:extLst>
+                        </wps:spPr>
+                        <wps:bodyPr rot="0" vert="horz" wrap="square" lIns="91440" tIns="45720" rIns="91440" bIns="45720" anchor="ctr" anchorCtr="0" upright="1">
+                          <a:noAutofit/>
+                        </wps:bodyPr>
+                      </wps:wsp>
+                      <wps:wsp>
+                        <wps:cNvPr id="1552183714" name="Text Box 8"/>
+                        <wps:cNvSpPr txBox="1">
+                          <a:spLocks noChangeArrowheads="1"/>
+                        </wps:cNvSpPr>
+                        <wps:spPr bwMode="auto">
+                          <a:xfrm>
+                            <a:off x="3339" y="-27783"/>
+                            <a:ext cx="10092" cy="3738"/>
+                          </a:xfrm>
+                          <a:prstGeom prst="rect">
+                            <a:avLst/>
+                          </a:prstGeom>
+                          <a:noFill/>
+                          <a:ln>
+                            <a:noFill/>
+                          </a:ln>
+                          <a:extLst>
+                            <a:ext uri="{909E8E84-426E-40DD-AFC4-6F175D3DCCD1}">
+                              <a14:hiddenFill xmlns:a14="http://schemas.microsoft.com/office/drawing/2010/main">
+                                <a:solidFill>
+                                  <a:srgbClr val="FFFFFF"/>
+                                </a:solidFill>
+                              </a14:hiddenFill>
+                            </a:ext>
+                            <a:ext uri="{91240B29-F687-4F45-9708-019B960494DF}">
+                              <a14:hiddenLine xmlns:a14="http://schemas.microsoft.com/office/drawing/2010/main" w="9525">
+                                <a:solidFill>
+                                  <a:srgbClr val="000000"/>
+                                </a:solidFill>
+                                <a:miter lim="800000"/>
+                                <a:headEnd/>
+                                <a:tailEnd/>
+                              </a14:hiddenLine>
+                            </a:ext>
+                          </a:extLst>
+                        </wps:spPr>
+                        <wps:txbx>
+                          <w:txbxContent>
+                            <w:p>
+                              <w:pPr>
+                                <w:adjustRightInd w:val="0"/>
+                                <w:snapToGrid w:val="0"/>
+                                <w:jc w:val="distribute"/>
+                                <w:rPr>
+                                  <w:rFonts w:ascii="微软雅黑" w:eastAsia="微软雅黑" w:hAnsi="微软雅黑"/>
+                                  <w:b/>
+                                  <w:bCs/>
+                                  <w:sz w:val="28"/>
+                                  <w:szCs w:val="28"/>
+                                </w:rPr>
+                              </w:pPr>
+                              <w:r>
+                                <w:rPr>
+                                  <w:rFonts w:ascii="微软雅黑" w:eastAsia="微软雅黑" w:hAnsi="微软雅黑" w:hint="eastAsia"/>
+                                  <w:b/>
+                                  <w:bCs/>
+                                  <w:sz w:val="28"/>
+                                  <w:szCs w:val="28"/>
+                                </w:rPr>
+                                <w:t>其他</w:t>
+                              </w:r>
+                              <w:r>
+                                <w:rPr>
+                                  <w:rFonts w:ascii="微软雅黑" w:eastAsia="微软雅黑" w:hAnsi="微软雅黑" w:hint="eastAsia"/>
+                                  <w:b/>
+                                  <w:bCs/>
+                                  <w:sz w:val="28"/>
+                                  <w:szCs w:val="28"/>
+                                </w:rPr>
+                                <w:t>经历</w:t>
+                              </w:r>
+                            </w:p>
+                          </w:txbxContent>
+                        </wps:txbx>
+                        <wps:bodyPr rot="0" vert="horz" wrap="square" lIns="91440" tIns="45720" rIns="91440" bIns="45720" anchor="t" anchorCtr="0" upright="1">
+                          <a:noAutofit/>
+                        </wps:bodyPr>
+                      </wps:wsp>
+                    </wpg:wgp>
+                  </a:graphicData>
+                </a:graphic>
+                <wp14:sizeRelH relativeFrom="margin">
+                  <wp14:pctWidth>0</wp14:pctWidth>
+                </wp14:sizeRelH>
+                <wp14:sizeRelV relativeFrom="margin">
+                  <wp14:pctHeight>0</wp14:pctHeight>
+                </wp14:sizeRelV>
+              </wp:anchor>
+            </w:drawing>
+          </mc:Choice>
+          <mc:Fallback>
+            <w:pict>
+              <v:group w14:anchorId="017CD74E" id="_x0000_s1041" style="position:absolute;margin-left:9pt;margin-top:695.95pt;width:570.25pt;height:29.45pt;z-index:251678720;mso-width-relative:margin;mso-height-relative:margin" coordorigin="3339,-27783" coordsize="69017,3743" o:gfxdata="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">
+                <v:rect id="矩形 200" o:spid="_x0000_s1042" style="position:absolute;left:3816;top:-24364;width:68540;height:324;visibility:visible;mso-wrap-style:square;v-text-anchor:middle" o:gfxdata="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" fillcolor="#224461" stroked="f" strokeweight="1pt"/>
+                <v:shape id="Text Box 8" o:spid="_x0000_s1043" type="#_x0000_t202" style="position:absolute;left:3339;top:-27783;width:10092;height:3738;visibility:visible;mso-wrap-style:square;v-text-anchor:top" o:gfxdata="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" filled="f" stroked="f">
+                  <v:textbox>
+                    <w:txbxContent>
+                      <w:p>
+                        <w:pPr>
+                          <w:adjustRightInd w:val="0"/>
+                          <w:snapToGrid w:val="0"/>
+                          <w:jc w:val="distribute"/>
+                          <w:rPr>
+                            <w:rFonts w:ascii="微软雅黑" w:eastAsia="微软雅黑" w:hAnsi="微软雅黑"/>
+                            <w:b/>
+                            <w:bCs/>
+                            <w:sz w:val="28"/>
+                            <w:szCs w:val="28"/>
+                          </w:rPr>
+                        </w:pPr>
+                        <w:r>
+                          <w:rPr>
+                            <w:rFonts w:ascii="微软雅黑" w:eastAsia="微软雅黑" w:hAnsi="微软雅黑" w:hint="eastAsia"/>
+                            <w:b/>
+                            <w:bCs/>
+                            <w:sz w:val="28"/>
+                            <w:szCs w:val="28"/>
+                          </w:rPr>
+                          <w:t>其他</w:t>
+                        </w:r>
+                        <w:r>
+                          <w:rPr>
+                            <w:rFonts w:ascii="微软雅黑" w:eastAsia="微软雅黑" w:hAnsi="微软雅黑" w:hint="eastAsia"/>
+                            <w:b/>
+                            <w:bCs/>
+                            <w:sz w:val="28"/>
+                            <w:szCs w:val="28"/>
+                          </w:rPr>
+                          <w:t>经历</w:t>
+                        </w:r>
+                      </w:p>
+                    </w:txbxContent>
+                  </v:textbox>
+                </v:shape>
+              </v:group>
+            </w:pict>
+          </mc:Fallback>
+        </mc:AlternateContent>
+      </w:r>
+      <w:r>
+        <w:rPr>
+          <w:noProof/>
+        </w:rPr>
+        <mc:AlternateContent>
+          <mc:Choice Requires="wps">
+            <w:drawing>
               <wp:anchor distT="45720" distB="45720" distL="114300" distR="114300" simplePos="0" relativeHeight="251672576" behindDoc="0" locked="0" layoutInCell="1" allowOverlap="1" wp14:anchorId="5A83D8D6" wp14:editId="380F9E20">
                 <wp:simplePos x="0" y="0"/>
                 <wp:positionH relativeFrom="margin">
@@ -7031,57 +7587,9 @@
                                 <w:rFonts w:ascii="Palatino Linotype" w:eastAsia="PMingLiU" w:hAnsi="Palatino Linotype" w:cs="Times New Roman"/>
                                 <w:szCs w:val="21"/>
                               </w:rPr>
-                              <w:t xml:space="preserve">, </w:t>
-                            </w:r>
-                            <w:proofErr w:type="spellStart"/>
-                            <w:r>
-                              <w:rPr>
-                                <w:rFonts w:ascii="Palatino Linotype" w:eastAsia="PMingLiU" w:hAnsi="Palatino Linotype" w:cs="Times New Roman"/>
-                                <w:szCs w:val="21"/>
-                              </w:rPr>
-                              <w:t>Zhiyang</w:t>
-                            </w:r>
-                            <w:proofErr w:type="spellEnd"/>
-                            <w:r>
-                              <w:rPr>
-                                <w:rFonts w:ascii="Palatino Linotype" w:eastAsia="PMingLiU" w:hAnsi="Palatino Linotype" w:cs="Times New Roman"/>
-                                <w:szCs w:val="21"/>
-                              </w:rPr>
-                              <w:t xml:space="preserve"> Teng, </w:t>
-                            </w:r>
-                            <w:proofErr w:type="spellStart"/>
-                            <w:r>
-                              <w:rPr>
-                                <w:rFonts w:ascii="Palatino Linotype" w:eastAsia="PMingLiU" w:hAnsi="Palatino Linotype" w:cs="Times New Roman"/>
-                                <w:szCs w:val="21"/>
-                              </w:rPr>
-                              <w:t>Zuozhu</w:t>
-                            </w:r>
-                            <w:proofErr w:type="spellEnd"/>
-                            <w:r>
-                              <w:rPr>
-                                <w:rFonts w:ascii="Palatino Linotype" w:eastAsia="PMingLiU" w:hAnsi="Palatino Linotype" w:cs="Times New Roman"/>
-                                <w:szCs w:val="21"/>
-                              </w:rPr>
-                              <w:t xml:space="preserve"> Liu, </w:t>
-                            </w:r>
-                            <w:proofErr w:type="spellStart"/>
-                            <w:r>
-                              <w:rPr>
-                                <w:rFonts w:ascii="Palatino Linotype" w:eastAsia="PMingLiU" w:hAnsi="Palatino Linotype" w:cs="Times New Roman"/>
-                                <w:szCs w:val="21"/>
-                              </w:rPr>
-                              <w:t>Haizhou</w:t>
-                            </w:r>
-                            <w:proofErr w:type="spellEnd"/>
-                            <w:r>
-                              <w:rPr>
-                                <w:rFonts w:ascii="Palatino Linotype" w:eastAsia="PMingLiU" w:hAnsi="Palatino Linotype" w:cs="Times New Roman"/>
-                                <w:szCs w:val="21"/>
-                              </w:rPr>
-                              <w:t xml:space="preserve"> Li, “</w:t>
-                            </w:r>
-                            <w:hyperlink r:id="rId22" w:history="1">
+                              <w:t>, Zhiyang Teng, Zuozhu Liu, Haizhou Li, “</w:t>
+                            </w:r>
+                            <w:hyperlink r:id="rId29" w:history="1">
                               <w:r>
                                 <w:rPr>
                                   <w:rStyle w:val="a4"/>
@@ -7258,7 +7766,6 @@
                               </w:rPr>
                               <w:t>文本表征模型</w:t>
                             </w:r>
-                            <w:proofErr w:type="gramStart"/>
                             <w:r>
                               <w:rPr>
                                 <w:rFonts w:ascii="黑体" w:eastAsia="黑体" w:hAnsi="黑体" w:cs="Times New Roman" w:hint="eastAsia"/>
@@ -7266,23 +7773,13 @@
                               </w:rPr>
                               <w:t>(如</w:t>
                             </w:r>
-                            <w:proofErr w:type="gramEnd"/>
                             <w:r>
                               <w:rPr>
                                 <w:rFonts w:ascii="Palatino Linotype" w:eastAsia="黑体" w:hAnsi="Palatino Linotype" w:cs="Times New Roman" w:hint="eastAsia"/>
                                 <w:szCs w:val="21"/>
                               </w:rPr>
-                              <w:t xml:space="preserve">OpenAI-Ada-002, </w:t>
-                            </w:r>
-                            <w:proofErr w:type="spellStart"/>
-                            <w:r>
-                              <w:rPr>
-                                <w:rFonts w:ascii="Palatino Linotype" w:eastAsia="黑体" w:hAnsi="Palatino Linotype" w:cs="Times New Roman" w:hint="eastAsia"/>
-                                <w:szCs w:val="21"/>
-                              </w:rPr>
-                              <w:t>SimCSE</w:t>
-                            </w:r>
-                            <w:proofErr w:type="spellEnd"/>
+                              <w:t>OpenAI-Ada-002, SimCSE</w:t>
+                            </w:r>
                             <w:r>
                               <w:rPr>
                                 <w:rFonts w:ascii="黑体" w:eastAsia="黑体" w:hAnsi="黑体" w:cs="Times New Roman" w:hint="eastAsia"/>
@@ -7344,21 +7841,12 @@
                               </w:rPr>
                               <w:t xml:space="preserve">, </w:t>
                             </w:r>
-                            <w:proofErr w:type="spellStart"/>
                             <w:r>
                               <w:rPr>
                                 <w:rFonts w:ascii="Palatino Linotype" w:hAnsi="Palatino Linotype" w:cs="Times New Roman" w:hint="eastAsia"/>
                                 <w:szCs w:val="21"/>
                               </w:rPr>
-                              <w:t>Yupu</w:t>
-                            </w:r>
-                            <w:proofErr w:type="spellEnd"/>
-                            <w:r>
-                              <w:rPr>
-                                <w:rFonts w:ascii="Palatino Linotype" w:hAnsi="Palatino Linotype" w:cs="Times New Roman" w:hint="eastAsia"/>
-                                <w:szCs w:val="21"/>
-                              </w:rPr>
-                              <w:t xml:space="preserve"> Liang</w:t>
+                              <w:t>Yupu Liang</w:t>
                             </w:r>
                             <w:r>
                               <w:rPr>
@@ -7376,21 +7864,12 @@
                               </w:rPr>
                               <w:t xml:space="preserve">, </w:t>
                             </w:r>
-                            <w:proofErr w:type="spellStart"/>
                             <w:r>
                               <w:rPr>
                                 <w:rFonts w:ascii="Palatino Linotype" w:hAnsi="Palatino Linotype" w:cs="Times New Roman" w:hint="eastAsia"/>
                                 <w:szCs w:val="21"/>
                               </w:rPr>
-                              <w:t>Shaosheng</w:t>
-                            </w:r>
-                            <w:proofErr w:type="spellEnd"/>
-                            <w:r>
-                              <w:rPr>
-                                <w:rFonts w:ascii="Palatino Linotype" w:hAnsi="Palatino Linotype" w:cs="Times New Roman" w:hint="eastAsia"/>
-                                <w:szCs w:val="21"/>
-                              </w:rPr>
-                              <w:t xml:space="preserve"> Cao</w:t>
+                              <w:t>Shaosheng Cao</w:t>
                             </w:r>
                             <w:r>
                               <w:rPr>
@@ -7408,7 +7887,7 @@
                               </w:rPr>
                               <w:t>“</w:t>
                             </w:r>
-                            <w:hyperlink r:id="rId23" w:history="1">
+                            <w:hyperlink r:id="rId30" w:history="1">
                               <w:r>
                                 <w:rPr>
                                   <w:rStyle w:val="a4"/>
@@ -7455,7 +7934,6 @@
                               </w:rPr>
                               <w:t xml:space="preserve">Submitted to </w:t>
                             </w:r>
-                            <w:proofErr w:type="spellStart"/>
                             <w:r>
                               <w:rPr>
                                 <w:rFonts w:ascii="Palatino Linotype" w:hAnsi="Palatino Linotype" w:cs="Times New Roman" w:hint="eastAsia"/>
@@ -7465,19 +7943,7 @@
                                 <w:iCs/>
                                 <w:szCs w:val="21"/>
                               </w:rPr>
-                              <w:t>NeurIPS</w:t>
-                            </w:r>
-                            <w:proofErr w:type="spellEnd"/>
-                            <w:r>
-                              <w:rPr>
-                                <w:rFonts w:ascii="Palatino Linotype" w:eastAsia="PMingLiU" w:hAnsi="Palatino Linotype" w:cs="Times New Roman"/>
-                                <w:b/>
-                                <w:bCs/>
-                                <w:i/>
-                                <w:iCs/>
-                                <w:szCs w:val="21"/>
-                              </w:rPr>
-                              <w:t xml:space="preserve"> 2025</w:t>
+                              <w:t>ACL 2026</w:t>
                             </w:r>
                             <w:r>
                               <w:rPr>
@@ -7699,7 +8165,6 @@
                               </w:rPr>
                               <w:t>测试集</w:t>
                             </w:r>
-                            <w:proofErr w:type="spellStart"/>
                             <w:r>
                               <w:rPr>
                                 <w:rFonts w:ascii="Palatino Linotype" w:eastAsia="黑体" w:hAnsi="Palatino Linotype" w:cs="Times New Roman"/>
@@ -7707,7 +8172,6 @@
                               </w:rPr>
                               <w:t>XHSPost</w:t>
                             </w:r>
-                            <w:proofErr w:type="spellEnd"/>
                             <w:r>
                               <w:rPr>
                                 <w:rFonts w:ascii="Palatino Linotype" w:eastAsia="黑体" w:hAnsi="Palatino Linotype" w:cs="Times New Roman"/>
@@ -7770,7 +8234,7 @@
                               </w:rPr>
                               <w:t>“</w:t>
                             </w:r>
-                            <w:hyperlink r:id="rId24" w:history="1">
+                            <w:hyperlink r:id="rId31" w:history="1">
                               <w:r>
                                 <w:rPr>
                                   <w:rStyle w:val="a4"/>
@@ -7797,6 +8261,17 @@
                             <w:bookmarkEnd w:id="2"/>
                             <w:r>
                               <w:rPr>
+                                <w:rFonts w:ascii="Palatino Linotype" w:hAnsi="Palatino Linotype" w:cs="Times New Roman" w:hint="eastAsia"/>
+                                <w:b/>
+                                <w:bCs/>
+                                <w:i/>
+                                <w:iCs/>
+                                <w:szCs w:val="21"/>
+                              </w:rPr>
+                              <w:t>AAAI</w:t>
+                            </w:r>
+                            <w:r>
+                              <w:rPr>
                                 <w:rFonts w:ascii="Palatino Linotype" w:eastAsia="PMingLiU" w:hAnsi="Palatino Linotype" w:cs="Times New Roman"/>
                                 <w:b/>
                                 <w:bCs/>
@@ -7804,7 +8279,7 @@
                                 <w:iCs/>
                                 <w:szCs w:val="21"/>
                               </w:rPr>
-                              <w:t xml:space="preserve">Submitted to </w:t>
+                              <w:t xml:space="preserve"> 202</w:t>
                             </w:r>
                             <w:r>
                               <w:rPr>
@@ -7815,18 +8290,7 @@
                                 <w:iCs/>
                                 <w:szCs w:val="21"/>
                               </w:rPr>
-                              <w:t>AAAI</w:t>
-                            </w:r>
-                            <w:r>
-                              <w:rPr>
-                                <w:rFonts w:ascii="Palatino Linotype" w:eastAsia="PMingLiU" w:hAnsi="Palatino Linotype" w:cs="Times New Roman"/>
-                                <w:b/>
-                                <w:bCs/>
-                                <w:i/>
-                                <w:iCs/>
-                                <w:szCs w:val="21"/>
-                              </w:rPr>
-                              <w:t xml:space="preserve"> 202</w:t>
+                              <w:t>6</w:t>
                             </w:r>
                             <w:r>
                               <w:rPr>
@@ -7837,7 +8301,7 @@
                                 <w:iCs/>
                                 <w:szCs w:val="21"/>
                               </w:rPr>
-                              <w:t>6</w:t>
+                              <w:t xml:space="preserve"> (Oral)</w:t>
                             </w:r>
                             <w:r>
                               <w:rPr>
@@ -8079,67 +8543,42 @@
                               </w:rPr>
                               <w:t xml:space="preserve">, </w:t>
                             </w:r>
-                            <w:proofErr w:type="spellStart"/>
                             <w:r>
                               <w:rPr>
                                 <w:rFonts w:ascii="Palatino Linotype" w:eastAsia="PMingLiU" w:hAnsi="Palatino Linotype" w:cs="Times New Roman"/>
                                 <w:szCs w:val="21"/>
                               </w:rPr>
-                              <w:t>Zijie</w:t>
-                            </w:r>
-                            <w:proofErr w:type="spellEnd"/>
+                              <w:t>Zijie Meng</w:t>
+                            </w:r>
+                            <w:r>
+                              <w:rPr>
+                                <w:rFonts w:ascii="Palatino Linotype" w:hAnsi="Palatino Linotype" w:cs="Times New Roman" w:hint="eastAsia"/>
+                                <w:szCs w:val="21"/>
+                              </w:rPr>
+                              <w:t>*</w:t>
+                            </w:r>
                             <w:r>
                               <w:rPr>
                                 <w:rFonts w:ascii="Palatino Linotype" w:eastAsia="PMingLiU" w:hAnsi="Palatino Linotype" w:cs="Times New Roman"/>
                                 <w:szCs w:val="21"/>
                               </w:rPr>
-                              <w:t xml:space="preserve"> Meng</w:t>
-                            </w:r>
-                            <w:r>
-                              <w:rPr>
-                                <w:rFonts w:ascii="Palatino Linotype" w:hAnsi="Palatino Linotype" w:cs="Times New Roman" w:hint="eastAsia"/>
-                                <w:szCs w:val="21"/>
-                              </w:rPr>
-                              <w:t>*</w:t>
+                              <w:t>, Zuozhu Liu</w:t>
+                            </w:r>
+                            <w:r>
+                              <w:rPr>
+                                <w:rFonts w:ascii="Palatino Linotype" w:eastAsia="PMingLiU" w:hAnsi="Palatino Linotype" w:cs="Times New Roman" w:hint="eastAsia"/>
+                                <w:szCs w:val="21"/>
+                              </w:rPr>
+                              <w:t xml:space="preserve">, </w:t>
                             </w:r>
                             <w:r>
                               <w:rPr>
                                 <w:rFonts w:ascii="Palatino Linotype" w:eastAsia="PMingLiU" w:hAnsi="Palatino Linotype" w:cs="Times New Roman"/>
                                 <w:szCs w:val="21"/>
                               </w:rPr>
-                              <w:t xml:space="preserve">, </w:t>
-                            </w:r>
-                            <w:proofErr w:type="spellStart"/>
-                            <w:r>
-                              <w:rPr>
-                                <w:rFonts w:ascii="Palatino Linotype" w:eastAsia="PMingLiU" w:hAnsi="Palatino Linotype" w:cs="Times New Roman"/>
-                                <w:szCs w:val="21"/>
-                              </w:rPr>
-                              <w:t>Zuozhu</w:t>
-                            </w:r>
-                            <w:proofErr w:type="spellEnd"/>
-                            <w:r>
-                              <w:rPr>
-                                <w:rFonts w:ascii="Palatino Linotype" w:eastAsia="PMingLiU" w:hAnsi="Palatino Linotype" w:cs="Times New Roman"/>
-                                <w:szCs w:val="21"/>
-                              </w:rPr>
-                              <w:t xml:space="preserve"> Liu</w:t>
-                            </w:r>
-                            <w:r>
-                              <w:rPr>
-                                <w:rFonts w:ascii="Palatino Linotype" w:eastAsia="PMingLiU" w:hAnsi="Palatino Linotype" w:cs="Times New Roman" w:hint="eastAsia"/>
-                                <w:szCs w:val="21"/>
-                              </w:rPr>
-                              <w:t xml:space="preserve">, </w:t>
-                            </w:r>
-                            <w:r>
-                              <w:rPr>
-                                <w:rFonts w:ascii="Palatino Linotype" w:eastAsia="PMingLiU" w:hAnsi="Palatino Linotype" w:cs="Times New Roman"/>
-                                <w:szCs w:val="21"/>
-                              </w:rPr>
                               <w:t>“</w:t>
                             </w:r>
-                            <w:hyperlink r:id="rId25" w:history="1">
+                            <w:hyperlink r:id="rId32" w:history="1">
                               <w:r>
                                 <w:rPr>
                                   <w:rStyle w:val="a4"/>
@@ -8227,79 +8666,25 @@
                                 <w:sz w:val="20"/>
                                 <w:szCs w:val="20"/>
                               </w:rPr>
+                              <w:t>, Keyang Zhang, Shuyue Jia, Baoliang Chen, Shiqi Wang</w:t>
+                            </w:r>
+                            <w:r>
+                              <w:rPr>
+                                <w:rFonts w:ascii="Palatino Linotype" w:eastAsia="PMingLiU" w:hAnsi="Palatino Linotype" w:cs="Times New Roman" w:hint="eastAsia"/>
+                                <w:sz w:val="20"/>
+                                <w:szCs w:val="20"/>
+                              </w:rPr>
                               <w:t xml:space="preserve">, </w:t>
                             </w:r>
-                            <w:proofErr w:type="spellStart"/>
                             <w:r>
                               <w:rPr>
                                 <w:rFonts w:ascii="Palatino Linotype" w:eastAsia="PMingLiU" w:hAnsi="Palatino Linotype" w:cs="Times New Roman"/>
                                 <w:sz w:val="20"/>
                                 <w:szCs w:val="20"/>
                               </w:rPr>
-                              <w:t>Keyang</w:t>
-                            </w:r>
-                            <w:proofErr w:type="spellEnd"/>
-                            <w:r>
-                              <w:rPr>
-                                <w:rFonts w:ascii="Palatino Linotype" w:eastAsia="PMingLiU" w:hAnsi="Palatino Linotype" w:cs="Times New Roman"/>
-                                <w:sz w:val="20"/>
-                                <w:szCs w:val="20"/>
-                              </w:rPr>
-                              <w:t xml:space="preserve"> Zhang, </w:t>
-                            </w:r>
-                            <w:proofErr w:type="spellStart"/>
-                            <w:r>
-                              <w:rPr>
-                                <w:rFonts w:ascii="Palatino Linotype" w:eastAsia="PMingLiU" w:hAnsi="Palatino Linotype" w:cs="Times New Roman"/>
-                                <w:sz w:val="20"/>
-                                <w:szCs w:val="20"/>
-                              </w:rPr>
-                              <w:t>Shuyue</w:t>
-                            </w:r>
-                            <w:proofErr w:type="spellEnd"/>
-                            <w:r>
-                              <w:rPr>
-                                <w:rFonts w:ascii="Palatino Linotype" w:eastAsia="PMingLiU" w:hAnsi="Palatino Linotype" w:cs="Times New Roman"/>
-                                <w:sz w:val="20"/>
-                                <w:szCs w:val="20"/>
-                              </w:rPr>
-                              <w:t xml:space="preserve"> Jia, </w:t>
-                            </w:r>
-                            <w:proofErr w:type="spellStart"/>
-                            <w:r>
-                              <w:rPr>
-                                <w:rFonts w:ascii="Palatino Linotype" w:eastAsia="PMingLiU" w:hAnsi="Palatino Linotype" w:cs="Times New Roman"/>
-                                <w:sz w:val="20"/>
-                                <w:szCs w:val="20"/>
-                              </w:rPr>
-                              <w:t>Baoliang</w:t>
-                            </w:r>
-                            <w:proofErr w:type="spellEnd"/>
-                            <w:r>
-                              <w:rPr>
-                                <w:rFonts w:ascii="Palatino Linotype" w:eastAsia="PMingLiU" w:hAnsi="Palatino Linotype" w:cs="Times New Roman"/>
-                                <w:sz w:val="20"/>
-                                <w:szCs w:val="20"/>
-                              </w:rPr>
-                              <w:t xml:space="preserve"> Chen, Shiqi Wang</w:t>
-                            </w:r>
-                            <w:r>
-                              <w:rPr>
-                                <w:rFonts w:ascii="Palatino Linotype" w:eastAsia="PMingLiU" w:hAnsi="Palatino Linotype" w:cs="Times New Roman" w:hint="eastAsia"/>
-                                <w:sz w:val="20"/>
-                                <w:szCs w:val="20"/>
-                              </w:rPr>
-                              <w:t xml:space="preserve">, </w:t>
-                            </w:r>
-                            <w:r>
-                              <w:rPr>
-                                <w:rFonts w:ascii="Palatino Linotype" w:eastAsia="PMingLiU" w:hAnsi="Palatino Linotype" w:cs="Times New Roman"/>
-                                <w:sz w:val="20"/>
-                                <w:szCs w:val="20"/>
-                              </w:rPr>
                               <w:t>“</w:t>
                             </w:r>
-                            <w:hyperlink r:id="rId26" w:history="1">
+                            <w:hyperlink r:id="rId33" w:history="1">
                               <w:r>
                                 <w:rPr>
                                   <w:rStyle w:val="a4"/>
@@ -8390,7 +8775,7 @@
           </mc:Choice>
           <mc:Fallback>
             <w:pict>
-              <v:shape w14:anchorId="5A83D8D6" id="_x0000_s1040" type="#_x0000_t202" style="position:absolute;margin-left:3.2pt;margin-top:6.45pt;width:586.4pt;height:398.25pt;z-index:251672576;visibility:visible;mso-wrap-style:square;mso-width-percent:0;mso-height-percent:0;mso-wrap-distance-left:9pt;mso-wrap-distance-top:3.6pt;mso-wrap-distance-right:9pt;mso-wrap-distance-bottom:3.6pt;mso-position-horizontal:absolute;mso-position-horizontal-relative:margin;mso-position-vertical:absolute;mso-position-vertical-relative:text;mso-width-percent:0;mso-height-percent:0;mso-width-relative:margin;mso-height-relative:margin;v-text-anchor:top" o:gfxdata="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" stroked="f">
+              <v:shape w14:anchorId="5A83D8D6" id="_x0000_s1044" type="#_x0000_t202" style="position:absolute;margin-left:3.2pt;margin-top:6.45pt;width:586.4pt;height:398.25pt;z-index:251672576;visibility:visible;mso-wrap-style:square;mso-width-percent:0;mso-height-percent:0;mso-wrap-distance-left:9pt;mso-wrap-distance-top:3.6pt;mso-wrap-distance-right:9pt;mso-wrap-distance-bottom:3.6pt;mso-position-horizontal:absolute;mso-position-horizontal-relative:margin;mso-position-vertical:absolute;mso-position-vertical-relative:text;mso-width-percent:0;mso-height-percent:0;mso-width-relative:margin;mso-height-relative:margin;v-text-anchor:top" o:gfxdata="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" stroked="f">
                 <v:textbox>
                   <w:txbxContent>
                     <w:p>
@@ -8526,57 +8911,9 @@
                           <w:rFonts w:ascii="Palatino Linotype" w:eastAsia="PMingLiU" w:hAnsi="Palatino Linotype" w:cs="Times New Roman"/>
                           <w:szCs w:val="21"/>
                         </w:rPr>
-                        <w:t xml:space="preserve">, </w:t>
-                      </w:r>
-                      <w:proofErr w:type="spellStart"/>
-                      <w:r>
-                        <w:rPr>
-                          <w:rFonts w:ascii="Palatino Linotype" w:eastAsia="PMingLiU" w:hAnsi="Palatino Linotype" w:cs="Times New Roman"/>
-                          <w:szCs w:val="21"/>
-                        </w:rPr>
-                        <w:t>Zhiyang</w:t>
-                      </w:r>
-                      <w:proofErr w:type="spellEnd"/>
-                      <w:r>
-                        <w:rPr>
-                          <w:rFonts w:ascii="Palatino Linotype" w:eastAsia="PMingLiU" w:hAnsi="Palatino Linotype" w:cs="Times New Roman"/>
-                          <w:szCs w:val="21"/>
-                        </w:rPr>
-                        <w:t xml:space="preserve"> Teng, </w:t>
-                      </w:r>
-                      <w:proofErr w:type="spellStart"/>
-                      <w:r>
-                        <w:rPr>
-                          <w:rFonts w:ascii="Palatino Linotype" w:eastAsia="PMingLiU" w:hAnsi="Palatino Linotype" w:cs="Times New Roman"/>
-                          <w:szCs w:val="21"/>
-                        </w:rPr>
-                        <w:t>Zuozhu</w:t>
-                      </w:r>
-                      <w:proofErr w:type="spellEnd"/>
-                      <w:r>
-                        <w:rPr>
-                          <w:rFonts w:ascii="Palatino Linotype" w:eastAsia="PMingLiU" w:hAnsi="Palatino Linotype" w:cs="Times New Roman"/>
-                          <w:szCs w:val="21"/>
-                        </w:rPr>
-                        <w:t xml:space="preserve"> Liu, </w:t>
-                      </w:r>
-                      <w:proofErr w:type="spellStart"/>
-                      <w:r>
-                        <w:rPr>
-                          <w:rFonts w:ascii="Palatino Linotype" w:eastAsia="PMingLiU" w:hAnsi="Palatino Linotype" w:cs="Times New Roman"/>
-                          <w:szCs w:val="21"/>
-                        </w:rPr>
-                        <w:t>Haizhou</w:t>
-                      </w:r>
-                      <w:proofErr w:type="spellEnd"/>
-                      <w:r>
-                        <w:rPr>
-                          <w:rFonts w:ascii="Palatino Linotype" w:eastAsia="PMingLiU" w:hAnsi="Palatino Linotype" w:cs="Times New Roman"/>
-                          <w:szCs w:val="21"/>
-                        </w:rPr>
-                        <w:t xml:space="preserve"> Li, “</w:t>
-                      </w:r>
-                      <w:hyperlink r:id="rId27" w:history="1">
+                        <w:t>, Zhiyang Teng, Zuozhu Liu, Haizhou Li, “</w:t>
+                      </w:r>
+                      <w:hyperlink r:id="rId34" w:history="1">
                         <w:r>
                           <w:rPr>
                             <w:rStyle w:val="a4"/>
@@ -8753,7 +9090,6 @@
                         </w:rPr>
                         <w:t>文本表征模型</w:t>
                       </w:r>
-                      <w:proofErr w:type="gramStart"/>
                       <w:r>
                         <w:rPr>
                           <w:rFonts w:ascii="黑体" w:eastAsia="黑体" w:hAnsi="黑体" w:cs="Times New Roman" w:hint="eastAsia"/>
@@ -8761,23 +9097,13 @@
                         </w:rPr>
                         <w:t>(如</w:t>
                       </w:r>
-                      <w:proofErr w:type="gramEnd"/>
                       <w:r>
                         <w:rPr>
                           <w:rFonts w:ascii="Palatino Linotype" w:eastAsia="黑体" w:hAnsi="Palatino Linotype" w:cs="Times New Roman" w:hint="eastAsia"/>
                           <w:szCs w:val="21"/>
                         </w:rPr>
-                        <w:t xml:space="preserve">OpenAI-Ada-002, </w:t>
-                      </w:r>
-                      <w:proofErr w:type="spellStart"/>
-                      <w:r>
-                        <w:rPr>
-                          <w:rFonts w:ascii="Palatino Linotype" w:eastAsia="黑体" w:hAnsi="Palatino Linotype" w:cs="Times New Roman" w:hint="eastAsia"/>
-                          <w:szCs w:val="21"/>
-                        </w:rPr>
-                        <w:t>SimCSE</w:t>
-                      </w:r>
-                      <w:proofErr w:type="spellEnd"/>
+                        <w:t>OpenAI-Ada-002, SimCSE</w:t>
+                      </w:r>
                       <w:r>
                         <w:rPr>
                           <w:rFonts w:ascii="黑体" w:eastAsia="黑体" w:hAnsi="黑体" w:cs="Times New Roman" w:hint="eastAsia"/>
@@ -8839,21 +9165,12 @@
                         </w:rPr>
                         <w:t xml:space="preserve">, </w:t>
                       </w:r>
-                      <w:proofErr w:type="spellStart"/>
                       <w:r>
                         <w:rPr>
                           <w:rFonts w:ascii="Palatino Linotype" w:hAnsi="Palatino Linotype" w:cs="Times New Roman" w:hint="eastAsia"/>
                           <w:szCs w:val="21"/>
                         </w:rPr>
-                        <w:t>Yupu</w:t>
-                      </w:r>
-                      <w:proofErr w:type="spellEnd"/>
-                      <w:r>
-                        <w:rPr>
-                          <w:rFonts w:ascii="Palatino Linotype" w:hAnsi="Palatino Linotype" w:cs="Times New Roman" w:hint="eastAsia"/>
-                          <w:szCs w:val="21"/>
-                        </w:rPr>
-                        <w:t xml:space="preserve"> Liang</w:t>
+                        <w:t>Yupu Liang</w:t>
                       </w:r>
                       <w:r>
                         <w:rPr>
@@ -8871,21 +9188,12 @@
                         </w:rPr>
                         <w:t xml:space="preserve">, </w:t>
                       </w:r>
-                      <w:proofErr w:type="spellStart"/>
                       <w:r>
                         <w:rPr>
                           <w:rFonts w:ascii="Palatino Linotype" w:hAnsi="Palatino Linotype" w:cs="Times New Roman" w:hint="eastAsia"/>
                           <w:szCs w:val="21"/>
                         </w:rPr>
-                        <w:t>Shaosheng</w:t>
-                      </w:r>
-                      <w:proofErr w:type="spellEnd"/>
-                      <w:r>
-                        <w:rPr>
-                          <w:rFonts w:ascii="Palatino Linotype" w:hAnsi="Palatino Linotype" w:cs="Times New Roman" w:hint="eastAsia"/>
-                          <w:szCs w:val="21"/>
-                        </w:rPr>
-                        <w:t xml:space="preserve"> Cao</w:t>
+                        <w:t>Shaosheng Cao</w:t>
                       </w:r>
                       <w:r>
                         <w:rPr>
@@ -8903,7 +9211,7 @@
                         </w:rPr>
                         <w:t>“</w:t>
                       </w:r>
-                      <w:hyperlink r:id="rId28" w:history="1">
+                      <w:hyperlink r:id="rId35" w:history="1">
                         <w:r>
                           <w:rPr>
                             <w:rStyle w:val="a4"/>
@@ -8950,7 +9258,6 @@
                         </w:rPr>
                         <w:t xml:space="preserve">Submitted to </w:t>
                       </w:r>
-                      <w:proofErr w:type="spellStart"/>
                       <w:r>
                         <w:rPr>
                           <w:rFonts w:ascii="Palatino Linotype" w:hAnsi="Palatino Linotype" w:cs="Times New Roman" w:hint="eastAsia"/>
@@ -8960,19 +9267,7 @@
                           <w:iCs/>
                           <w:szCs w:val="21"/>
                         </w:rPr>
-                        <w:t>NeurIPS</w:t>
-                      </w:r>
-                      <w:proofErr w:type="spellEnd"/>
-                      <w:r>
-                        <w:rPr>
-                          <w:rFonts w:ascii="Palatino Linotype" w:eastAsia="PMingLiU" w:hAnsi="Palatino Linotype" w:cs="Times New Roman"/>
-                          <w:b/>
-                          <w:bCs/>
-                          <w:i/>
-                          <w:iCs/>
-                          <w:szCs w:val="21"/>
-                        </w:rPr>
-                        <w:t xml:space="preserve"> 2025</w:t>
+                        <w:t>ACL 2026</w:t>
                       </w:r>
                       <w:r>
                         <w:rPr>
@@ -9194,7 +9489,6 @@
                         </w:rPr>
                         <w:t>测试集</w:t>
                       </w:r>
-                      <w:proofErr w:type="spellStart"/>
                       <w:r>
                         <w:rPr>
                           <w:rFonts w:ascii="Palatino Linotype" w:eastAsia="黑体" w:hAnsi="Palatino Linotype" w:cs="Times New Roman"/>
@@ -9202,7 +9496,6 @@
                         </w:rPr>
                         <w:t>XHSPost</w:t>
                       </w:r>
-                      <w:proofErr w:type="spellEnd"/>
                       <w:r>
                         <w:rPr>
                           <w:rFonts w:ascii="Palatino Linotype" w:eastAsia="黑体" w:hAnsi="Palatino Linotype" w:cs="Times New Roman"/>
@@ -9265,7 +9558,7 @@
                         </w:rPr>
                         <w:t>“</w:t>
                       </w:r>
-                      <w:hyperlink r:id="rId29" w:history="1">
+                      <w:hyperlink r:id="rId36" w:history="1">
                         <w:r>
                           <w:rPr>
                             <w:rStyle w:val="a4"/>
@@ -9292,6 +9585,17 @@
                       <w:bookmarkEnd w:id="4"/>
                       <w:r>
                         <w:rPr>
+                          <w:rFonts w:ascii="Palatino Linotype" w:hAnsi="Palatino Linotype" w:cs="Times New Roman" w:hint="eastAsia"/>
+                          <w:b/>
+                          <w:bCs/>
+                          <w:i/>
+                          <w:iCs/>
+                          <w:szCs w:val="21"/>
+                        </w:rPr>
+                        <w:t>AAAI</w:t>
+                      </w:r>
+                      <w:r>
+                        <w:rPr>
                           <w:rFonts w:ascii="Palatino Linotype" w:eastAsia="PMingLiU" w:hAnsi="Palatino Linotype" w:cs="Times New Roman"/>
                           <w:b/>
                           <w:bCs/>
@@ -9299,7 +9603,7 @@
                           <w:iCs/>
                           <w:szCs w:val="21"/>
                         </w:rPr>
-                        <w:t xml:space="preserve">Submitted to </w:t>
+                        <w:t xml:space="preserve"> 202</w:t>
                       </w:r>
                       <w:r>
                         <w:rPr>
@@ -9310,18 +9614,7 @@
                           <w:iCs/>
                           <w:szCs w:val="21"/>
                         </w:rPr>
-                        <w:t>AAAI</w:t>
-                      </w:r>
-                      <w:r>
-                        <w:rPr>
-                          <w:rFonts w:ascii="Palatino Linotype" w:eastAsia="PMingLiU" w:hAnsi="Palatino Linotype" w:cs="Times New Roman"/>
-                          <w:b/>
-                          <w:bCs/>
-                          <w:i/>
-                          <w:iCs/>
-                          <w:szCs w:val="21"/>
-                        </w:rPr>
-                        <w:t xml:space="preserve"> 202</w:t>
+                        <w:t>6</w:t>
                       </w:r>
                       <w:r>
                         <w:rPr>
@@ -9332,7 +9625,7 @@
                           <w:iCs/>
                           <w:szCs w:val="21"/>
                         </w:rPr>
-                        <w:t>6</w:t>
+                        <w:t xml:space="preserve"> (Oral)</w:t>
                       </w:r>
                       <w:r>
                         <w:rPr>
@@ -9574,67 +9867,42 @@
                         </w:rPr>
                         <w:t xml:space="preserve">, </w:t>
                       </w:r>
-                      <w:proofErr w:type="spellStart"/>
                       <w:r>
                         <w:rPr>
                           <w:rFonts w:ascii="Palatino Linotype" w:eastAsia="PMingLiU" w:hAnsi="Palatino Linotype" w:cs="Times New Roman"/>
                           <w:szCs w:val="21"/>
                         </w:rPr>
-                        <w:t>Zijie</w:t>
-                      </w:r>
-                      <w:proofErr w:type="spellEnd"/>
+                        <w:t>Zijie Meng</w:t>
+                      </w:r>
+                      <w:r>
+                        <w:rPr>
+                          <w:rFonts w:ascii="Palatino Linotype" w:hAnsi="Palatino Linotype" w:cs="Times New Roman" w:hint="eastAsia"/>
+                          <w:szCs w:val="21"/>
+                        </w:rPr>
+                        <w:t>*</w:t>
+                      </w:r>
                       <w:r>
                         <w:rPr>
                           <w:rFonts w:ascii="Palatino Linotype" w:eastAsia="PMingLiU" w:hAnsi="Palatino Linotype" w:cs="Times New Roman"/>
                           <w:szCs w:val="21"/>
                         </w:rPr>
-                        <w:t xml:space="preserve"> Meng</w:t>
-                      </w:r>
-                      <w:r>
-                        <w:rPr>
-                          <w:rFonts w:ascii="Palatino Linotype" w:hAnsi="Palatino Linotype" w:cs="Times New Roman" w:hint="eastAsia"/>
-                          <w:szCs w:val="21"/>
-                        </w:rPr>
-                        <w:t>*</w:t>
+                        <w:t>, Zuozhu Liu</w:t>
+                      </w:r>
+                      <w:r>
+                        <w:rPr>
+                          <w:rFonts w:ascii="Palatino Linotype" w:eastAsia="PMingLiU" w:hAnsi="Palatino Linotype" w:cs="Times New Roman" w:hint="eastAsia"/>
+                          <w:szCs w:val="21"/>
+                        </w:rPr>
+                        <w:t xml:space="preserve">, </w:t>
                       </w:r>
                       <w:r>
                         <w:rPr>
                           <w:rFonts w:ascii="Palatino Linotype" w:eastAsia="PMingLiU" w:hAnsi="Palatino Linotype" w:cs="Times New Roman"/>
                           <w:szCs w:val="21"/>
                         </w:rPr>
-                        <w:t xml:space="preserve">, </w:t>
-                      </w:r>
-                      <w:proofErr w:type="spellStart"/>
-                      <w:r>
-                        <w:rPr>
-                          <w:rFonts w:ascii="Palatino Linotype" w:eastAsia="PMingLiU" w:hAnsi="Palatino Linotype" w:cs="Times New Roman"/>
-                          <w:szCs w:val="21"/>
-                        </w:rPr>
-                        <w:t>Zuozhu</w:t>
-                      </w:r>
-                      <w:proofErr w:type="spellEnd"/>
-                      <w:r>
-                        <w:rPr>
-                          <w:rFonts w:ascii="Palatino Linotype" w:eastAsia="PMingLiU" w:hAnsi="Palatino Linotype" w:cs="Times New Roman"/>
-                          <w:szCs w:val="21"/>
-                        </w:rPr>
-                        <w:t xml:space="preserve"> Liu</w:t>
-                      </w:r>
-                      <w:r>
-                        <w:rPr>
-                          <w:rFonts w:ascii="Palatino Linotype" w:eastAsia="PMingLiU" w:hAnsi="Palatino Linotype" w:cs="Times New Roman" w:hint="eastAsia"/>
-                          <w:szCs w:val="21"/>
-                        </w:rPr>
-                        <w:t xml:space="preserve">, </w:t>
-                      </w:r>
-                      <w:r>
-                        <w:rPr>
-                          <w:rFonts w:ascii="Palatino Linotype" w:eastAsia="PMingLiU" w:hAnsi="Palatino Linotype" w:cs="Times New Roman"/>
-                          <w:szCs w:val="21"/>
-                        </w:rPr>
                         <w:t>“</w:t>
                       </w:r>
-                      <w:hyperlink r:id="rId30" w:history="1">
+                      <w:hyperlink r:id="rId37" w:history="1">
                         <w:r>
                           <w:rPr>
                             <w:rStyle w:val="a4"/>
@@ -9722,79 +9990,25 @@
                           <w:sz w:val="20"/>
                           <w:szCs w:val="20"/>
                         </w:rPr>
+                        <w:t>, Keyang Zhang, Shuyue Jia, Baoliang Chen, Shiqi Wang</w:t>
+                      </w:r>
+                      <w:r>
+                        <w:rPr>
+                          <w:rFonts w:ascii="Palatino Linotype" w:eastAsia="PMingLiU" w:hAnsi="Palatino Linotype" w:cs="Times New Roman" w:hint="eastAsia"/>
+                          <w:sz w:val="20"/>
+                          <w:szCs w:val="20"/>
+                        </w:rPr>
                         <w:t xml:space="preserve">, </w:t>
                       </w:r>
-                      <w:proofErr w:type="spellStart"/>
                       <w:r>
                         <w:rPr>
                           <w:rFonts w:ascii="Palatino Linotype" w:eastAsia="PMingLiU" w:hAnsi="Palatino Linotype" w:cs="Times New Roman"/>
                           <w:sz w:val="20"/>
                           <w:szCs w:val="20"/>
                         </w:rPr>
-                        <w:t>Keyang</w:t>
-                      </w:r>
-                      <w:proofErr w:type="spellEnd"/>
-                      <w:r>
-                        <w:rPr>
-                          <w:rFonts w:ascii="Palatino Linotype" w:eastAsia="PMingLiU" w:hAnsi="Palatino Linotype" w:cs="Times New Roman"/>
-                          <w:sz w:val="20"/>
-                          <w:szCs w:val="20"/>
-                        </w:rPr>
-                        <w:t xml:space="preserve"> Zhang, </w:t>
-                      </w:r>
-                      <w:proofErr w:type="spellStart"/>
-                      <w:r>
-                        <w:rPr>
-                          <w:rFonts w:ascii="Palatino Linotype" w:eastAsia="PMingLiU" w:hAnsi="Palatino Linotype" w:cs="Times New Roman"/>
-                          <w:sz w:val="20"/>
-                          <w:szCs w:val="20"/>
-                        </w:rPr>
-                        <w:t>Shuyue</w:t>
-                      </w:r>
-                      <w:proofErr w:type="spellEnd"/>
-                      <w:r>
-                        <w:rPr>
-                          <w:rFonts w:ascii="Palatino Linotype" w:eastAsia="PMingLiU" w:hAnsi="Palatino Linotype" w:cs="Times New Roman"/>
-                          <w:sz w:val="20"/>
-                          <w:szCs w:val="20"/>
-                        </w:rPr>
-                        <w:t xml:space="preserve"> Jia, </w:t>
-                      </w:r>
-                      <w:proofErr w:type="spellStart"/>
-                      <w:r>
-                        <w:rPr>
-                          <w:rFonts w:ascii="Palatino Linotype" w:eastAsia="PMingLiU" w:hAnsi="Palatino Linotype" w:cs="Times New Roman"/>
-                          <w:sz w:val="20"/>
-                          <w:szCs w:val="20"/>
-                        </w:rPr>
-                        <w:t>Baoliang</w:t>
-                      </w:r>
-                      <w:proofErr w:type="spellEnd"/>
-                      <w:r>
-                        <w:rPr>
-                          <w:rFonts w:ascii="Palatino Linotype" w:eastAsia="PMingLiU" w:hAnsi="Palatino Linotype" w:cs="Times New Roman"/>
-                          <w:sz w:val="20"/>
-                          <w:szCs w:val="20"/>
-                        </w:rPr>
-                        <w:t xml:space="preserve"> Chen, Shiqi Wang</w:t>
-                      </w:r>
-                      <w:r>
-                        <w:rPr>
-                          <w:rFonts w:ascii="Palatino Linotype" w:eastAsia="PMingLiU" w:hAnsi="Palatino Linotype" w:cs="Times New Roman" w:hint="eastAsia"/>
-                          <w:sz w:val="20"/>
-                          <w:szCs w:val="20"/>
-                        </w:rPr>
-                        <w:t xml:space="preserve">, </w:t>
-                      </w:r>
-                      <w:r>
-                        <w:rPr>
-                          <w:rFonts w:ascii="Palatino Linotype" w:eastAsia="PMingLiU" w:hAnsi="Palatino Linotype" w:cs="Times New Roman"/>
-                          <w:sz w:val="20"/>
-                          <w:szCs w:val="20"/>
-                        </w:rPr>
                         <w:t>“</w:t>
                       </w:r>
-                      <w:hyperlink r:id="rId31" w:history="1">
+                      <w:hyperlink r:id="rId38" w:history="1">
                         <w:r>
                           <w:rPr>
                             <w:rStyle w:val="a4"/>
@@ -10122,7 +10336,6 @@
                               </w:rPr>
                               <w:t>框架并构建了首个真实场景社交媒体测试集（</w:t>
                             </w:r>
-                            <w:proofErr w:type="spellStart"/>
                             <w:r>
                               <w:rPr>
                                 <w:rFonts w:ascii="Palatino Linotype" w:eastAsia="黑体" w:hAnsi="Palatino Linotype" w:cs="Times New Roman"/>
@@ -10130,7 +10343,6 @@
                               </w:rPr>
                               <w:t>XHSPost</w:t>
                             </w:r>
-                            <w:proofErr w:type="spellEnd"/>
                             <w:r>
                               <w:rPr>
                                 <w:rFonts w:ascii="Palatino Linotype" w:eastAsia="黑体" w:hAnsi="Palatino Linotype" w:cs="Times New Roman"/>
@@ -10552,13 +10764,43 @@
                               <w:snapToGrid w:val="0"/>
                               <w:spacing w:afterLines="50" w:after="120"/>
                               <w:rPr>
+                                <w:rFonts w:ascii="黑体" w:eastAsia="黑体" w:hAnsi="黑体" w:cs="Times New Roman" w:hint="eastAsia"/>
+                                <w:b/>
+                                <w:bCs/>
+                                <w:sz w:val="24"/>
+                                <w:szCs w:val="24"/>
+                              </w:rPr>
+                            </w:pPr>
+                            <w:r>
+                              <w:rPr>
+                                <w:rFonts w:ascii="黑体" w:eastAsia="黑体" w:hAnsi="黑体" w:cs="Times New Roman" w:hint="eastAsia"/>
+                                <w:b/>
+                                <w:bCs/>
+                                <w:sz w:val="24"/>
+                                <w:szCs w:val="24"/>
+                              </w:rPr>
+                              <w:t>小红书</w:t>
+                            </w:r>
+                            <w:r>
+                              <w:rPr>
                                 <w:rFonts w:ascii="黑体" w:eastAsia="黑体" w:hAnsi="黑体" w:cs="Times New Roman"/>
                                 <w:b/>
                                 <w:bCs/>
                                 <w:sz w:val="24"/>
                                 <w:szCs w:val="24"/>
                               </w:rPr>
-                            </w:pPr>
+                              <w:t xml:space="preserve"> - 社区NLP算法 - 大模型Post-training</w:t>
+                            </w:r>
+                            <w:r>
+                              <w:rPr>
+                                <w:rFonts w:ascii="黑体" w:eastAsia="黑体" w:hAnsi="黑体" w:cs="Times New Roman"/>
+                                <w:b/>
+                                <w:bCs/>
+                                <w:sz w:val="24"/>
+                                <w:szCs w:val="24"/>
+                              </w:rPr>
+                              <w:tab/>
+                            </w:r>
                             <w:r>
                               <w:rPr>
                                 <w:rFonts w:ascii="黑体" w:eastAsia="黑体" w:hAnsi="黑体" w:cs="Times New Roman" w:hint="eastAsia"/>
@@ -10567,7 +10809,7 @@
                                 <w:sz w:val="24"/>
                                 <w:szCs w:val="24"/>
                               </w:rPr>
-                              <w:t>小红书</w:t>
+                              <w:t xml:space="preserve">        </w:t>
                             </w:r>
                             <w:r>
                               <w:rPr>
@@ -10577,7 +10819,25 @@
                                 <w:sz w:val="24"/>
                                 <w:szCs w:val="24"/>
                               </w:rPr>
-                              <w:t xml:space="preserve"> - 社区NLP算法 - 大模型Post-training</w:t>
+                              <w:t>mentor:</w:t>
+                            </w:r>
+                            <w:r>
+                              <w:rPr>
+                                <w:rFonts w:hint="eastAsia"/>
+                                <w:b/>
+                                <w:bCs/>
+                              </w:rPr>
+                              <w:t xml:space="preserve"> </w:t>
+                            </w:r>
+                            <w:r>
+                              <w:rPr>
+                                <w:rFonts w:ascii="黑体" w:eastAsia="黑体" w:hAnsi="黑体" w:cs="Times New Roman" w:hint="eastAsia"/>
+                                <w:b/>
+                                <w:bCs/>
+                                <w:sz w:val="24"/>
+                                <w:szCs w:val="24"/>
+                              </w:rPr>
+                              <w:t xml:space="preserve">曹绍升        </w:t>
                             </w:r>
                             <w:r>
                               <w:rPr>
@@ -10587,7 +10847,7 @@
                                 <w:sz w:val="24"/>
                                 <w:szCs w:val="24"/>
                               </w:rPr>
-                              <w:tab/>
+                              <w:t xml:space="preserve">2025.03 – </w:t>
                             </w:r>
                             <w:r>
                               <w:rPr>
@@ -10597,55 +10857,7 @@
                                 <w:sz w:val="24"/>
                                 <w:szCs w:val="24"/>
                               </w:rPr>
-                              <w:t xml:space="preserve">        </w:t>
-                            </w:r>
-                            <w:r>
-                              <w:rPr>
-                                <w:rFonts w:ascii="黑体" w:eastAsia="黑体" w:hAnsi="黑体" w:cs="Times New Roman"/>
-                                <w:b/>
-                                <w:bCs/>
-                                <w:sz w:val="24"/>
-                                <w:szCs w:val="24"/>
-                              </w:rPr>
-                              <w:t>mentor:</w:t>
-                            </w:r>
-                            <w:r>
-                              <w:rPr>
-                                <w:rFonts w:hint="eastAsia"/>
-                                <w:b/>
-                                <w:bCs/>
-                              </w:rPr>
-                              <w:t xml:space="preserve"> </w:t>
-                            </w:r>
-                            <w:r>
-                              <w:rPr>
-                                <w:rFonts w:ascii="黑体" w:eastAsia="黑体" w:hAnsi="黑体" w:cs="Times New Roman" w:hint="eastAsia"/>
-                                <w:b/>
-                                <w:bCs/>
-                                <w:sz w:val="24"/>
-                                <w:szCs w:val="24"/>
-                              </w:rPr>
-                              <w:t xml:space="preserve">曹绍升        </w:t>
-                            </w:r>
-                            <w:r>
-                              <w:rPr>
-                                <w:rFonts w:ascii="黑体" w:eastAsia="黑体" w:hAnsi="黑体" w:cs="Times New Roman"/>
-                                <w:b/>
-                                <w:bCs/>
-                                <w:sz w:val="24"/>
-                                <w:szCs w:val="24"/>
-                              </w:rPr>
-                              <w:t xml:space="preserve">2025.03 – </w:t>
-                            </w:r>
-                            <w:r>
-                              <w:rPr>
-                                <w:rFonts w:ascii="黑体" w:eastAsia="黑体" w:hAnsi="黑体" w:cs="Times New Roman" w:hint="eastAsia"/>
-                                <w:b/>
-                                <w:bCs/>
-                                <w:sz w:val="24"/>
-                                <w:szCs w:val="24"/>
-                              </w:rPr>
-                              <w:t>至今</w:t>
+                              <w:t>2025.06</w:t>
                             </w:r>
                           </w:p>
                         </w:txbxContent>
@@ -10667,7 +10879,7 @@
           </mc:Choice>
           <mc:Fallback>
             <w:pict>
-              <v:shape w14:anchorId="3294657D" id="_x0000_s1042" type="#_x0000_t202" style="position:absolute;margin-left:11.5pt;margin-top:574pt;width:565.3pt;height:23.4pt;z-index:251719680;visibility:visible;mso-wrap-style:square;mso-width-percent:0;mso-height-percent:0;mso-wrap-distance-left:9pt;mso-wrap-distance-top:3.6pt;mso-wrap-distance-right:9pt;mso-wrap-distance-bottom:3.6pt;mso-position-horizontal:absolute;mso-position-horizontal-relative:margin;mso-position-vertical:absolute;mso-position-vertical-relative:text;mso-width-percent:0;mso-height-percent:0;mso-width-relative:margin;mso-height-relative:margin;v-text-anchor:top" o:gfxdata="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" stroked="f">
+              <v:shape w14:anchorId="3294657D" id="_x0000_s1046" type="#_x0000_t202" style="position:absolute;margin-left:11.5pt;margin-top:574pt;width:565.3pt;height:23.4pt;z-index:251719680;visibility:visible;mso-wrap-style:square;mso-width-percent:0;mso-height-percent:0;mso-wrap-distance-left:9pt;mso-wrap-distance-top:3.6pt;mso-wrap-distance-right:9pt;mso-wrap-distance-bottom:3.6pt;mso-position-horizontal:absolute;mso-position-horizontal-relative:margin;mso-position-vertical:absolute;mso-position-vertical-relative:text;mso-width-percent:0;mso-height-percent:0;mso-width-relative:margin;mso-height-relative:margin;v-text-anchor:top" o:gfxdata="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" stroked="f">
                 <v:textbox>
                   <w:txbxContent>
                     <w:p>
@@ -10676,13 +10888,43 @@
                         <w:snapToGrid w:val="0"/>
                         <w:spacing w:afterLines="50" w:after="120"/>
                         <w:rPr>
+                          <w:rFonts w:ascii="黑体" w:eastAsia="黑体" w:hAnsi="黑体" w:cs="Times New Roman" w:hint="eastAsia"/>
+                          <w:b/>
+                          <w:bCs/>
+                          <w:sz w:val="24"/>
+                          <w:szCs w:val="24"/>
+                        </w:rPr>
+                      </w:pPr>
+                      <w:r>
+                        <w:rPr>
+                          <w:rFonts w:ascii="黑体" w:eastAsia="黑体" w:hAnsi="黑体" w:cs="Times New Roman" w:hint="eastAsia"/>
+                          <w:b/>
+                          <w:bCs/>
+                          <w:sz w:val="24"/>
+                          <w:szCs w:val="24"/>
+                        </w:rPr>
+                        <w:t>小红书</w:t>
+                      </w:r>
+                      <w:r>
+                        <w:rPr>
                           <w:rFonts w:ascii="黑体" w:eastAsia="黑体" w:hAnsi="黑体" w:cs="Times New Roman"/>
                           <w:b/>
                           <w:bCs/>
                           <w:sz w:val="24"/>
                           <w:szCs w:val="24"/>
                         </w:rPr>
-                      </w:pPr>
+                        <w:t xml:space="preserve"> - 社区NLP算法 - 大模型Post-training</w:t>
+                      </w:r>
+                      <w:r>
+                        <w:rPr>
+                          <w:rFonts w:ascii="黑体" w:eastAsia="黑体" w:hAnsi="黑体" w:cs="Times New Roman"/>
+                          <w:b/>
+                          <w:bCs/>
+                          <w:sz w:val="24"/>
+                          <w:szCs w:val="24"/>
+                        </w:rPr>
+                        <w:tab/>
+                      </w:r>
                       <w:r>
                         <w:rPr>
                           <w:rFonts w:ascii="黑体" w:eastAsia="黑体" w:hAnsi="黑体" w:cs="Times New Roman" w:hint="eastAsia"/>
@@ -10691,7 +10933,7 @@
                           <w:sz w:val="24"/>
                           <w:szCs w:val="24"/>
                         </w:rPr>
-                        <w:t>小红书</w:t>
+                        <w:t xml:space="preserve">        </w:t>
                       </w:r>
                       <w:r>
                         <w:rPr>
@@ -10701,7 +10943,25 @@
                           <w:sz w:val="24"/>
                           <w:szCs w:val="24"/>
                         </w:rPr>
-                        <w:t xml:space="preserve"> - 社区NLP算法 - 大模型Post-training</w:t>
+                        <w:t>mentor:</w:t>
+                      </w:r>
+                      <w:r>
+                        <w:rPr>
+                          <w:rFonts w:hint="eastAsia"/>
+                          <w:b/>
+                          <w:bCs/>
+                        </w:rPr>
+                        <w:t xml:space="preserve"> </w:t>
+                      </w:r>
+                      <w:r>
+                        <w:rPr>
+                          <w:rFonts w:ascii="黑体" w:eastAsia="黑体" w:hAnsi="黑体" w:cs="Times New Roman" w:hint="eastAsia"/>
+                          <w:b/>
+                          <w:bCs/>
+                          <w:sz w:val="24"/>
+                          <w:szCs w:val="24"/>
+                        </w:rPr>
+                        <w:t xml:space="preserve">曹绍升        </w:t>
                       </w:r>
                       <w:r>
                         <w:rPr>
@@ -10711,7 +10971,7 @@
                           <w:sz w:val="24"/>
                           <w:szCs w:val="24"/>
                         </w:rPr>
-                        <w:tab/>
+                        <w:t xml:space="preserve">2025.03 – </w:t>
                       </w:r>
                       <w:r>
                         <w:rPr>
@@ -10721,55 +10981,7 @@
                           <w:sz w:val="24"/>
                           <w:szCs w:val="24"/>
                         </w:rPr>
-                        <w:t xml:space="preserve">        </w:t>
-                      </w:r>
-                      <w:r>
-                        <w:rPr>
-                          <w:rFonts w:ascii="黑体" w:eastAsia="黑体" w:hAnsi="黑体" w:cs="Times New Roman"/>
-                          <w:b/>
-                          <w:bCs/>
-                          <w:sz w:val="24"/>
-                          <w:szCs w:val="24"/>
-                        </w:rPr>
-                        <w:t>mentor:</w:t>
-                      </w:r>
-                      <w:r>
-                        <w:rPr>
-                          <w:rFonts w:hint="eastAsia"/>
-                          <w:b/>
-                          <w:bCs/>
-                        </w:rPr>
-                        <w:t xml:space="preserve"> </w:t>
-                      </w:r>
-                      <w:r>
-                        <w:rPr>
-                          <w:rFonts w:ascii="黑体" w:eastAsia="黑体" w:hAnsi="黑体" w:cs="Times New Roman" w:hint="eastAsia"/>
-                          <w:b/>
-                          <w:bCs/>
-                          <w:sz w:val="24"/>
-                          <w:szCs w:val="24"/>
-                        </w:rPr>
-                        <w:t xml:space="preserve">曹绍升        </w:t>
-                      </w:r>
-                      <w:r>
-                        <w:rPr>
-                          <w:rFonts w:ascii="黑体" w:eastAsia="黑体" w:hAnsi="黑体" w:cs="Times New Roman"/>
-                          <w:b/>
-                          <w:bCs/>
-                          <w:sz w:val="24"/>
-                          <w:szCs w:val="24"/>
-                        </w:rPr>
-                        <w:t xml:space="preserve">2025.03 – </w:t>
-                      </w:r>
-                      <w:r>
-                        <w:rPr>
-                          <w:rFonts w:ascii="黑体" w:eastAsia="黑体" w:hAnsi="黑体" w:cs="Times New Roman" w:hint="eastAsia"/>
-                          <w:b/>
-                          <w:bCs/>
-                          <w:sz w:val="24"/>
-                          <w:szCs w:val="24"/>
-                        </w:rPr>
-                        <w:t>至今</w:t>
+                        <w:t>2025.06</w:t>
                       </w:r>
                     </w:p>
                   </w:txbxContent>
@@ -11811,7 +12023,7 @@
         <mc:AlternateContent>
           <mc:Choice Requires="wpg">
             <w:drawing>
-              <wp:anchor distT="0" distB="0" distL="114300" distR="114300" simplePos="0" relativeHeight="251711488" behindDoc="0" locked="0" layoutInCell="1" allowOverlap="1" wp14:anchorId="5D69C94B" wp14:editId="5CE8AC26">
+              <wp:anchor distT="0" distB="0" distL="114300" distR="114300" simplePos="0" relativeHeight="251711488" behindDoc="0" locked="0" layoutInCell="1" allowOverlap="1" wp14:anchorId="5D69C94B" wp14:editId="722047F4">
                 <wp:simplePos x="0" y="0"/>
                 <wp:positionH relativeFrom="column">
                   <wp:posOffset>118745</wp:posOffset>
@@ -11959,9 +12171,9 @@
           </mc:Choice>
           <mc:Fallback>
             <w:pict>
-              <v:group w14:anchorId="5D69C94B" id="_x0000_s1045" style="position:absolute;margin-left:9.35pt;margin-top:396.7pt;width:570.25pt;height:29.45pt;z-index:251711488;mso-width-relative:margin;mso-height-relative:margin" coordorigin="3339,-26639" coordsize="69017,3743" o:gfxdata="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">
-                <v:rect id="矩形 200" o:spid="_x0000_s1046" style="position:absolute;left:3816;top:-23220;width:68540;height:324;visibility:visible;mso-wrap-style:square;v-text-anchor:middle" o:gfxdata="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" fillcolor="#224461" stroked="f" strokeweight="1pt"/>
-                <v:shape id="Text Box 8" o:spid="_x0000_s1047" type="#_x0000_t202" style="position:absolute;left:3339;top:-26639;width:10092;height:3738;visibility:visible;mso-wrap-style:square;v-text-anchor:top" o:gfxdata="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" filled="f" stroked="f">
+              <v:group w14:anchorId="5D69C94B" id="_x0000_s1049" style="position:absolute;margin-left:9.35pt;margin-top:396.7pt;width:570.25pt;height:29.45pt;z-index:251711488;mso-width-relative:margin;mso-height-relative:margin" coordorigin="3339,-26639" coordsize="69017,3743" o:gfxdata="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">
+                <v:rect id="矩形 200" o:spid="_x0000_s1050" style="position:absolute;left:3816;top:-23220;width:68540;height:324;visibility:visible;mso-wrap-style:square;v-text-anchor:middle" o:gfxdata="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" fillcolor="#224461" stroked="f" strokeweight="1pt"/>
+                <v:shape id="Text Box 8" o:spid="_x0000_s1051" type="#_x0000_t202" style="position:absolute;left:3339;top:-26639;width:10092;height:3738;visibility:visible;mso-wrap-style:square;v-text-anchor:top" o:gfxdata="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" filled="f" stroked="f">
                   <v:textbox>
                     <w:txbxContent>
                       <w:p>
@@ -11986,946 +12198,6 @@
                             <w:szCs w:val="28"/>
                           </w:rPr>
                           <w:t>实习经历</w:t>
-                        </w:r>
-                      </w:p>
-                    </w:txbxContent>
-                  </v:textbox>
-                </v:shape>
-              </v:group>
-            </w:pict>
-          </mc:Fallback>
-        </mc:AlternateContent>
-      </w:r>
-      <w:r>
-        <w:rPr>
-          <w:noProof/>
-        </w:rPr>
-        <mc:AlternateContent>
-          <mc:Choice Requires="wps">
-            <w:drawing>
-              <wp:anchor distT="45720" distB="45720" distL="114300" distR="114300" simplePos="0" relativeHeight="251679744" behindDoc="0" locked="0" layoutInCell="1" allowOverlap="1" wp14:anchorId="5E4D63B2" wp14:editId="64E85318">
-                <wp:simplePos x="0" y="0"/>
-                <wp:positionH relativeFrom="margin">
-                  <wp:posOffset>85725</wp:posOffset>
-                </wp:positionH>
-                <wp:positionV relativeFrom="paragraph">
-                  <wp:posOffset>9324975</wp:posOffset>
-                </wp:positionV>
-                <wp:extent cx="7302500" cy="1314450"/>
-                <wp:effectExtent l="0" t="0" r="0" b="0"/>
-                <wp:wrapSquare wrapText="bothSides"/>
-                <wp:docPr id="841587655" name="文本框 3"/>
-                <wp:cNvGraphicFramePr>
-                  <a:graphicFrameLocks xmlns:a="http://schemas.openxmlformats.org/drawingml/2006/main"/>
-                </wp:cNvGraphicFramePr>
-                <a:graphic xmlns:a="http://schemas.openxmlformats.org/drawingml/2006/main">
-                  <a:graphicData uri="http://schemas.microsoft.com/office/word/2010/wordprocessingShape">
-                    <wps:wsp>
-                      <wps:cNvSpPr txBox="1">
-                        <a:spLocks noChangeArrowheads="1"/>
-                      </wps:cNvSpPr>
-                      <wps:spPr bwMode="auto">
-                        <a:xfrm>
-                          <a:off x="0" y="0"/>
-                          <a:ext cx="7302500" cy="1314450"/>
-                        </a:xfrm>
-                        <a:prstGeom prst="rect">
-                          <a:avLst/>
-                        </a:prstGeom>
-                        <a:solidFill>
-                          <a:srgbClr val="FFFFFF"/>
-                        </a:solidFill>
-                        <a:ln w="9525">
-                          <a:noFill/>
-                          <a:miter lim="800000"/>
-                          <a:headEnd/>
-                          <a:tailEnd/>
-                        </a:ln>
-                      </wps:spPr>
-                      <wps:txbx>
-                        <w:txbxContent>
-                          <w:p>
-                            <w:pPr>
-                              <w:pStyle w:val="a3"/>
-                              <w:numPr>
-                                <w:ilvl w:val="0"/>
-                                <w:numId w:val="15"/>
-                              </w:numPr>
-                              <w:adjustRightInd w:val="0"/>
-                              <w:snapToGrid w:val="0"/>
-                              <w:spacing w:line="276" w:lineRule="auto"/>
-                              <w:ind w:firstLineChars="0"/>
-                              <w:jc w:val="left"/>
-                              <w:rPr>
-                                <w:rFonts w:ascii="黑体" w:eastAsia="黑体" w:hAnsi="黑体"/>
-                                <w:sz w:val="24"/>
-                                <w:szCs w:val="24"/>
-                              </w:rPr>
-                            </w:pPr>
-                            <w:r>
-                              <w:rPr>
-                                <w:rFonts w:ascii="黑体" w:eastAsia="黑体" w:hAnsi="黑体" w:hint="eastAsia"/>
-                                <w:sz w:val="24"/>
-                                <w:szCs w:val="24"/>
-                              </w:rPr>
-                              <w:t>KDD</w:t>
-                            </w:r>
-                            <w:r>
-                              <w:rPr>
-                                <w:rFonts w:ascii="黑体" w:eastAsia="黑体" w:hAnsi="黑体" w:hint="eastAsia"/>
-                                <w:sz w:val="24"/>
-                                <w:szCs w:val="24"/>
-                              </w:rPr>
-                              <w:t xml:space="preserve"> </w:t>
-                            </w:r>
-                            <w:r>
-                              <w:rPr>
-                                <w:rFonts w:ascii="黑体" w:eastAsia="黑体" w:hAnsi="黑体" w:hint="eastAsia"/>
-                                <w:sz w:val="24"/>
-                                <w:szCs w:val="24"/>
-                              </w:rPr>
-                              <w:t>Cup</w:t>
-                            </w:r>
-                            <w:r>
-                              <w:rPr>
-                                <w:rFonts w:ascii="黑体" w:eastAsia="黑体" w:hAnsi="黑体" w:hint="eastAsia"/>
-                                <w:sz w:val="24"/>
-                                <w:szCs w:val="24"/>
-                              </w:rPr>
-                              <w:t xml:space="preserve"> </w:t>
-                            </w:r>
-                            <w:r>
-                              <w:rPr>
-                                <w:rFonts w:ascii="黑体" w:eastAsia="黑体" w:hAnsi="黑体" w:hint="eastAsia"/>
-                                <w:sz w:val="24"/>
-                                <w:szCs w:val="24"/>
-                              </w:rPr>
-                              <w:t>2024</w:t>
-                            </w:r>
-                            <w:r>
-                              <w:rPr>
-                                <w:rFonts w:ascii="黑体" w:eastAsia="黑体" w:hAnsi="黑体" w:hint="eastAsia"/>
-                                <w:sz w:val="24"/>
-                                <w:szCs w:val="24"/>
-                              </w:rPr>
-                              <w:t>知识</w:t>
-                            </w:r>
-                            <w:r>
-                              <w:rPr>
-                                <w:rFonts w:ascii="黑体" w:eastAsia="黑体" w:hAnsi="黑体" w:hint="eastAsia"/>
-                                <w:sz w:val="24"/>
-                                <w:szCs w:val="24"/>
-                              </w:rPr>
-                              <w:t>推理赛道</w:t>
-                            </w:r>
-                            <w:r>
-                              <w:rPr>
-                                <w:rFonts w:ascii="黑体" w:eastAsia="黑体" w:hAnsi="黑体" w:hint="eastAsia"/>
-                                <w:sz w:val="24"/>
-                                <w:szCs w:val="24"/>
-                              </w:rPr>
-                              <w:t xml:space="preserve"> Top 2（</w:t>
-                            </w:r>
-                            <w:r>
-                              <w:rPr>
-                                <w:rFonts w:ascii="黑体" w:eastAsia="黑体" w:hAnsi="黑体" w:hint="eastAsia"/>
-                                <w:b/>
-                                <w:bCs/>
-                                <w:sz w:val="24"/>
-                                <w:szCs w:val="24"/>
-                              </w:rPr>
-                              <w:t>Best Student Team Award</w:t>
-                            </w:r>
-                            <w:r>
-                              <w:rPr>
-                                <w:rFonts w:ascii="黑体" w:eastAsia="黑体" w:hAnsi="黑体" w:hint="eastAsia"/>
-                                <w:b/>
-                                <w:bCs/>
-                                <w:sz w:val="24"/>
-                                <w:szCs w:val="24"/>
-                              </w:rPr>
-                              <w:t>, TEAM LEAD</w:t>
-                            </w:r>
-                            <w:r>
-                              <w:rPr>
-                                <w:rFonts w:ascii="黑体" w:eastAsia="黑体" w:hAnsi="黑体" w:hint="eastAsia"/>
-                                <w:sz w:val="24"/>
-                                <w:szCs w:val="24"/>
-                              </w:rPr>
-                              <w:t>）</w:t>
-                            </w:r>
-                            <w:r>
-                              <w:rPr>
-                                <w:rFonts w:ascii="黑体" w:eastAsia="黑体" w:hAnsi="黑体" w:hint="eastAsia"/>
-                                <w:sz w:val="24"/>
-                                <w:szCs w:val="24"/>
-                              </w:rPr>
-                              <w:t>，全赛道Top 5</w:t>
-                            </w:r>
-                          </w:p>
-                          <w:p>
-                            <w:pPr>
-                              <w:pStyle w:val="a3"/>
-                              <w:numPr>
-                                <w:ilvl w:val="0"/>
-                                <w:numId w:val="15"/>
-                              </w:numPr>
-                              <w:adjustRightInd w:val="0"/>
-                              <w:snapToGrid w:val="0"/>
-                              <w:spacing w:line="276" w:lineRule="auto"/>
-                              <w:ind w:firstLineChars="0"/>
-                              <w:jc w:val="left"/>
-                              <w:rPr>
-                                <w:rFonts w:ascii="黑体" w:eastAsia="黑体" w:hAnsi="黑体"/>
-                                <w:sz w:val="24"/>
-                                <w:szCs w:val="24"/>
-                              </w:rPr>
-                            </w:pPr>
-                            <w:r>
-                              <w:rPr>
-                                <w:rFonts w:ascii="黑体" w:eastAsia="黑体" w:hAnsi="黑体" w:hint="eastAsia"/>
-                                <w:sz w:val="24"/>
-                                <w:szCs w:val="24"/>
-                              </w:rPr>
-                              <w:t>曾</w:t>
-                            </w:r>
-                            <w:r>
-                              <w:rPr>
-                                <w:rFonts w:ascii="黑体" w:eastAsia="黑体" w:hAnsi="黑体" w:hint="eastAsia"/>
-                                <w:sz w:val="24"/>
-                                <w:szCs w:val="24"/>
-                              </w:rPr>
-                              <w:t>运营公众号“深度学习自然语言处理”</w:t>
-                            </w:r>
-                            <w:r>
-                              <w:rPr>
-                                <w:rFonts w:ascii="黑体" w:eastAsia="黑体" w:hAnsi="黑体" w:hint="eastAsia"/>
-                                <w:sz w:val="24"/>
-                                <w:szCs w:val="24"/>
-                              </w:rPr>
-                              <w:t>（</w:t>
-                            </w:r>
-                            <w:r>
-                              <w:rPr>
-                                <w:rFonts w:ascii="黑体" w:eastAsia="黑体" w:hAnsi="黑体" w:hint="eastAsia"/>
-                                <w:sz w:val="24"/>
-                                <w:szCs w:val="24"/>
-                              </w:rPr>
-                              <w:t>10w订阅</w:t>
-                            </w:r>
-                            <w:r>
-                              <w:rPr>
-                                <w:rFonts w:ascii="黑体" w:eastAsia="黑体" w:hAnsi="黑体" w:hint="eastAsia"/>
-                                <w:sz w:val="24"/>
-                                <w:szCs w:val="24"/>
-                              </w:rPr>
-                              <w:t>）</w:t>
-                            </w:r>
-                          </w:p>
-                          <w:p>
-                            <w:pPr>
-                              <w:pStyle w:val="a3"/>
-                              <w:numPr>
-                                <w:ilvl w:val="0"/>
-                                <w:numId w:val="15"/>
-                              </w:numPr>
-                              <w:adjustRightInd w:val="0"/>
-                              <w:snapToGrid w:val="0"/>
-                              <w:spacing w:line="276" w:lineRule="auto"/>
-                              <w:ind w:firstLineChars="0"/>
-                              <w:jc w:val="left"/>
-                              <w:rPr>
-                                <w:rFonts w:ascii="黑体" w:eastAsia="黑体" w:hAnsi="黑体"/>
-                                <w:sz w:val="24"/>
-                                <w:szCs w:val="24"/>
-                              </w:rPr>
-                            </w:pPr>
-                            <w:r>
-                              <w:rPr>
-                                <w:rFonts w:ascii="黑体" w:eastAsia="黑体" w:hAnsi="黑体" w:hint="eastAsia"/>
-                                <w:sz w:val="24"/>
-                                <w:szCs w:val="24"/>
-                              </w:rPr>
-                              <w:t>创建小红书论文分享账号“</w:t>
-                            </w:r>
-                            <w:proofErr w:type="spellStart"/>
-                            <w:r>
-                              <w:rPr>
-                                <w:rFonts w:ascii="黑体" w:eastAsia="黑体" w:hAnsi="黑体"/>
-                                <w:sz w:val="24"/>
-                                <w:szCs w:val="24"/>
-                              </w:rPr>
-                              <w:t>nlper</w:t>
-                            </w:r>
-                            <w:proofErr w:type="spellEnd"/>
-                            <w:r>
-                              <w:rPr>
-                                <w:rFonts w:ascii="黑体" w:eastAsia="黑体" w:hAnsi="黑体"/>
-                                <w:sz w:val="24"/>
-                                <w:szCs w:val="24"/>
-                              </w:rPr>
-                              <w:t>今天读paper了吗”（1.3w关注）</w:t>
-                            </w:r>
-                          </w:p>
-                          <w:p>
-                            <w:pPr>
-                              <w:pStyle w:val="a3"/>
-                              <w:numPr>
-                                <w:ilvl w:val="0"/>
-                                <w:numId w:val="15"/>
-                              </w:numPr>
-                              <w:adjustRightInd w:val="0"/>
-                              <w:snapToGrid w:val="0"/>
-                              <w:spacing w:line="276" w:lineRule="auto"/>
-                              <w:ind w:firstLineChars="0"/>
-                              <w:jc w:val="left"/>
-                              <w:rPr>
-                                <w:rFonts w:ascii="黑体" w:eastAsia="黑体" w:hAnsi="黑体"/>
-                                <w:sz w:val="24"/>
-                                <w:szCs w:val="24"/>
-                              </w:rPr>
-                            </w:pPr>
-                            <w:r>
-                              <w:rPr>
-                                <w:rFonts w:ascii="黑体" w:eastAsia="黑体" w:hAnsi="黑体" w:hint="eastAsia"/>
-                                <w:sz w:val="24"/>
-                                <w:szCs w:val="24"/>
-                              </w:rPr>
-                              <w:t>深圳高校赛艇联赛男子八人艇季军</w:t>
-                            </w:r>
-                            <w:r>
-                              <w:rPr>
-                                <w:rFonts w:ascii="黑体" w:eastAsia="黑体" w:hAnsi="黑体" w:hint="eastAsia"/>
-                                <w:sz w:val="24"/>
-                                <w:szCs w:val="24"/>
-                              </w:rPr>
-                              <w:t>，</w:t>
-                            </w:r>
-                            <w:r>
-                              <w:rPr>
-                                <w:rFonts w:ascii="黑体" w:eastAsia="黑体" w:hAnsi="黑体" w:hint="eastAsia"/>
-                                <w:sz w:val="24"/>
-                                <w:szCs w:val="24"/>
-                              </w:rPr>
-                              <w:t>篮球国家二级裁判员</w:t>
-                            </w:r>
-                            <w:r>
-                              <w:rPr>
-                                <w:rFonts w:ascii="黑体" w:eastAsia="黑体" w:hAnsi="黑体" w:hint="eastAsia"/>
-                                <w:sz w:val="24"/>
-                                <w:szCs w:val="24"/>
-                              </w:rPr>
-                              <w:t>，半程马拉松150</w:t>
-                            </w:r>
-                          </w:p>
-                          <w:p>
-                            <w:pPr>
-                              <w:pStyle w:val="a3"/>
-                              <w:numPr>
-                                <w:ilvl w:val="0"/>
-                                <w:numId w:val="15"/>
-                              </w:numPr>
-                              <w:adjustRightInd w:val="0"/>
-                              <w:snapToGrid w:val="0"/>
-                              <w:spacing w:line="276" w:lineRule="auto"/>
-                              <w:ind w:firstLineChars="0"/>
-                              <w:jc w:val="left"/>
-                              <w:rPr>
-                                <w:rFonts w:ascii="黑体" w:eastAsia="黑体" w:hAnsi="黑体"/>
-                                <w:sz w:val="24"/>
-                                <w:szCs w:val="24"/>
-                              </w:rPr>
-                            </w:pPr>
-                            <w:r>
-                              <w:rPr>
-                                <w:rFonts w:ascii="Palatino Linotype" w:eastAsia="黑体" w:hAnsi="Palatino Linotype" w:cs="Times New Roman" w:hint="eastAsia"/>
-                                <w:sz w:val="24"/>
-                                <w:szCs w:val="24"/>
-                              </w:rPr>
-                              <w:t>R</w:t>
-                            </w:r>
-                            <w:r>
-                              <w:rPr>
-                                <w:rFonts w:ascii="Palatino Linotype" w:eastAsia="黑体" w:hAnsi="Palatino Linotype" w:cs="Times New Roman"/>
-                                <w:sz w:val="24"/>
-                                <w:szCs w:val="24"/>
-                              </w:rPr>
-                              <w:t>OBOCON</w:t>
-                            </w:r>
-                            <w:r>
-                              <w:rPr>
-                                <w:rFonts w:ascii="黑体" w:eastAsia="黑体" w:hAnsi="黑体" w:hint="eastAsia"/>
-                                <w:sz w:val="24"/>
-                                <w:szCs w:val="24"/>
-                              </w:rPr>
-                              <w:t>全国大学生机器人大赛国家三等奖</w:t>
-                            </w:r>
-                            <w:r>
-                              <w:rPr>
-                                <w:rFonts w:ascii="黑体" w:eastAsia="黑体" w:hAnsi="黑体" w:hint="eastAsia"/>
-                                <w:sz w:val="24"/>
-                                <w:szCs w:val="24"/>
-                              </w:rPr>
-                              <w:t>（电控组）</w:t>
-                            </w:r>
-                          </w:p>
-                        </w:txbxContent>
-                      </wps:txbx>
-                      <wps:bodyPr rot="0" vert="horz" wrap="square" lIns="91440" tIns="45720" rIns="91440" bIns="45720" anchor="t" anchorCtr="0">
-                        <a:noAutofit/>
-                      </wps:bodyPr>
-                    </wps:wsp>
-                  </a:graphicData>
-                </a:graphic>
-                <wp14:sizeRelH relativeFrom="margin">
-                  <wp14:pctWidth>0</wp14:pctWidth>
-                </wp14:sizeRelH>
-                <wp14:sizeRelV relativeFrom="margin">
-                  <wp14:pctHeight>0</wp14:pctHeight>
-                </wp14:sizeRelV>
-              </wp:anchor>
-            </w:drawing>
-          </mc:Choice>
-          <mc:Fallback>
-            <w:pict>
-              <v:shape w14:anchorId="5E4D63B2" id="_x0000_s1048" type="#_x0000_t202" style="position:absolute;margin-left:6.75pt;margin-top:734.25pt;width:575pt;height:103.5pt;z-index:251679744;visibility:visible;mso-wrap-style:square;mso-width-percent:0;mso-height-percent:0;mso-wrap-distance-left:9pt;mso-wrap-distance-top:3.6pt;mso-wrap-distance-right:9pt;mso-wrap-distance-bottom:3.6pt;mso-position-horizontal:absolute;mso-position-horizontal-relative:margin;mso-position-vertical:absolute;mso-position-vertical-relative:text;mso-width-percent:0;mso-height-percent:0;mso-width-relative:margin;mso-height-relative:margin;v-text-anchor:top" o:gfxdata="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" stroked="f">
-                <v:textbox>
-                  <w:txbxContent>
-                    <w:p>
-                      <w:pPr>
-                        <w:pStyle w:val="a3"/>
-                        <w:numPr>
-                          <w:ilvl w:val="0"/>
-                          <w:numId w:val="15"/>
-                        </w:numPr>
-                        <w:adjustRightInd w:val="0"/>
-                        <w:snapToGrid w:val="0"/>
-                        <w:spacing w:line="276" w:lineRule="auto"/>
-                        <w:ind w:firstLineChars="0"/>
-                        <w:jc w:val="left"/>
-                        <w:rPr>
-                          <w:rFonts w:ascii="黑体" w:eastAsia="黑体" w:hAnsi="黑体"/>
-                          <w:sz w:val="24"/>
-                          <w:szCs w:val="24"/>
-                        </w:rPr>
-                      </w:pPr>
-                      <w:r>
-                        <w:rPr>
-                          <w:rFonts w:ascii="黑体" w:eastAsia="黑体" w:hAnsi="黑体" w:hint="eastAsia"/>
-                          <w:sz w:val="24"/>
-                          <w:szCs w:val="24"/>
-                        </w:rPr>
-                        <w:t>KDD</w:t>
-                      </w:r>
-                      <w:r>
-                        <w:rPr>
-                          <w:rFonts w:ascii="黑体" w:eastAsia="黑体" w:hAnsi="黑体" w:hint="eastAsia"/>
-                          <w:sz w:val="24"/>
-                          <w:szCs w:val="24"/>
-                        </w:rPr>
-                        <w:t xml:space="preserve"> </w:t>
-                      </w:r>
-                      <w:r>
-                        <w:rPr>
-                          <w:rFonts w:ascii="黑体" w:eastAsia="黑体" w:hAnsi="黑体" w:hint="eastAsia"/>
-                          <w:sz w:val="24"/>
-                          <w:szCs w:val="24"/>
-                        </w:rPr>
-                        <w:t>Cup</w:t>
-                      </w:r>
-                      <w:r>
-                        <w:rPr>
-                          <w:rFonts w:ascii="黑体" w:eastAsia="黑体" w:hAnsi="黑体" w:hint="eastAsia"/>
-                          <w:sz w:val="24"/>
-                          <w:szCs w:val="24"/>
-                        </w:rPr>
-                        <w:t xml:space="preserve"> </w:t>
-                      </w:r>
-                      <w:r>
-                        <w:rPr>
-                          <w:rFonts w:ascii="黑体" w:eastAsia="黑体" w:hAnsi="黑体" w:hint="eastAsia"/>
-                          <w:sz w:val="24"/>
-                          <w:szCs w:val="24"/>
-                        </w:rPr>
-                        <w:t>2024</w:t>
-                      </w:r>
-                      <w:r>
-                        <w:rPr>
-                          <w:rFonts w:ascii="黑体" w:eastAsia="黑体" w:hAnsi="黑体" w:hint="eastAsia"/>
-                          <w:sz w:val="24"/>
-                          <w:szCs w:val="24"/>
-                        </w:rPr>
-                        <w:t>知识</w:t>
-                      </w:r>
-                      <w:r>
-                        <w:rPr>
-                          <w:rFonts w:ascii="黑体" w:eastAsia="黑体" w:hAnsi="黑体" w:hint="eastAsia"/>
-                          <w:sz w:val="24"/>
-                          <w:szCs w:val="24"/>
-                        </w:rPr>
-                        <w:t>推理赛道</w:t>
-                      </w:r>
-                      <w:r>
-                        <w:rPr>
-                          <w:rFonts w:ascii="黑体" w:eastAsia="黑体" w:hAnsi="黑体" w:hint="eastAsia"/>
-                          <w:sz w:val="24"/>
-                          <w:szCs w:val="24"/>
-                        </w:rPr>
-                        <w:t xml:space="preserve"> Top 2（</w:t>
-                      </w:r>
-                      <w:r>
-                        <w:rPr>
-                          <w:rFonts w:ascii="黑体" w:eastAsia="黑体" w:hAnsi="黑体" w:hint="eastAsia"/>
-                          <w:b/>
-                          <w:bCs/>
-                          <w:sz w:val="24"/>
-                          <w:szCs w:val="24"/>
-                        </w:rPr>
-                        <w:t>Best Student Team Award</w:t>
-                      </w:r>
-                      <w:r>
-                        <w:rPr>
-                          <w:rFonts w:ascii="黑体" w:eastAsia="黑体" w:hAnsi="黑体" w:hint="eastAsia"/>
-                          <w:b/>
-                          <w:bCs/>
-                          <w:sz w:val="24"/>
-                          <w:szCs w:val="24"/>
-                        </w:rPr>
-                        <w:t>, TEAM LEAD</w:t>
-                      </w:r>
-                      <w:r>
-                        <w:rPr>
-                          <w:rFonts w:ascii="黑体" w:eastAsia="黑体" w:hAnsi="黑体" w:hint="eastAsia"/>
-                          <w:sz w:val="24"/>
-                          <w:szCs w:val="24"/>
-                        </w:rPr>
-                        <w:t>）</w:t>
-                      </w:r>
-                      <w:r>
-                        <w:rPr>
-                          <w:rFonts w:ascii="黑体" w:eastAsia="黑体" w:hAnsi="黑体" w:hint="eastAsia"/>
-                          <w:sz w:val="24"/>
-                          <w:szCs w:val="24"/>
-                        </w:rPr>
-                        <w:t>，全赛道Top 5</w:t>
-                      </w:r>
-                    </w:p>
-                    <w:p>
-                      <w:pPr>
-                        <w:pStyle w:val="a3"/>
-                        <w:numPr>
-                          <w:ilvl w:val="0"/>
-                          <w:numId w:val="15"/>
-                        </w:numPr>
-                        <w:adjustRightInd w:val="0"/>
-                        <w:snapToGrid w:val="0"/>
-                        <w:spacing w:line="276" w:lineRule="auto"/>
-                        <w:ind w:firstLineChars="0"/>
-                        <w:jc w:val="left"/>
-                        <w:rPr>
-                          <w:rFonts w:ascii="黑体" w:eastAsia="黑体" w:hAnsi="黑体"/>
-                          <w:sz w:val="24"/>
-                          <w:szCs w:val="24"/>
-                        </w:rPr>
-                      </w:pPr>
-                      <w:r>
-                        <w:rPr>
-                          <w:rFonts w:ascii="黑体" w:eastAsia="黑体" w:hAnsi="黑体" w:hint="eastAsia"/>
-                          <w:sz w:val="24"/>
-                          <w:szCs w:val="24"/>
-                        </w:rPr>
-                        <w:t>曾</w:t>
-                      </w:r>
-                      <w:r>
-                        <w:rPr>
-                          <w:rFonts w:ascii="黑体" w:eastAsia="黑体" w:hAnsi="黑体" w:hint="eastAsia"/>
-                          <w:sz w:val="24"/>
-                          <w:szCs w:val="24"/>
-                        </w:rPr>
-                        <w:t>运营公众号“深度学习自然语言处理”</w:t>
-                      </w:r>
-                      <w:r>
-                        <w:rPr>
-                          <w:rFonts w:ascii="黑体" w:eastAsia="黑体" w:hAnsi="黑体" w:hint="eastAsia"/>
-                          <w:sz w:val="24"/>
-                          <w:szCs w:val="24"/>
-                        </w:rPr>
-                        <w:t>（</w:t>
-                      </w:r>
-                      <w:r>
-                        <w:rPr>
-                          <w:rFonts w:ascii="黑体" w:eastAsia="黑体" w:hAnsi="黑体" w:hint="eastAsia"/>
-                          <w:sz w:val="24"/>
-                          <w:szCs w:val="24"/>
-                        </w:rPr>
-                        <w:t>10w订阅</w:t>
-                      </w:r>
-                      <w:r>
-                        <w:rPr>
-                          <w:rFonts w:ascii="黑体" w:eastAsia="黑体" w:hAnsi="黑体" w:hint="eastAsia"/>
-                          <w:sz w:val="24"/>
-                          <w:szCs w:val="24"/>
-                        </w:rPr>
-                        <w:t>）</w:t>
-                      </w:r>
-                    </w:p>
-                    <w:p>
-                      <w:pPr>
-                        <w:pStyle w:val="a3"/>
-                        <w:numPr>
-                          <w:ilvl w:val="0"/>
-                          <w:numId w:val="15"/>
-                        </w:numPr>
-                        <w:adjustRightInd w:val="0"/>
-                        <w:snapToGrid w:val="0"/>
-                        <w:spacing w:line="276" w:lineRule="auto"/>
-                        <w:ind w:firstLineChars="0"/>
-                        <w:jc w:val="left"/>
-                        <w:rPr>
-                          <w:rFonts w:ascii="黑体" w:eastAsia="黑体" w:hAnsi="黑体"/>
-                          <w:sz w:val="24"/>
-                          <w:szCs w:val="24"/>
-                        </w:rPr>
-                      </w:pPr>
-                      <w:r>
-                        <w:rPr>
-                          <w:rFonts w:ascii="黑体" w:eastAsia="黑体" w:hAnsi="黑体" w:hint="eastAsia"/>
-                          <w:sz w:val="24"/>
-                          <w:szCs w:val="24"/>
-                        </w:rPr>
-                        <w:t>创建小红书论文分享账号“</w:t>
-                      </w:r>
-                      <w:proofErr w:type="spellStart"/>
-                      <w:r>
-                        <w:rPr>
-                          <w:rFonts w:ascii="黑体" w:eastAsia="黑体" w:hAnsi="黑体"/>
-                          <w:sz w:val="24"/>
-                          <w:szCs w:val="24"/>
-                        </w:rPr>
-                        <w:t>nlper</w:t>
-                      </w:r>
-                      <w:proofErr w:type="spellEnd"/>
-                      <w:r>
-                        <w:rPr>
-                          <w:rFonts w:ascii="黑体" w:eastAsia="黑体" w:hAnsi="黑体"/>
-                          <w:sz w:val="24"/>
-                          <w:szCs w:val="24"/>
-                        </w:rPr>
-                        <w:t>今天读paper了吗”（1.3w关注）</w:t>
-                      </w:r>
-                    </w:p>
-                    <w:p>
-                      <w:pPr>
-                        <w:pStyle w:val="a3"/>
-                        <w:numPr>
-                          <w:ilvl w:val="0"/>
-                          <w:numId w:val="15"/>
-                        </w:numPr>
-                        <w:adjustRightInd w:val="0"/>
-                        <w:snapToGrid w:val="0"/>
-                        <w:spacing w:line="276" w:lineRule="auto"/>
-                        <w:ind w:firstLineChars="0"/>
-                        <w:jc w:val="left"/>
-                        <w:rPr>
-                          <w:rFonts w:ascii="黑体" w:eastAsia="黑体" w:hAnsi="黑体"/>
-                          <w:sz w:val="24"/>
-                          <w:szCs w:val="24"/>
-                        </w:rPr>
-                      </w:pPr>
-                      <w:r>
-                        <w:rPr>
-                          <w:rFonts w:ascii="黑体" w:eastAsia="黑体" w:hAnsi="黑体" w:hint="eastAsia"/>
-                          <w:sz w:val="24"/>
-                          <w:szCs w:val="24"/>
-                        </w:rPr>
-                        <w:t>深圳高校赛艇联赛男子八人艇季军</w:t>
-                      </w:r>
-                      <w:r>
-                        <w:rPr>
-                          <w:rFonts w:ascii="黑体" w:eastAsia="黑体" w:hAnsi="黑体" w:hint="eastAsia"/>
-                          <w:sz w:val="24"/>
-                          <w:szCs w:val="24"/>
-                        </w:rPr>
-                        <w:t>，</w:t>
-                      </w:r>
-                      <w:r>
-                        <w:rPr>
-                          <w:rFonts w:ascii="黑体" w:eastAsia="黑体" w:hAnsi="黑体" w:hint="eastAsia"/>
-                          <w:sz w:val="24"/>
-                          <w:szCs w:val="24"/>
-                        </w:rPr>
-                        <w:t>篮球国家二级裁判员</w:t>
-                      </w:r>
-                      <w:r>
-                        <w:rPr>
-                          <w:rFonts w:ascii="黑体" w:eastAsia="黑体" w:hAnsi="黑体" w:hint="eastAsia"/>
-                          <w:sz w:val="24"/>
-                          <w:szCs w:val="24"/>
-                        </w:rPr>
-                        <w:t>，半程马拉松150</w:t>
-                      </w:r>
-                    </w:p>
-                    <w:p>
-                      <w:pPr>
-                        <w:pStyle w:val="a3"/>
-                        <w:numPr>
-                          <w:ilvl w:val="0"/>
-                          <w:numId w:val="15"/>
-                        </w:numPr>
-                        <w:adjustRightInd w:val="0"/>
-                        <w:snapToGrid w:val="0"/>
-                        <w:spacing w:line="276" w:lineRule="auto"/>
-                        <w:ind w:firstLineChars="0"/>
-                        <w:jc w:val="left"/>
-                        <w:rPr>
-                          <w:rFonts w:ascii="黑体" w:eastAsia="黑体" w:hAnsi="黑体"/>
-                          <w:sz w:val="24"/>
-                          <w:szCs w:val="24"/>
-                        </w:rPr>
-                      </w:pPr>
-                      <w:r>
-                        <w:rPr>
-                          <w:rFonts w:ascii="Palatino Linotype" w:eastAsia="黑体" w:hAnsi="Palatino Linotype" w:cs="Times New Roman" w:hint="eastAsia"/>
-                          <w:sz w:val="24"/>
-                          <w:szCs w:val="24"/>
-                        </w:rPr>
-                        <w:t>R</w:t>
-                      </w:r>
-                      <w:r>
-                        <w:rPr>
-                          <w:rFonts w:ascii="Palatino Linotype" w:eastAsia="黑体" w:hAnsi="Palatino Linotype" w:cs="Times New Roman"/>
-                          <w:sz w:val="24"/>
-                          <w:szCs w:val="24"/>
-                        </w:rPr>
-                        <w:t>OBOCON</w:t>
-                      </w:r>
-                      <w:r>
-                        <w:rPr>
-                          <w:rFonts w:ascii="黑体" w:eastAsia="黑体" w:hAnsi="黑体" w:hint="eastAsia"/>
-                          <w:sz w:val="24"/>
-                          <w:szCs w:val="24"/>
-                        </w:rPr>
-                        <w:t>全国大学生机器人大赛国家三等奖</w:t>
-                      </w:r>
-                      <w:r>
-                        <w:rPr>
-                          <w:rFonts w:ascii="黑体" w:eastAsia="黑体" w:hAnsi="黑体" w:hint="eastAsia"/>
-                          <w:sz w:val="24"/>
-                          <w:szCs w:val="24"/>
-                        </w:rPr>
-                        <w:t>（电控组）</w:t>
-                      </w:r>
-                    </w:p>
-                  </w:txbxContent>
-                </v:textbox>
-                <w10:wrap type="square" anchorx="margin"/>
-              </v:shape>
-            </w:pict>
-          </mc:Fallback>
-        </mc:AlternateContent>
-      </w:r>
-      <w:r>
-        <w:rPr>
-          <w:noProof/>
-        </w:rPr>
-        <mc:AlternateContent>
-          <mc:Choice Requires="wpg">
-            <w:drawing>
-              <wp:anchor distT="0" distB="0" distL="114300" distR="114300" simplePos="0" relativeHeight="251678720" behindDoc="0" locked="0" layoutInCell="1" allowOverlap="1" wp14:anchorId="017CD74E" wp14:editId="5DBED26B">
-                <wp:simplePos x="0" y="0"/>
-                <wp:positionH relativeFrom="column">
-                  <wp:posOffset>116840</wp:posOffset>
-                </wp:positionH>
-                <wp:positionV relativeFrom="paragraph">
-                  <wp:posOffset>8957945</wp:posOffset>
-                </wp:positionV>
-                <wp:extent cx="7242175" cy="374015"/>
-                <wp:effectExtent l="0" t="0" r="0" b="6985"/>
-                <wp:wrapNone/>
-                <wp:docPr id="787507303" name="组合 198"/>
-                <wp:cNvGraphicFramePr>
-                  <a:graphicFrameLocks xmlns:a="http://schemas.openxmlformats.org/drawingml/2006/main"/>
-                </wp:cNvGraphicFramePr>
-                <a:graphic xmlns:a="http://schemas.openxmlformats.org/drawingml/2006/main">
-                  <a:graphicData uri="http://schemas.microsoft.com/office/word/2010/wordprocessingGroup">
-                    <wpg:wgp>
-                      <wpg:cNvGrpSpPr>
-                        <a:grpSpLocks/>
-                      </wpg:cNvGrpSpPr>
-                      <wpg:grpSpPr bwMode="auto">
-                        <a:xfrm>
-                          <a:off x="0" y="0"/>
-                          <a:ext cx="7242175" cy="374015"/>
-                          <a:chOff x="3339" y="-26639"/>
-                          <a:chExt cx="69017" cy="3743"/>
-                        </a:xfrm>
-                      </wpg:grpSpPr>
-                      <wps:wsp>
-                        <wps:cNvPr id="1782012017" name="矩形 200"/>
-                        <wps:cNvSpPr>
-                          <a:spLocks noChangeArrowheads="1"/>
-                        </wps:cNvSpPr>
-                        <wps:spPr bwMode="auto">
-                          <a:xfrm>
-                            <a:off x="3816" y="-23220"/>
-                            <a:ext cx="68540" cy="324"/>
-                          </a:xfrm>
-                          <a:prstGeom prst="rect">
-                            <a:avLst/>
-                          </a:prstGeom>
-                          <a:solidFill>
-                            <a:srgbClr val="224461"/>
-                          </a:solidFill>
-                          <a:ln>
-                            <a:noFill/>
-                          </a:ln>
-                          <a:extLst>
-                            <a:ext uri="{91240B29-F687-4F45-9708-019B960494DF}">
-                              <a14:hiddenLine xmlns:a14="http://schemas.microsoft.com/office/drawing/2010/main" w="12700">
-                                <a:solidFill>
-                                  <a:srgbClr val="000000"/>
-                                </a:solidFill>
-                                <a:miter lim="800000"/>
-                                <a:headEnd/>
-                                <a:tailEnd/>
-                              </a14:hiddenLine>
-                            </a:ext>
-                          </a:extLst>
-                        </wps:spPr>
-                        <wps:bodyPr rot="0" vert="horz" wrap="square" lIns="91440" tIns="45720" rIns="91440" bIns="45720" anchor="ctr" anchorCtr="0" upright="1">
-                          <a:noAutofit/>
-                        </wps:bodyPr>
-                      </wps:wsp>
-                      <wps:wsp>
-                        <wps:cNvPr id="1552183714" name="Text Box 8"/>
-                        <wps:cNvSpPr txBox="1">
-                          <a:spLocks noChangeArrowheads="1"/>
-                        </wps:cNvSpPr>
-                        <wps:spPr bwMode="auto">
-                          <a:xfrm>
-                            <a:off x="3339" y="-26639"/>
-                            <a:ext cx="10092" cy="3738"/>
-                          </a:xfrm>
-                          <a:prstGeom prst="rect">
-                            <a:avLst/>
-                          </a:prstGeom>
-                          <a:noFill/>
-                          <a:ln>
-                            <a:noFill/>
-                          </a:ln>
-                          <a:extLst>
-                            <a:ext uri="{909E8E84-426E-40DD-AFC4-6F175D3DCCD1}">
-                              <a14:hiddenFill xmlns:a14="http://schemas.microsoft.com/office/drawing/2010/main">
-                                <a:solidFill>
-                                  <a:srgbClr val="FFFFFF"/>
-                                </a:solidFill>
-                              </a14:hiddenFill>
-                            </a:ext>
-                            <a:ext uri="{91240B29-F687-4F45-9708-019B960494DF}">
-                              <a14:hiddenLine xmlns:a14="http://schemas.microsoft.com/office/drawing/2010/main" w="9525">
-                                <a:solidFill>
-                                  <a:srgbClr val="000000"/>
-                                </a:solidFill>
-                                <a:miter lim="800000"/>
-                                <a:headEnd/>
-                                <a:tailEnd/>
-                              </a14:hiddenLine>
-                            </a:ext>
-                          </a:extLst>
-                        </wps:spPr>
-                        <wps:txbx>
-                          <w:txbxContent>
-                            <w:p>
-                              <w:pPr>
-                                <w:adjustRightInd w:val="0"/>
-                                <w:snapToGrid w:val="0"/>
-                                <w:jc w:val="distribute"/>
-                                <w:rPr>
-                                  <w:rFonts w:ascii="微软雅黑" w:eastAsia="微软雅黑" w:hAnsi="微软雅黑"/>
-                                  <w:b/>
-                                  <w:bCs/>
-                                  <w:sz w:val="28"/>
-                                  <w:szCs w:val="28"/>
-                                </w:rPr>
-                              </w:pPr>
-                              <w:r>
-                                <w:rPr>
-                                  <w:rFonts w:ascii="微软雅黑" w:eastAsia="微软雅黑" w:hAnsi="微软雅黑" w:hint="eastAsia"/>
-                                  <w:b/>
-                                  <w:bCs/>
-                                  <w:sz w:val="28"/>
-                                  <w:szCs w:val="28"/>
-                                </w:rPr>
-                                <w:t>其他</w:t>
-                              </w:r>
-                              <w:r>
-                                <w:rPr>
-                                  <w:rFonts w:ascii="微软雅黑" w:eastAsia="微软雅黑" w:hAnsi="微软雅黑" w:hint="eastAsia"/>
-                                  <w:b/>
-                                  <w:bCs/>
-                                  <w:sz w:val="28"/>
-                                  <w:szCs w:val="28"/>
-                                </w:rPr>
-                                <w:t>经历</w:t>
-                              </w:r>
-                            </w:p>
-                          </w:txbxContent>
-                        </wps:txbx>
-                        <wps:bodyPr rot="0" vert="horz" wrap="square" lIns="91440" tIns="45720" rIns="91440" bIns="45720" anchor="t" anchorCtr="0" upright="1">
-                          <a:noAutofit/>
-                        </wps:bodyPr>
-                      </wps:wsp>
-                    </wpg:wgp>
-                  </a:graphicData>
-                </a:graphic>
-                <wp14:sizeRelH relativeFrom="margin">
-                  <wp14:pctWidth>0</wp14:pctWidth>
-                </wp14:sizeRelH>
-                <wp14:sizeRelV relativeFrom="margin">
-                  <wp14:pctHeight>0</wp14:pctHeight>
-                </wp14:sizeRelV>
-              </wp:anchor>
-            </w:drawing>
-          </mc:Choice>
-          <mc:Fallback>
-            <w:pict>
-              <v:group w14:anchorId="017CD74E" id="_x0000_s1049" style="position:absolute;margin-left:9.2pt;margin-top:705.35pt;width:570.25pt;height:29.45pt;z-index:251678720;mso-width-relative:margin;mso-height-relative:margin" coordorigin="3339,-26639" coordsize="69017,3743" o:gfxdata="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">
-                <v:rect id="矩形 200" o:spid="_x0000_s1050" style="position:absolute;left:3816;top:-23220;width:68540;height:324;visibility:visible;mso-wrap-style:square;v-text-anchor:middle" o:gfxdata="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" fillcolor="#224461" stroked="f" strokeweight="1pt"/>
-                <v:shape id="Text Box 8" o:spid="_x0000_s1051" type="#_x0000_t202" style="position:absolute;left:3339;top:-26639;width:10092;height:3738;visibility:visible;mso-wrap-style:square;v-text-anchor:top" o:gfxdata="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" filled="f" stroked="f">
-                  <v:textbox>
-                    <w:txbxContent>
-                      <w:p>
-                        <w:pPr>
-                          <w:adjustRightInd w:val="0"/>
-                          <w:snapToGrid w:val="0"/>
-                          <w:jc w:val="distribute"/>
-                          <w:rPr>
-                            <w:rFonts w:ascii="微软雅黑" w:eastAsia="微软雅黑" w:hAnsi="微软雅黑"/>
-                            <w:b/>
-                            <w:bCs/>
-                            <w:sz w:val="28"/>
-                            <w:szCs w:val="28"/>
-                          </w:rPr>
-                        </w:pPr>
-                        <w:r>
-                          <w:rPr>
-                            <w:rFonts w:ascii="微软雅黑" w:eastAsia="微软雅黑" w:hAnsi="微软雅黑" w:hint="eastAsia"/>
-                            <w:b/>
-                            <w:bCs/>
-                            <w:sz w:val="28"/>
-                            <w:szCs w:val="28"/>
-                          </w:rPr>
-                          <w:t>其他</w:t>
-                        </w:r>
-                        <w:r>
-                          <w:rPr>
-                            <w:rFonts w:ascii="微软雅黑" w:eastAsia="微软雅黑" w:hAnsi="微软雅黑" w:hint="eastAsia"/>
-                            <w:b/>
-                            <w:bCs/>
-                            <w:sz w:val="28"/>
-                            <w:szCs w:val="28"/>
-                          </w:rPr>
-                          <w:t>经历</w:t>
                         </w:r>
                       </w:p>
                     </w:txbxContent>
